--- a/resources/templates/Blanko Pendaftaran CG Bain (Simple).docx
+++ b/resources/templates/Blanko Pendaftaran CG Bain (Simple).docx
@@ -1,6 +1,6 @@
 
 <file path=word/document.xml><?xml version="1.0" encoding="utf-8"?>
-<w:document xmlns:wpc="http://schemas.microsoft.com/office/word/2010/wordprocessingCanvas" xmlns:cx="http://schemas.microsoft.com/office/drawing/2014/chartex" xmlns:cx1="http://schemas.microsoft.com/office/drawing/2015/9/8/chartex" xmlns:cx2="http://schemas.microsoft.com/office/drawing/2015/10/21/chartex" xmlns:cx3="http://schemas.microsoft.com/office/drawing/2016/5/9/chartex" xmlns:cx4="http://schemas.microsoft.com/office/drawing/2016/5/10/chartex" xmlns:cx5="http://schemas.microsoft.com/office/drawing/2016/5/11/chartex" xmlns:cx6="http://schemas.microsoft.com/office/drawing/2016/5/12/chartex" xmlns:cx7="http://schemas.microsoft.com/office/drawing/2016/5/13/chartex" xmlns:cx8="http://schemas.microsoft.com/office/drawing/2016/5/14/chartex" xmlns:mc="http://schemas.openxmlformats.org/markup-compatibility/2006" xmlns:aink="http://schemas.microsoft.com/office/drawing/2016/ink" xmlns:am3d="http://schemas.microsoft.com/office/drawing/2017/model3d" xmlns:o="urn:schemas-microsoft-com:office:office" xmlns:oel="http://schemas.microsoft.com/office/2019/extlst" xmlns:r="http://schemas.openxmlformats.org/officeDocument/2006/relationships" xmlns:m="http://schemas.openxmlformats.org/officeDocument/2006/math" xmlns:v="urn:schemas-microsoft-com:vml" xmlns:wp14="http://schemas.microsoft.com/office/word/2010/wordprocessingDrawing" xmlns:wp="http://schemas.openxmlformats.org/drawingml/2006/wordprocessingDrawing" xmlns:w10="urn:schemas-microsoft-com:office:word" xmlns:w="http://schemas.openxmlformats.org/wordprocessingml/2006/main" xmlns:w14="http://schemas.microsoft.com/office/word/2010/wordml" xmlns:w15="http://schemas.microsoft.com/office/word/2012/wordml" xmlns:w16cex="http://schemas.microsoft.com/office/word/2018/wordml/cex" xmlns:w16cid="http://schemas.microsoft.com/office/word/2016/wordml/cid" xmlns:w16="http://schemas.microsoft.com/office/word/2018/wordml" xmlns:w16sdtdh="http://schemas.microsoft.com/office/word/2020/wordml/sdtdatahash" xmlns:w16se="http://schemas.microsoft.com/office/word/2015/wordml/symex" xmlns:wpg="http://schemas.microsoft.com/office/word/2010/wordprocessingGroup" xmlns:wpi="http://schemas.microsoft.com/office/word/2010/wordprocessingInk" xmlns:wne="http://schemas.microsoft.com/office/word/2006/wordml" xmlns:wps="http://schemas.microsoft.com/office/word/2010/wordprocessingShape" mc:Ignorable="w14 w15 w16se w16cid w16 w16cex w16sdtdh wp14">
+<w:document xmlns:wpc="http://schemas.microsoft.com/office/word/2010/wordprocessingCanvas" xmlns:cx="http://schemas.microsoft.com/office/drawing/2014/chartex" xmlns:cx1="http://schemas.microsoft.com/office/drawing/2015/9/8/chartex" xmlns:cx2="http://schemas.microsoft.com/office/drawing/2015/10/21/chartex" xmlns:cx3="http://schemas.microsoft.com/office/drawing/2016/5/9/chartex" xmlns:cx4="http://schemas.microsoft.com/office/drawing/2016/5/10/chartex" xmlns:cx5="http://schemas.microsoft.com/office/drawing/2016/5/11/chartex" xmlns:cx6="http://schemas.microsoft.com/office/drawing/2016/5/12/chartex" xmlns:cx7="http://schemas.microsoft.com/office/drawing/2016/5/13/chartex" xmlns:cx8="http://schemas.microsoft.com/office/drawing/2016/5/14/chartex" xmlns:mc="http://schemas.openxmlformats.org/markup-compatibility/2006" xmlns:aink="http://schemas.microsoft.com/office/drawing/2016/ink" xmlns:am3d="http://schemas.microsoft.com/office/drawing/2017/model3d" xmlns:o="urn:schemas-microsoft-com:office:office" xmlns:r="http://schemas.openxmlformats.org/officeDocument/2006/relationships" xmlns:m="http://schemas.openxmlformats.org/officeDocument/2006/math" xmlns:v="urn:schemas-microsoft-com:vml" xmlns:wp14="http://schemas.microsoft.com/office/word/2010/wordprocessingDrawing" xmlns:wp="http://schemas.openxmlformats.org/drawingml/2006/wordprocessingDrawing" xmlns:w10="urn:schemas-microsoft-com:office:word" xmlns:w="http://schemas.openxmlformats.org/wordprocessingml/2006/main" xmlns:w14="http://schemas.microsoft.com/office/word/2010/wordml" xmlns:w15="http://schemas.microsoft.com/office/word/2012/wordml" xmlns:w16cex="http://schemas.microsoft.com/office/word/2018/wordml/cex" xmlns:w16cid="http://schemas.microsoft.com/office/word/2016/wordml/cid" xmlns:w16="http://schemas.microsoft.com/office/word/2018/wordml" xmlns:w16sdtdh="http://schemas.microsoft.com/office/word/2020/wordml/sdtdatahash" xmlns:w16se="http://schemas.microsoft.com/office/word/2015/wordml/symex" xmlns:wpg="http://schemas.microsoft.com/office/word/2010/wordprocessingGroup" xmlns:wpi="http://schemas.microsoft.com/office/word/2010/wordprocessingInk" xmlns:wne="http://schemas.microsoft.com/office/word/2006/wordml" xmlns:wps="http://schemas.microsoft.com/office/word/2010/wordprocessingShape" mc:Ignorable="w14 w15 w16se w16cid w16 w16cex w16sdtdh wp14">
   <w:body>
     <w:p>
       <w:pPr>
@@ -443,7 +443,6 @@
         <w:t xml:space="preserve"> </w:t>
       </w:r>
       <w:proofErr w:type="spellStart"/>
-      <w:proofErr w:type="gramStart"/>
       <w:r>
         <w:rPr>
           <w:rFonts w:eastAsia="SimSun"/>
@@ -457,7 +456,6 @@
         </w:rPr>
         <w:t xml:space="preserve"> :</w:t>
       </w:r>
-      <w:proofErr w:type="gramEnd"/>
     </w:p>
     <w:tbl>
       <w:tblPr>
@@ -1062,13 +1060,6 @@
               </w:rPr>
               <w:t xml:space="preserve"> </w:t>
             </w:r>
-            <w:r>
-              <w:rPr>
-                <w:rFonts w:eastAsia="SimSun"/>
-                <w:lang w:val="id-ID"/>
-              </w:rPr>
-              <w:t>${pendidikan_penggugat}</w:t>
-            </w:r>
           </w:p>
           <w:p>
             <w:pPr>
@@ -1087,27 +1078,7 @@
                 <w:iCs/>
                 <w:lang w:val="id-ID"/>
               </w:rPr>
-              <w:t xml:space="preserve"> (Diisi dengan </w:t>
-            </w:r>
-            <w:proofErr w:type="spellStart"/>
-            <w:r>
-              <w:rPr>
-                <w:rFonts w:eastAsia="SimSun"/>
-                <w:i/>
-                <w:iCs/>
-                <w:lang w:val="id-ID"/>
-              </w:rPr>
-              <w:t>nomer</w:t>
-            </w:r>
-            <w:proofErr w:type="spellEnd"/>
-            <w:r>
-              <w:rPr>
-                <w:rFonts w:eastAsia="SimSun"/>
-                <w:i/>
-                <w:iCs/>
-                <w:lang w:val="id-ID"/>
-              </w:rPr>
-              <w:t xml:space="preserve"> pekerjaan yang sesuai / Diisi secara manual jika tidak ada yang sesuai)</w:t>
+              <w:t xml:space="preserve"> (Diisi dengan nomer pekerjaan yang sesuai / Diisi secara manual jika tidak ada yang sesuai)</w:t>
             </w:r>
           </w:p>
           <w:tbl>
@@ -2069,27 +2040,7 @@
                 <w:iCs/>
                 <w:lang w:val="id-ID"/>
               </w:rPr>
-              <w:t xml:space="preserve"> (Diisi dengan </w:t>
-            </w:r>
-            <w:proofErr w:type="spellStart"/>
-            <w:r>
-              <w:rPr>
-                <w:rFonts w:eastAsia="SimSun"/>
-                <w:i/>
-                <w:iCs/>
-                <w:lang w:val="id-ID"/>
-              </w:rPr>
-              <w:t>nomer</w:t>
-            </w:r>
-            <w:proofErr w:type="spellEnd"/>
-            <w:r>
-              <w:rPr>
-                <w:rFonts w:eastAsia="SimSun"/>
-                <w:i/>
-                <w:iCs/>
-                <w:lang w:val="id-ID"/>
-              </w:rPr>
-              <w:t xml:space="preserve"> pekerjaan yang sesuai / Diisi secara manual jika tidak ada yang sesuai)</w:t>
+              <w:t xml:space="preserve"> (Diisi dengan nomer pekerjaan yang sesuai / Diisi secara manual jika tidak ada yang sesuai)</w:t>
             </w:r>
           </w:p>
           <w:tbl>
@@ -2645,7 +2596,6 @@
         <w:t xml:space="preserve"> </w:t>
       </w:r>
       <w:proofErr w:type="spellStart"/>
-      <w:proofErr w:type="gramStart"/>
       <w:r>
         <w:rPr>
           <w:rFonts w:eastAsia="SimSun"/>
@@ -2659,7 +2609,6 @@
         </w:rPr>
         <w:t xml:space="preserve"> :</w:t>
       </w:r>
-      <w:proofErr w:type="gramEnd"/>
     </w:p>
     <w:p>
       <w:pPr>
@@ -2937,21 +2886,7 @@
         <w:rPr>
           <w:lang w:val="id-ID"/>
         </w:rPr>
-        <w:t xml:space="preserve">kemudian Tergugat mengucapkan </w:t>
-      </w:r>
-      <w:proofErr w:type="spellStart"/>
-      <w:r>
-        <w:rPr>
-          <w:lang w:val="id-ID"/>
-        </w:rPr>
-        <w:t>shigat</w:t>
-      </w:r>
-      <w:proofErr w:type="spellEnd"/>
-      <w:r>
-        <w:rPr>
-          <w:lang w:val="id-ID"/>
-        </w:rPr>
-        <w:t xml:space="preserve"> taklik talak terhadap Penggugat sesuai dengan Kutipan / Duplikat Kutipan Akta Nikah Nomor </w:t>
+        <w:t xml:space="preserve">kemudian Tergugat mengucapkan shigat taklik talak terhadap Penggugat sesuai dengan Kutipan / Duplikat Kutipan Akta Nikah Nomor </w:t>
       </w:r>
       <w:r>
         <w:rPr>
@@ -3345,7 +3280,6 @@
         </w:rPr>
         <w:t>{</w:t>
       </w:r>
-      <w:proofErr w:type="spellStart"/>
       <w:r>
         <w:rPr>
           <w:rFonts w:eastAsia="SimSun"/>
@@ -3358,15 +3292,7 @@
           <w:rFonts w:eastAsia="SimSun"/>
           <w:lang w:val="id-ID"/>
         </w:rPr>
-        <w:t>_tahun</w:t>
-      </w:r>
-      <w:proofErr w:type="spellEnd"/>
-      <w:r>
-        <w:rPr>
-          <w:rFonts w:eastAsia="SimSun"/>
-          <w:lang w:val="id-ID"/>
-        </w:rPr>
-        <w:t>}</w:t>
+        <w:t>_tahun}</w:t>
       </w:r>
       <w:r>
         <w:rPr>
@@ -3380,23 +3306,7 @@
           <w:rFonts w:eastAsia="SimSun"/>
           <w:lang w:val="id-ID"/>
         </w:rPr>
-        <w:t>${</w:t>
-      </w:r>
-      <w:proofErr w:type="spellStart"/>
-      <w:r>
-        <w:rPr>
-          <w:rFonts w:eastAsia="SimSun"/>
-          <w:lang w:val="id-ID"/>
-        </w:rPr>
-        <w:t>kumpul_baik_selama_bulan</w:t>
-      </w:r>
-      <w:proofErr w:type="spellEnd"/>
-      <w:r>
-        <w:rPr>
-          <w:rFonts w:eastAsia="SimSun"/>
-          <w:lang w:val="id-ID"/>
-        </w:rPr>
-        <w:t>}</w:t>
+        <w:t>${kumpul_baik_selama_bulan}</w:t>
       </w:r>
       <w:r>
         <w:rPr>
@@ -3431,23 +3341,7 @@
           <w:rFonts w:eastAsia="SimSun"/>
           <w:lang w:val="id-ID"/>
         </w:rPr>
-        <w:t xml:space="preserve"> ${</w:t>
-      </w:r>
-      <w:proofErr w:type="spellStart"/>
-      <w:r>
-        <w:rPr>
-          <w:rFonts w:eastAsia="SimSun"/>
-          <w:lang w:val="id-ID"/>
-        </w:rPr>
-        <w:t>jumlah_anak</w:t>
-      </w:r>
-      <w:proofErr w:type="spellEnd"/>
-      <w:r>
-        <w:rPr>
-          <w:rFonts w:eastAsia="SimSun"/>
-          <w:lang w:val="id-ID"/>
-        </w:rPr>
-        <w:t>}</w:t>
+        <w:t xml:space="preserve"> ${jumlah_anak}</w:t>
       </w:r>
       <w:r>
         <w:rPr>
@@ -3712,23 +3606,7 @@
           <w:rFonts w:eastAsia="SimSun"/>
           <w:lang w:val="id-ID"/>
         </w:rPr>
-        <w:t>{</w:t>
-      </w:r>
-      <w:proofErr w:type="spellStart"/>
-      <w:r>
-        <w:rPr>
-          <w:rFonts w:eastAsia="SimSun"/>
-          <w:lang w:val="id-ID"/>
-        </w:rPr>
-        <w:t>tanggal_perselisihan_hari</w:t>
-      </w:r>
-      <w:proofErr w:type="spellEnd"/>
-      <w:r>
-        <w:rPr>
-          <w:rFonts w:eastAsia="SimSun"/>
-          <w:lang w:val="id-ID"/>
-        </w:rPr>
-        <w:t xml:space="preserve">} bulan </w:t>
+        <w:t xml:space="preserve">{tanggal_perselisihan_hari} bulan </w:t>
       </w:r>
       <w:r>
         <w:rPr>
@@ -3742,23 +3620,7 @@
           <w:rFonts w:eastAsia="SimSun"/>
           <w:lang w:val="id-ID"/>
         </w:rPr>
-        <w:t>{</w:t>
-      </w:r>
-      <w:proofErr w:type="spellStart"/>
-      <w:r>
-        <w:rPr>
-          <w:rFonts w:eastAsia="SimSun"/>
-          <w:lang w:val="id-ID"/>
-        </w:rPr>
-        <w:t>tanggal_perselisihan_bulan</w:t>
-      </w:r>
-      <w:proofErr w:type="spellEnd"/>
-      <w:r>
-        <w:rPr>
-          <w:rFonts w:eastAsia="SimSun"/>
-          <w:lang w:val="id-ID"/>
-        </w:rPr>
-        <w:t xml:space="preserve">} tahun </w:t>
+        <w:t xml:space="preserve">{tanggal_perselisihan_bulan} tahun </w:t>
       </w:r>
       <w:r>
         <w:rPr>
@@ -3779,23 +3641,7 @@
           <w:rFonts w:eastAsia="SimSun"/>
           <w:lang w:val="id-ID"/>
         </w:rPr>
-        <w:t>{</w:t>
-      </w:r>
-      <w:proofErr w:type="spellStart"/>
-      <w:r>
-        <w:rPr>
-          <w:rFonts w:eastAsia="SimSun"/>
-          <w:lang w:val="id-ID"/>
-        </w:rPr>
-        <w:t>tanggal_perselisihan_tahun</w:t>
-      </w:r>
-      <w:proofErr w:type="spellEnd"/>
-      <w:r>
-        <w:rPr>
-          <w:rFonts w:eastAsia="SimSun"/>
-          <w:lang w:val="id-ID"/>
-        </w:rPr>
-        <w:t>}</w:t>
+        <w:t>{tanggal_perselisihan_tahun}</w:t>
       </w:r>
       <w:r>
         <w:rPr>
@@ -3967,19 +3813,11 @@
         </w:rPr>
         <w:t>${</w:t>
       </w:r>
-      <w:proofErr w:type="spellStart"/>
-      <w:r>
-        <w:rPr>
-          <w:lang w:val="id-ID"/>
-        </w:rPr>
-        <w:t>alasan_a</w:t>
-      </w:r>
-      <w:proofErr w:type="spellEnd"/>
-      <w:r>
-        <w:rPr>
-          <w:lang w:val="id-ID"/>
-        </w:rPr>
-        <w:t>}</w:t>
+      <w:r>
+        <w:rPr>
+          <w:lang w:val="id-ID"/>
+        </w:rPr>
+        <w:t>alasan_a}</w:t>
       </w:r>
     </w:p>
     <w:p>
@@ -4004,21 +3842,7 @@
         <w:rPr>
           <w:lang w:val="id-ID"/>
         </w:rPr>
-        <w:t>{</w:t>
-      </w:r>
-      <w:proofErr w:type="spellStart"/>
-      <w:r>
-        <w:rPr>
-          <w:lang w:val="id-ID"/>
-        </w:rPr>
-        <w:t>alasan_b</w:t>
-      </w:r>
-      <w:proofErr w:type="spellEnd"/>
-      <w:r>
-        <w:rPr>
-          <w:lang w:val="id-ID"/>
-        </w:rPr>
-        <w:t>}</w:t>
+        <w:t>{alasan_b}</w:t>
       </w:r>
     </w:p>
     <w:p>
@@ -4043,21 +3867,7 @@
         <w:rPr>
           <w:lang w:val="id-ID"/>
         </w:rPr>
-        <w:t>{</w:t>
-      </w:r>
-      <w:proofErr w:type="spellStart"/>
-      <w:r>
-        <w:rPr>
-          <w:lang w:val="id-ID"/>
-        </w:rPr>
-        <w:t>alasan_c</w:t>
-      </w:r>
-      <w:proofErr w:type="spellEnd"/>
-      <w:r>
-        <w:rPr>
-          <w:lang w:val="id-ID"/>
-        </w:rPr>
-        <w:t>}</w:t>
+        <w:t>{alasan_c}</w:t>
       </w:r>
     </w:p>
     <w:p>
@@ -4082,21 +3892,7 @@
         <w:rPr>
           <w:lang w:val="id-ID"/>
         </w:rPr>
-        <w:t>{</w:t>
-      </w:r>
-      <w:proofErr w:type="spellStart"/>
-      <w:r>
-        <w:rPr>
-          <w:lang w:val="id-ID"/>
-        </w:rPr>
-        <w:t>alasan_d</w:t>
-      </w:r>
-      <w:proofErr w:type="spellEnd"/>
-      <w:r>
-        <w:rPr>
-          <w:lang w:val="id-ID"/>
-        </w:rPr>
-        <w:t>}</w:t>
+        <w:t>{alasan_d}</w:t>
       </w:r>
     </w:p>
     <w:p>
@@ -4121,21 +3917,7 @@
         <w:rPr>
           <w:lang w:val="id-ID"/>
         </w:rPr>
-        <w:t>{</w:t>
-      </w:r>
-      <w:proofErr w:type="spellStart"/>
-      <w:r>
-        <w:rPr>
-          <w:lang w:val="id-ID"/>
-        </w:rPr>
-        <w:t>alasan_e</w:t>
-      </w:r>
-      <w:proofErr w:type="spellEnd"/>
-      <w:r>
-        <w:rPr>
-          <w:lang w:val="id-ID"/>
-        </w:rPr>
-        <w:t>}</w:t>
+        <w:t>{alasan_e}</w:t>
       </w:r>
     </w:p>
     <w:p>
@@ -4160,21 +3942,7 @@
         <w:rPr>
           <w:lang w:val="id-ID"/>
         </w:rPr>
-        <w:t>{</w:t>
-      </w:r>
-      <w:proofErr w:type="spellStart"/>
-      <w:r>
-        <w:rPr>
-          <w:lang w:val="id-ID"/>
-        </w:rPr>
-        <w:t>alasan_f</w:t>
-      </w:r>
-      <w:proofErr w:type="spellEnd"/>
-      <w:r>
-        <w:rPr>
-          <w:lang w:val="id-ID"/>
-        </w:rPr>
-        <w:t>}</w:t>
+        <w:t>{alasan_f}</w:t>
       </w:r>
     </w:p>
     <w:p>
@@ -4199,21 +3967,7 @@
         <w:rPr>
           <w:lang w:val="id-ID"/>
         </w:rPr>
-        <w:t>{</w:t>
-      </w:r>
-      <w:proofErr w:type="spellStart"/>
-      <w:r>
-        <w:rPr>
-          <w:lang w:val="id-ID"/>
-        </w:rPr>
-        <w:t>alasan_g</w:t>
-      </w:r>
-      <w:proofErr w:type="spellEnd"/>
-      <w:r>
-        <w:rPr>
-          <w:lang w:val="id-ID"/>
-        </w:rPr>
-        <w:t>}</w:t>
+        <w:t>{alasan_g}</w:t>
       </w:r>
     </w:p>
     <w:p>
@@ -4238,21 +3992,7 @@
         <w:rPr>
           <w:lang w:val="id-ID"/>
         </w:rPr>
-        <w:t>{</w:t>
-      </w:r>
-      <w:proofErr w:type="spellStart"/>
-      <w:r>
-        <w:rPr>
-          <w:lang w:val="id-ID"/>
-        </w:rPr>
-        <w:t>alasan_h</w:t>
-      </w:r>
-      <w:proofErr w:type="spellEnd"/>
-      <w:r>
-        <w:rPr>
-          <w:lang w:val="id-ID"/>
-        </w:rPr>
-        <w:t>}</w:t>
+        <w:t>{alasan_h}</w:t>
       </w:r>
     </w:p>
     <w:p>
@@ -4277,21 +4017,7 @@
         <w:rPr>
           <w:lang w:val="id-ID"/>
         </w:rPr>
-        <w:t>{</w:t>
-      </w:r>
-      <w:proofErr w:type="spellStart"/>
-      <w:r>
-        <w:rPr>
-          <w:lang w:val="id-ID"/>
-        </w:rPr>
-        <w:t>alasan_i</w:t>
-      </w:r>
-      <w:proofErr w:type="spellEnd"/>
-      <w:r>
-        <w:rPr>
-          <w:lang w:val="id-ID"/>
-        </w:rPr>
-        <w:t>}</w:t>
+        <w:t>{alasan_i}</w:t>
       </w:r>
     </w:p>
     <w:p>
@@ -4310,7 +4036,6 @@
         </w:rPr>
         <w:t>${</w:t>
       </w:r>
-      <w:proofErr w:type="spellStart"/>
       <w:r>
         <w:rPr>
           <w:rFonts w:eastAsia="SimSun"/>
@@ -4318,7 +4043,6 @@
         </w:rPr>
         <w:t>detail_alasan</w:t>
       </w:r>
-      <w:proofErr w:type="spellEnd"/>
       <w:r>
         <w:rPr>
           <w:rFonts w:eastAsia="SimSun"/>
@@ -4469,23 +4193,7 @@
           <w:rFonts w:eastAsia="SimSun"/>
           <w:lang w:val="id-ID"/>
         </w:rPr>
-        <w:t xml:space="preserve">, </w:t>
-      </w:r>
-      <w:proofErr w:type="spellStart"/>
-      <w:r>
-        <w:rPr>
-          <w:rFonts w:eastAsia="SimSun"/>
-          <w:lang w:val="id-ID"/>
-        </w:rPr>
-        <w:t>dimana</w:t>
-      </w:r>
-      <w:proofErr w:type="spellEnd"/>
-      <w:r>
-        <w:rPr>
-          <w:rFonts w:eastAsia="SimSun"/>
-          <w:lang w:val="id-ID"/>
-        </w:rPr>
-        <w:t xml:space="preserve"> </w:t>
+        <w:t xml:space="preserve">, dimana </w:t>
       </w:r>
       <w:r>
         <w:rPr>
@@ -4512,9 +4220,8 @@
           <w:bCs/>
           <w:lang w:val="id-ID"/>
         </w:rPr>
-        <w:t>{</w:t>
-      </w:r>
-      <w:proofErr w:type="spellStart"/>
+        <w:t>{siapa_meninggalkan} /</w:t>
+      </w:r>
       <w:r>
         <w:rPr>
           <w:rFonts w:eastAsia="SimSun"/>
@@ -4522,9 +4229,8 @@
           <w:bCs/>
           <w:lang w:val="id-ID"/>
         </w:rPr>
-        <w:t>siapa_meninggalkan</w:t>
-      </w:r>
-      <w:proofErr w:type="spellEnd"/>
+        <w:t>$</w:t>
+      </w:r>
       <w:r>
         <w:rPr>
           <w:rFonts w:eastAsia="SimSun"/>
@@ -4532,7 +4238,24 @@
           <w:bCs/>
           <w:lang w:val="id-ID"/>
         </w:rPr>
-        <w:t>} /</w:t>
+        <w:t>{siapa_meninggalkan_coret}</w:t>
+      </w:r>
+      <w:r>
+        <w:t xml:space="preserve">) </w:t>
+      </w:r>
+      <w:r>
+        <w:rPr>
+          <w:rFonts w:eastAsia="SimSun"/>
+          <w:lang w:val="id-ID"/>
+        </w:rPr>
+        <w:t xml:space="preserve">telah pergi meninggalkan rumah kediaman bersama </w:t>
+      </w:r>
+      <w:r>
+        <w:rPr>
+          <w:rFonts w:eastAsia="SimSun"/>
+          <w:lang w:val="id-ID"/>
+        </w:rPr>
+        <w:t xml:space="preserve">di desa </w:t>
       </w:r>
       <w:r>
         <w:rPr>
@@ -4541,82 +4264,100 @@
           <w:bCs/>
           <w:lang w:val="id-ID"/>
         </w:rPr>
+        <w:t>${desa_meninggalkan}</w:t>
+      </w:r>
+      <w:r>
+        <w:rPr>
+          <w:rFonts w:eastAsia="SimSun"/>
+          <w:lang w:val="id-ID"/>
+        </w:rPr>
+        <w:t xml:space="preserve"> </w:t>
+      </w:r>
+      <w:r>
+        <w:rPr>
+          <w:rFonts w:eastAsia="SimSun"/>
+          <w:lang w:val="id-ID"/>
+        </w:rPr>
+        <w:t xml:space="preserve">(karena diusir oleh </w:t>
+      </w:r>
+      <w:r>
+        <w:rPr>
+          <w:rFonts w:eastAsia="SimSun"/>
+          <w:lang w:val="id-ID"/>
+        </w:rPr>
+        <w:t>(</w:t>
+      </w:r>
+      <w:r>
+        <w:rPr>
+          <w:rFonts w:eastAsia="SimSun"/>
+          <w:u w:val="single"/>
+          <w:lang w:val="id-ID"/>
+        </w:rPr>
+        <w:t>Penggugat / Tergugat</w:t>
+      </w:r>
+      <w:r>
+        <w:rPr>
+          <w:rFonts w:eastAsia="SimSun"/>
+          <w:lang w:val="id-ID"/>
+        </w:rPr>
+        <w:t>)</w:t>
+      </w:r>
+      <w:r>
+        <w:rPr>
+          <w:rFonts w:eastAsia="SimSun"/>
+          <w:lang w:val="id-ID"/>
+        </w:rPr>
+        <w:t xml:space="preserve"> atau keinginan </w:t>
+      </w:r>
+      <w:r>
+        <w:rPr>
+          <w:rFonts w:eastAsia="SimSun"/>
+          <w:lang w:val="id-ID"/>
+        </w:rPr>
+        <w:t>(</w:t>
+      </w:r>
+      <w:r>
+        <w:rPr>
+          <w:rFonts w:eastAsia="SimSun"/>
+          <w:u w:val="single"/>
+          <w:lang w:val="id-ID"/>
+        </w:rPr>
+        <w:t>Penggugat / Tergugat</w:t>
+      </w:r>
+      <w:r>
+        <w:rPr>
+          <w:rFonts w:eastAsia="SimSun"/>
+          <w:lang w:val="id-ID"/>
+        </w:rPr>
+        <w:t xml:space="preserve">) </w:t>
+      </w:r>
+      <w:r>
+        <w:rPr>
+          <w:rFonts w:eastAsia="SimSun"/>
+          <w:lang w:val="id-ID"/>
+        </w:rPr>
+        <w:t xml:space="preserve">sendiri) sejak </w:t>
+      </w:r>
+      <w:r>
+        <w:rPr>
+          <w:rFonts w:eastAsia="SimSun"/>
+          <w:lang w:val="id-ID"/>
+        </w:rPr>
+        <w:t xml:space="preserve">tanggal </w:t>
+      </w:r>
+      <w:r>
+        <w:rPr>
+          <w:rFonts w:eastAsia="SimSun"/>
+          <w:lang w:val="id-ID"/>
+        </w:rPr>
         <w:t>$</w:t>
       </w:r>
       <w:r>
         <w:rPr>
           <w:rFonts w:eastAsia="SimSun"/>
-          <w:b/>
-          <w:bCs/>
-          <w:lang w:val="id-ID"/>
-        </w:rPr>
-        <w:t>{</w:t>
-      </w:r>
-      <w:proofErr w:type="spellStart"/>
-      <w:r>
-        <w:rPr>
-          <w:rFonts w:eastAsia="SimSun"/>
-          <w:b/>
-          <w:bCs/>
-          <w:lang w:val="id-ID"/>
-        </w:rPr>
-        <w:t>siapa_meninggalkan_coret</w:t>
-      </w:r>
-      <w:proofErr w:type="spellEnd"/>
-      <w:r>
-        <w:rPr>
-          <w:rFonts w:eastAsia="SimSun"/>
-          <w:b/>
-          <w:bCs/>
-          <w:lang w:val="id-ID"/>
-        </w:rPr>
-        <w:t>}</w:t>
-      </w:r>
-      <w:r>
-        <w:t xml:space="preserve">) </w:t>
-      </w:r>
-      <w:r>
-        <w:rPr>
-          <w:rFonts w:eastAsia="SimSun"/>
-          <w:lang w:val="id-ID"/>
-        </w:rPr>
-        <w:t xml:space="preserve">telah pergi meninggalkan rumah kediaman bersama </w:t>
-      </w:r>
-      <w:r>
-        <w:rPr>
-          <w:rFonts w:eastAsia="SimSun"/>
-          <w:lang w:val="id-ID"/>
-        </w:rPr>
-        <w:t xml:space="preserve">di desa </w:t>
-      </w:r>
-      <w:r>
-        <w:rPr>
-          <w:rFonts w:eastAsia="SimSun"/>
-          <w:b/>
-          <w:bCs/>
-          <w:lang w:val="id-ID"/>
-        </w:rPr>
-        <w:t>${</w:t>
-      </w:r>
-      <w:proofErr w:type="spellStart"/>
-      <w:r>
-        <w:rPr>
-          <w:rFonts w:eastAsia="SimSun"/>
-          <w:b/>
-          <w:bCs/>
-          <w:lang w:val="id-ID"/>
-        </w:rPr>
-        <w:t>desa_meninggalkan</w:t>
-      </w:r>
-      <w:proofErr w:type="spellEnd"/>
-      <w:r>
-        <w:rPr>
-          <w:rFonts w:eastAsia="SimSun"/>
-          <w:b/>
-          <w:bCs/>
-          <w:lang w:val="id-ID"/>
-        </w:rPr>
-        <w:t>}</w:t>
+          <w:lang w:val="id-ID"/>
+        </w:rPr>
+        <w:t>{tanggal_perpisahan_hari} bulan</w:t>
       </w:r>
       <w:r>
         <w:rPr>
@@ -4630,78 +4371,6 @@
           <w:rFonts w:eastAsia="SimSun"/>
           <w:lang w:val="id-ID"/>
         </w:rPr>
-        <w:t xml:space="preserve">(karena diusir oleh </w:t>
-      </w:r>
-      <w:r>
-        <w:rPr>
-          <w:rFonts w:eastAsia="SimSun"/>
-          <w:lang w:val="id-ID"/>
-        </w:rPr>
-        <w:t>(</w:t>
-      </w:r>
-      <w:r>
-        <w:rPr>
-          <w:rFonts w:eastAsia="SimSun"/>
-          <w:u w:val="single"/>
-          <w:lang w:val="id-ID"/>
-        </w:rPr>
-        <w:t>Penggugat / Tergugat</w:t>
-      </w:r>
-      <w:r>
-        <w:rPr>
-          <w:rFonts w:eastAsia="SimSun"/>
-          <w:lang w:val="id-ID"/>
-        </w:rPr>
-        <w:t>)</w:t>
-      </w:r>
-      <w:r>
-        <w:rPr>
-          <w:rFonts w:eastAsia="SimSun"/>
-          <w:lang w:val="id-ID"/>
-        </w:rPr>
-        <w:t xml:space="preserve"> atau keinginan </w:t>
-      </w:r>
-      <w:r>
-        <w:rPr>
-          <w:rFonts w:eastAsia="SimSun"/>
-          <w:lang w:val="id-ID"/>
-        </w:rPr>
-        <w:t>(</w:t>
-      </w:r>
-      <w:r>
-        <w:rPr>
-          <w:rFonts w:eastAsia="SimSun"/>
-          <w:u w:val="single"/>
-          <w:lang w:val="id-ID"/>
-        </w:rPr>
-        <w:t>Penggugat / Tergugat</w:t>
-      </w:r>
-      <w:r>
-        <w:rPr>
-          <w:rFonts w:eastAsia="SimSun"/>
-          <w:lang w:val="id-ID"/>
-        </w:rPr>
-        <w:t xml:space="preserve">) </w:t>
-      </w:r>
-      <w:r>
-        <w:rPr>
-          <w:rFonts w:eastAsia="SimSun"/>
-          <w:lang w:val="id-ID"/>
-        </w:rPr>
-        <w:t xml:space="preserve">sendiri) sejak </w:t>
-      </w:r>
-      <w:r>
-        <w:rPr>
-          <w:rFonts w:eastAsia="SimSun"/>
-          <w:lang w:val="id-ID"/>
-        </w:rPr>
-        <w:t xml:space="preserve">tanggal </w:t>
-      </w:r>
-      <w:r>
-        <w:rPr>
-          <w:rFonts w:eastAsia="SimSun"/>
-          <w:lang w:val="id-ID"/>
-        </w:rPr>
         <w:t>$</w:t>
       </w:r>
       <w:r>
@@ -4709,30 +4378,14 @@
           <w:rFonts w:eastAsia="SimSun"/>
           <w:lang w:val="id-ID"/>
         </w:rPr>
-        <w:t>{</w:t>
-      </w:r>
-      <w:proofErr w:type="spellStart"/>
-      <w:r>
-        <w:rPr>
-          <w:rFonts w:eastAsia="SimSun"/>
-          <w:lang w:val="id-ID"/>
-        </w:rPr>
-        <w:t>tanggal_perpisahan_hari</w:t>
-      </w:r>
-      <w:proofErr w:type="spellEnd"/>
-      <w:r>
-        <w:rPr>
-          <w:rFonts w:eastAsia="SimSun"/>
-          <w:lang w:val="id-ID"/>
-        </w:rPr>
-        <w:t>} bulan</w:t>
-      </w:r>
-      <w:r>
-        <w:rPr>
-          <w:rFonts w:eastAsia="SimSun"/>
-          <w:lang w:val="id-ID"/>
-        </w:rPr>
-        <w:t xml:space="preserve"> </w:t>
+        <w:t>{tanggal_perpisahan_bulan} tahun</w:t>
+      </w:r>
+      <w:r>
+        <w:rPr>
+          <w:rFonts w:eastAsia="SimSun"/>
+          <w:lang w:val="id-ID"/>
+        </w:rPr>
+        <w:t xml:space="preserve">  </w:t>
       </w:r>
       <w:r>
         <w:rPr>
@@ -4746,54 +4399,8 @@
           <w:rFonts w:eastAsia="SimSun"/>
           <w:lang w:val="id-ID"/>
         </w:rPr>
-        <w:t>{</w:t>
-      </w:r>
-      <w:proofErr w:type="spellStart"/>
-      <w:r>
-        <w:rPr>
-          <w:rFonts w:eastAsia="SimSun"/>
-          <w:lang w:val="id-ID"/>
-        </w:rPr>
-        <w:t>tanggal_perpisahan_bulan</w:t>
-      </w:r>
-      <w:proofErr w:type="spellEnd"/>
-      <w:r>
-        <w:rPr>
-          <w:rFonts w:eastAsia="SimSun"/>
-          <w:lang w:val="id-ID"/>
-        </w:rPr>
-        <w:t>} tahun</w:t>
-      </w:r>
-      <w:r>
-        <w:rPr>
-          <w:rFonts w:eastAsia="SimSun"/>
-          <w:lang w:val="id-ID"/>
-        </w:rPr>
-        <w:t xml:space="preserve">  </w:t>
-      </w:r>
-      <w:r>
-        <w:rPr>
-          <w:rFonts w:eastAsia="SimSun"/>
-          <w:lang w:val="id-ID"/>
-        </w:rPr>
-        <w:t>$</w:t>
-      </w:r>
-      <w:r>
-        <w:rPr>
-          <w:rFonts w:eastAsia="SimSun"/>
-          <w:lang w:val="id-ID"/>
-        </w:rPr>
-        <w:t>{</w:t>
-      </w:r>
-      <w:proofErr w:type="spellStart"/>
-      <w:r>
-        <w:rPr>
-          <w:rFonts w:eastAsia="SimSun"/>
-          <w:lang w:val="id-ID"/>
-        </w:rPr>
-        <w:t>tanggal_perpisahan_tahun</w:t>
-      </w:r>
-      <w:proofErr w:type="spellEnd"/>
+        <w:t>{tanggal_perpisahan_tahun</w:t>
+      </w:r>
       <w:r>
         <w:rPr>
           <w:rFonts w:eastAsia="SimSun"/>
@@ -5088,19 +4695,11 @@
         </w:rPr>
         <w:t xml:space="preserve"> </w:t>
       </w:r>
-      <w:proofErr w:type="spellStart"/>
       <w:r>
         <w:rPr>
           <w:lang w:val="id-ID" w:eastAsia="id-ID"/>
         </w:rPr>
-        <w:t>Cq</w:t>
-      </w:r>
-      <w:proofErr w:type="spellEnd"/>
-      <w:r>
-        <w:rPr>
-          <w:lang w:val="id-ID" w:eastAsia="id-ID"/>
-        </w:rPr>
-        <w:t>. Majelis Hakim yang memeriksa</w:t>
+        <w:t>Cq. Majelis Hakim yang memeriksa</w:t>
       </w:r>
       <w:r>
         <w:rPr>
@@ -5186,14 +4785,12 @@
           <w:lang w:eastAsia="id-ID"/>
         </w:rPr>
       </w:pPr>
-      <w:proofErr w:type="gramStart"/>
       <w:r>
         <w:rPr>
           <w:lang w:eastAsia="id-ID"/>
         </w:rPr>
         <w:t>Primer :</w:t>
       </w:r>
-      <w:proofErr w:type="gramEnd"/>
     </w:p>
     <w:p>
       <w:pPr>
@@ -5240,7 +4837,6 @@
         <w:t xml:space="preserve"> </w:t>
       </w:r>
       <w:proofErr w:type="spellStart"/>
-      <w:proofErr w:type="gramStart"/>
       <w:r>
         <w:rPr>
           <w:lang w:eastAsia="id-ID"/>
@@ -5254,7 +4850,6 @@
         </w:rPr>
         <w:t xml:space="preserve"> ;</w:t>
       </w:r>
-      <w:proofErr w:type="gramEnd"/>
     </w:p>
     <w:p>
       <w:pPr>
@@ -5369,7 +4964,6 @@
         <w:t xml:space="preserve"> </w:t>
       </w:r>
       <w:proofErr w:type="spellStart"/>
-      <w:proofErr w:type="gramStart"/>
       <w:r>
         <w:rPr>
           <w:lang w:eastAsia="id-ID"/>
@@ -5383,7 +4977,6 @@
         </w:rPr>
         <w:t>;</w:t>
       </w:r>
-      <w:proofErr w:type="gramEnd"/>
     </w:p>
     <w:p>
       <w:pPr>
@@ -5795,7 +5388,6 @@
         <w:t xml:space="preserve"> </w:t>
       </w:r>
       <w:proofErr w:type="spellStart"/>
-      <w:proofErr w:type="gramStart"/>
       <w:r>
         <w:rPr>
           <w:lang w:eastAsia="id-ID"/>
@@ -5809,7 +5401,6 @@
         </w:rPr>
         <w:t>;</w:t>
       </w:r>
-      <w:proofErr w:type="gramEnd"/>
     </w:p>
     <w:p>
       <w:pPr>
@@ -5823,14 +5414,12 @@
           <w:lang w:eastAsia="id-ID"/>
         </w:rPr>
       </w:pPr>
-      <w:proofErr w:type="gramStart"/>
       <w:r>
         <w:rPr>
           <w:lang w:eastAsia="id-ID"/>
         </w:rPr>
         <w:t>Subsider :</w:t>
       </w:r>
-      <w:proofErr w:type="gramEnd"/>
     </w:p>
     <w:p>
       <w:pPr>
@@ -5933,17 +5522,9 @@
         <w:rPr>
           <w:lang w:eastAsia="id-ID"/>
         </w:rPr>
-        <w:t>seadil-</w:t>
-      </w:r>
-      <w:proofErr w:type="gramStart"/>
-      <w:r>
-        <w:rPr>
-          <w:lang w:eastAsia="id-ID"/>
-        </w:rPr>
-        <w:t>adilnya</w:t>
-      </w:r>
-      <w:proofErr w:type="spellEnd"/>
-      <w:proofErr w:type="gramEnd"/>
+        <w:t>seadil-adilnya</w:t>
+      </w:r>
+      <w:proofErr w:type="spellEnd"/>
     </w:p>
     <w:p>
       <w:pPr>
@@ -6069,7 +5650,6 @@
         </w:rPr>
         <w:tab/>
       </w:r>
-      <w:proofErr w:type="spellStart"/>
       <w:r>
         <w:rPr>
           <w:rFonts w:eastAsia="SimSun"/>
@@ -6077,7 +5657,6 @@
         </w:rPr>
         <w:t>Peng</w:t>
       </w:r>
-      <w:proofErr w:type="spellEnd"/>
       <w:r>
         <w:rPr>
           <w:rFonts w:eastAsia="SimSun"/>
@@ -6085,7 +5664,6 @@
         </w:rPr>
         <w:t>g</w:t>
       </w:r>
-      <w:proofErr w:type="spellStart"/>
       <w:r>
         <w:rPr>
           <w:rFonts w:eastAsia="SimSun"/>
@@ -6093,7 +5671,6 @@
         </w:rPr>
         <w:t>ugat</w:t>
       </w:r>
-      <w:proofErr w:type="spellEnd"/>
     </w:p>
     <w:p>
       <w:pPr>
@@ -6243,7 +5820,7 @@
 </file>
 
 <file path=word/numbering.xml><?xml version="1.0" encoding="utf-8"?>
-<w:numbering xmlns:wpc="http://schemas.microsoft.com/office/word/2010/wordprocessingCanvas" xmlns:cx="http://schemas.microsoft.com/office/drawing/2014/chartex" xmlns:cx1="http://schemas.microsoft.com/office/drawing/2015/9/8/chartex" xmlns:cx2="http://schemas.microsoft.com/office/drawing/2015/10/21/chartex" xmlns:cx3="http://schemas.microsoft.com/office/drawing/2016/5/9/chartex" xmlns:cx4="http://schemas.microsoft.com/office/drawing/2016/5/10/chartex" xmlns:cx5="http://schemas.microsoft.com/office/drawing/2016/5/11/chartex" xmlns:cx6="http://schemas.microsoft.com/office/drawing/2016/5/12/chartex" xmlns:cx7="http://schemas.microsoft.com/office/drawing/2016/5/13/chartex" xmlns:cx8="http://schemas.microsoft.com/office/drawing/2016/5/14/chartex" xmlns:mc="http://schemas.openxmlformats.org/markup-compatibility/2006" xmlns:aink="http://schemas.microsoft.com/office/drawing/2016/ink" xmlns:am3d="http://schemas.microsoft.com/office/drawing/2017/model3d" xmlns:o="urn:schemas-microsoft-com:office:office" xmlns:oel="http://schemas.microsoft.com/office/2019/extlst" xmlns:r="http://schemas.openxmlformats.org/officeDocument/2006/relationships" xmlns:m="http://schemas.openxmlformats.org/officeDocument/2006/math" xmlns:v="urn:schemas-microsoft-com:vml" xmlns:wp14="http://schemas.microsoft.com/office/word/2010/wordprocessingDrawing" xmlns:wp="http://schemas.openxmlformats.org/drawingml/2006/wordprocessingDrawing" xmlns:w10="urn:schemas-microsoft-com:office:word" xmlns:w="http://schemas.openxmlformats.org/wordprocessingml/2006/main" xmlns:w14="http://schemas.microsoft.com/office/word/2010/wordml" xmlns:w15="http://schemas.microsoft.com/office/word/2012/wordml" xmlns:w16cex="http://schemas.microsoft.com/office/word/2018/wordml/cex" xmlns:w16cid="http://schemas.microsoft.com/office/word/2016/wordml/cid" xmlns:w16="http://schemas.microsoft.com/office/word/2018/wordml" xmlns:w16sdtdh="http://schemas.microsoft.com/office/word/2020/wordml/sdtdatahash" xmlns:w16se="http://schemas.microsoft.com/office/word/2015/wordml/symex" xmlns:wpg="http://schemas.microsoft.com/office/word/2010/wordprocessingGroup" xmlns:wpi="http://schemas.microsoft.com/office/word/2010/wordprocessingInk" xmlns:wne="http://schemas.microsoft.com/office/word/2006/wordml" xmlns:wps="http://schemas.microsoft.com/office/word/2010/wordprocessingShape" mc:Ignorable="w14 w15 w16se w16cid w16 w16cex w16sdtdh wp14">
+<w:numbering xmlns:wpc="http://schemas.microsoft.com/office/word/2010/wordprocessingCanvas" xmlns:cx="http://schemas.microsoft.com/office/drawing/2014/chartex" xmlns:cx1="http://schemas.microsoft.com/office/drawing/2015/9/8/chartex" xmlns:cx2="http://schemas.microsoft.com/office/drawing/2015/10/21/chartex" xmlns:cx3="http://schemas.microsoft.com/office/drawing/2016/5/9/chartex" xmlns:cx4="http://schemas.microsoft.com/office/drawing/2016/5/10/chartex" xmlns:cx5="http://schemas.microsoft.com/office/drawing/2016/5/11/chartex" xmlns:cx6="http://schemas.microsoft.com/office/drawing/2016/5/12/chartex" xmlns:cx7="http://schemas.microsoft.com/office/drawing/2016/5/13/chartex" xmlns:cx8="http://schemas.microsoft.com/office/drawing/2016/5/14/chartex" xmlns:mc="http://schemas.openxmlformats.org/markup-compatibility/2006" xmlns:aink="http://schemas.microsoft.com/office/drawing/2016/ink" xmlns:am3d="http://schemas.microsoft.com/office/drawing/2017/model3d" xmlns:o="urn:schemas-microsoft-com:office:office" xmlns:r="http://schemas.openxmlformats.org/officeDocument/2006/relationships" xmlns:m="http://schemas.openxmlformats.org/officeDocument/2006/math" xmlns:v="urn:schemas-microsoft-com:vml" xmlns:wp14="http://schemas.microsoft.com/office/word/2010/wordprocessingDrawing" xmlns:wp="http://schemas.openxmlformats.org/drawingml/2006/wordprocessingDrawing" xmlns:w10="urn:schemas-microsoft-com:office:word" xmlns:w="http://schemas.openxmlformats.org/wordprocessingml/2006/main" xmlns:w14="http://schemas.microsoft.com/office/word/2010/wordml" xmlns:w15="http://schemas.microsoft.com/office/word/2012/wordml" xmlns:w16cex="http://schemas.microsoft.com/office/word/2018/wordml/cex" xmlns:w16cid="http://schemas.microsoft.com/office/word/2016/wordml/cid" xmlns:w16="http://schemas.microsoft.com/office/word/2018/wordml" xmlns:w16sdtdh="http://schemas.microsoft.com/office/word/2020/wordml/sdtdatahash" xmlns:w16se="http://schemas.microsoft.com/office/word/2015/wordml/symex" xmlns:wpg="http://schemas.microsoft.com/office/word/2010/wordprocessingGroup" xmlns:wpi="http://schemas.microsoft.com/office/word/2010/wordprocessingInk" xmlns:wne="http://schemas.microsoft.com/office/word/2006/wordml" xmlns:wps="http://schemas.microsoft.com/office/word/2010/wordprocessingShape" mc:Ignorable="w14 w15 w16se w16cid w16 w16cex w16sdtdh wp14">
   <w:abstractNum w:abstractNumId="0" w15:restartNumberingAfterBreak="0">
     <w:nsid w:val="0A157DCC"/>
     <w:multiLevelType w:val="hybridMultilevel"/>
@@ -9086,97 +8663,97 @@
       </w:pPr>
     </w:lvl>
   </w:abstractNum>
-  <w:num w:numId="1" w16cid:durableId="1024550161">
+  <w:num w:numId="1">
     <w:abstractNumId w:val="7"/>
   </w:num>
-  <w:num w:numId="2" w16cid:durableId="479080936">
+  <w:num w:numId="2">
     <w:abstractNumId w:val="18"/>
   </w:num>
-  <w:num w:numId="3" w16cid:durableId="904490960">
+  <w:num w:numId="3">
     <w:abstractNumId w:val="13"/>
   </w:num>
-  <w:num w:numId="4" w16cid:durableId="1661229897">
+  <w:num w:numId="4">
     <w:abstractNumId w:val="12"/>
   </w:num>
-  <w:num w:numId="5" w16cid:durableId="351762423">
+  <w:num w:numId="5">
     <w:abstractNumId w:val="24"/>
   </w:num>
-  <w:num w:numId="6" w16cid:durableId="23333220">
+  <w:num w:numId="6">
     <w:abstractNumId w:val="16"/>
   </w:num>
-  <w:num w:numId="7" w16cid:durableId="1544054404">
+  <w:num w:numId="7">
     <w:abstractNumId w:val="3"/>
   </w:num>
-  <w:num w:numId="8" w16cid:durableId="881862684">
+  <w:num w:numId="8">
     <w:abstractNumId w:val="5"/>
   </w:num>
-  <w:num w:numId="9" w16cid:durableId="1513840275">
+  <w:num w:numId="9">
     <w:abstractNumId w:val="11"/>
   </w:num>
-  <w:num w:numId="10" w16cid:durableId="1775176251">
+  <w:num w:numId="10">
     <w:abstractNumId w:val="21"/>
   </w:num>
-  <w:num w:numId="11" w16cid:durableId="639238166">
+  <w:num w:numId="11">
     <w:abstractNumId w:val="22"/>
   </w:num>
-  <w:num w:numId="12" w16cid:durableId="1831825660">
+  <w:num w:numId="12">
     <w:abstractNumId w:val="26"/>
   </w:num>
-  <w:num w:numId="13" w16cid:durableId="1071659820">
+  <w:num w:numId="13">
     <w:abstractNumId w:val="17"/>
   </w:num>
-  <w:num w:numId="14" w16cid:durableId="1300838997">
+  <w:num w:numId="14">
     <w:abstractNumId w:val="10"/>
   </w:num>
-  <w:num w:numId="15" w16cid:durableId="456219194">
+  <w:num w:numId="15">
     <w:abstractNumId w:val="25"/>
   </w:num>
-  <w:num w:numId="16" w16cid:durableId="1390767098">
+  <w:num w:numId="16">
     <w:abstractNumId w:val="20"/>
   </w:num>
-  <w:num w:numId="17" w16cid:durableId="1645966087">
+  <w:num w:numId="17">
     <w:abstractNumId w:val="28"/>
   </w:num>
-  <w:num w:numId="18" w16cid:durableId="1231118756">
+  <w:num w:numId="18">
     <w:abstractNumId w:val="8"/>
   </w:num>
-  <w:num w:numId="19" w16cid:durableId="2012028552">
+  <w:num w:numId="19">
     <w:abstractNumId w:val="6"/>
   </w:num>
-  <w:num w:numId="20" w16cid:durableId="1620914454">
+  <w:num w:numId="20">
     <w:abstractNumId w:val="29"/>
   </w:num>
-  <w:num w:numId="21" w16cid:durableId="1327975283">
+  <w:num w:numId="21">
     <w:abstractNumId w:val="2"/>
   </w:num>
-  <w:num w:numId="22" w16cid:durableId="731805626">
+  <w:num w:numId="22">
     <w:abstractNumId w:val="19"/>
   </w:num>
-  <w:num w:numId="23" w16cid:durableId="420374392">
+  <w:num w:numId="23">
     <w:abstractNumId w:val="1"/>
   </w:num>
-  <w:num w:numId="24" w16cid:durableId="1018970971">
+  <w:num w:numId="24">
     <w:abstractNumId w:val="23"/>
   </w:num>
-  <w:num w:numId="25" w16cid:durableId="63724410">
+  <w:num w:numId="25">
     <w:abstractNumId w:val="0"/>
   </w:num>
-  <w:num w:numId="26" w16cid:durableId="1930968560">
+  <w:num w:numId="26">
     <w:abstractNumId w:val="27"/>
   </w:num>
-  <w:num w:numId="27" w16cid:durableId="373970734">
+  <w:num w:numId="27">
     <w:abstractNumId w:val="15"/>
   </w:num>
-  <w:num w:numId="28" w16cid:durableId="2116513605">
+  <w:num w:numId="28">
     <w:abstractNumId w:val="14"/>
   </w:num>
-  <w:num w:numId="29" w16cid:durableId="1800341938">
+  <w:num w:numId="29">
     <w:abstractNumId w:val="4"/>
   </w:num>
-  <w:num w:numId="30" w16cid:durableId="2143888040">
+  <w:num w:numId="30">
     <w:abstractNumId w:val="9"/>
   </w:num>
-  <w:num w:numId="31" w16cid:durableId="159001529">
+  <w:num w:numId="31">
     <w:abstractNumId w:val="30"/>
   </w:num>
 </w:numbering>

--- a/resources/templates/Blanko Pendaftaran CG Bain (Simple).docx
+++ b/resources/templates/Blanko Pendaftaran CG Bain (Simple).docx
@@ -95,19 +95,11 @@
         </w:rPr>
         <w:tab/>
       </w:r>
-      <w:proofErr w:type="spellStart"/>
-      <w:r>
-        <w:rPr>
-          <w:rFonts w:eastAsia="SimSun"/>
-        </w:rPr>
-        <w:t>Amuntai</w:t>
-      </w:r>
-      <w:proofErr w:type="spellEnd"/>
-      <w:r>
-        <w:rPr>
-          <w:rFonts w:eastAsia="SimSun"/>
-        </w:rPr>
-        <w:t>,</w:t>
+      <w:r>
+        <w:rPr>
+          <w:rFonts w:eastAsia="SimSun"/>
+        </w:rPr>
+        <w:t>Amuntai,</w:t>
       </w:r>
       <w:r>
         <w:rPr>
@@ -166,15 +158,8 @@
           <w:rFonts w:eastAsia="SimSun"/>
         </w:rPr>
         <w:tab/>
-      </w:r>
-      <w:proofErr w:type="spellStart"/>
-      <w:r>
-        <w:rPr>
-          <w:rFonts w:eastAsia="SimSun"/>
-        </w:rPr>
         <w:t>Kepada</w:t>
       </w:r>
-      <w:proofErr w:type="spellEnd"/>
     </w:p>
     <w:p>
       <w:pPr>
@@ -213,43 +198,20 @@
           <w:rFonts w:eastAsia="SimSun"/>
         </w:rPr>
         <w:tab/>
-      </w:r>
-      <w:proofErr w:type="spellStart"/>
-      <w:r>
-        <w:rPr>
-          <w:rFonts w:eastAsia="SimSun"/>
-        </w:rPr>
         <w:t>Yth.Ketua</w:t>
       </w:r>
-      <w:proofErr w:type="spellEnd"/>
       <w:r>
         <w:rPr>
           <w:rFonts w:eastAsia="SimSun"/>
         </w:rPr>
         <w:t xml:space="preserve"> </w:t>
       </w:r>
-      <w:proofErr w:type="spellStart"/>
-      <w:r>
-        <w:rPr>
-          <w:rFonts w:eastAsia="SimSun"/>
-        </w:rPr>
-        <w:t>Pengadilan</w:t>
-      </w:r>
-      <w:proofErr w:type="spellEnd"/>
-      <w:r>
-        <w:rPr>
-          <w:rFonts w:eastAsia="SimSun"/>
-        </w:rPr>
-        <w:t xml:space="preserve"> Agama </w:t>
-      </w:r>
-      <w:proofErr w:type="spellStart"/>
-      <w:r>
-        <w:rPr>
-          <w:rFonts w:eastAsia="SimSun"/>
-        </w:rPr>
-        <w:t>Amuntai</w:t>
-      </w:r>
-      <w:proofErr w:type="spellEnd"/>
+      <w:r>
+        <w:rPr>
+          <w:rFonts w:eastAsia="SimSun"/>
+        </w:rPr>
+        <w:t>Pengadilan Agama Amuntai</w:t>
+      </w:r>
     </w:p>
     <w:p>
       <w:pPr>
@@ -346,15 +308,8 @@
           <w:rFonts w:eastAsia="SimSun"/>
         </w:rPr>
         <w:tab/>
-      </w:r>
-      <w:proofErr w:type="spellStart"/>
-      <w:r>
-        <w:rPr>
-          <w:rFonts w:eastAsia="SimSun"/>
-        </w:rPr>
         <w:t>Amuntai</w:t>
       </w:r>
-      <w:proofErr w:type="spellEnd"/>
     </w:p>
     <w:p>
       <w:pPr>
@@ -371,33 +326,23 @@
           <w:rFonts w:eastAsia="SimSun"/>
         </w:rPr>
       </w:pPr>
-      <w:proofErr w:type="spellStart"/>
       <w:r>
         <w:rPr>
           <w:rFonts w:eastAsia="SimSun"/>
         </w:rPr>
         <w:t>Assalamu'alaikum</w:t>
       </w:r>
-      <w:proofErr w:type="spellEnd"/>
       <w:r>
         <w:rPr>
           <w:rFonts w:eastAsia="SimSun"/>
         </w:rPr>
         <w:t xml:space="preserve"> </w:t>
       </w:r>
-      <w:proofErr w:type="spellStart"/>
-      <w:r>
-        <w:rPr>
-          <w:rFonts w:eastAsia="SimSun"/>
-        </w:rPr>
-        <w:t>wr.wb</w:t>
-      </w:r>
-      <w:proofErr w:type="spellEnd"/>
-      <w:r>
-        <w:rPr>
-          <w:rFonts w:eastAsia="SimSun"/>
-        </w:rPr>
-        <w:t>.</w:t>
+      <w:r>
+        <w:rPr>
+          <w:rFonts w:eastAsia="SimSun"/>
+        </w:rPr>
+        <w:t>wr.wb.</w:t>
       </w:r>
     </w:p>
     <w:p>
@@ -412,49 +357,19 @@
         <w:rPr>
           <w:rFonts w:eastAsia="SimSun"/>
         </w:rPr>
-        <w:t xml:space="preserve">Saya yang </w:t>
-      </w:r>
-      <w:proofErr w:type="spellStart"/>
-      <w:r>
-        <w:rPr>
-          <w:rFonts w:eastAsia="SimSun"/>
-        </w:rPr>
-        <w:t>bertandatangan</w:t>
-      </w:r>
-      <w:proofErr w:type="spellEnd"/>
-      <w:r>
-        <w:rPr>
-          <w:rFonts w:eastAsia="SimSun"/>
-        </w:rPr>
-        <w:t xml:space="preserve"> di </w:t>
-      </w:r>
-      <w:proofErr w:type="spellStart"/>
-      <w:r>
-        <w:rPr>
-          <w:rFonts w:eastAsia="SimSun"/>
-        </w:rPr>
-        <w:t>bawah</w:t>
-      </w:r>
-      <w:proofErr w:type="spellEnd"/>
+        <w:t>Saya yang bertandatangan di bawah</w:t>
+      </w:r>
       <w:r>
         <w:rPr>
           <w:rFonts w:eastAsia="SimSun"/>
         </w:rPr>
         <w:t xml:space="preserve"> </w:t>
       </w:r>
-      <w:proofErr w:type="spellStart"/>
-      <w:r>
-        <w:rPr>
-          <w:rFonts w:eastAsia="SimSun"/>
-        </w:rPr>
-        <w:t>ini</w:t>
-      </w:r>
-      <w:proofErr w:type="spellEnd"/>
-      <w:r>
-        <w:rPr>
-          <w:rFonts w:eastAsia="SimSun"/>
-        </w:rPr>
-        <w:t xml:space="preserve"> :</w:t>
+      <w:r>
+        <w:rPr>
+          <w:rFonts w:eastAsia="SimSun"/>
+        </w:rPr>
+        <w:t>ini :</w:t>
       </w:r>
     </w:p>
     <w:tbl>
@@ -545,31 +460,7 @@
                 <w:szCs w:val="22"/>
                 <w:lang w:val="en-US"/>
               </w:rPr>
-              <w:t>${</w:t>
-            </w:r>
-            <w:proofErr w:type="spellStart"/>
-            <w:r>
-              <w:rPr>
-                <w:rFonts w:eastAsia="SimSun"/>
-                <w:b/>
-                <w:bCs/>
-                <w:sz w:val="22"/>
-                <w:szCs w:val="22"/>
-                <w:lang w:val="en-US"/>
-              </w:rPr>
-              <w:t>nama_penggugat</w:t>
-            </w:r>
-            <w:proofErr w:type="spellEnd"/>
-            <w:r>
-              <w:rPr>
-                <w:rFonts w:eastAsia="SimSun"/>
-                <w:b/>
-                <w:bCs/>
-                <w:sz w:val="22"/>
-                <w:szCs w:val="22"/>
-                <w:lang w:val="en-US"/>
-              </w:rPr>
-              <w:t>}</w:t>
+              <w:t>${nama_penggugat}</w:t>
             </w:r>
             <w:r>
               <w:rPr>
@@ -605,7 +496,6 @@
               </w:rPr>
               <w:t>{</w:t>
             </w:r>
-            <w:proofErr w:type="spellStart"/>
             <w:r>
               <w:rPr>
                 <w:rFonts w:eastAsia="SimSun"/>
@@ -615,7 +505,6 @@
               </w:rPr>
               <w:t>binti_penggugat</w:t>
             </w:r>
-            <w:proofErr w:type="spellEnd"/>
             <w:r>
               <w:rPr>
                 <w:rFonts w:eastAsia="SimSun"/>
@@ -664,7 +553,6 @@
                 <w:lang w:val="en-US"/>
               </w:rPr>
             </w:pPr>
-            <w:proofErr w:type="spellStart"/>
             <w:r>
               <w:rPr>
                 <w:rFonts w:eastAsia="SimSun"/>
@@ -672,7 +560,6 @@
               </w:rPr>
               <w:t>Umur</w:t>
             </w:r>
-            <w:proofErr w:type="spellEnd"/>
           </w:p>
         </w:tc>
         <w:tc>
@@ -726,7 +613,6 @@
               </w:rPr>
               <w:t>{</w:t>
             </w:r>
-            <w:proofErr w:type="spellStart"/>
             <w:r>
               <w:rPr>
                 <w:rFonts w:eastAsia="SimSun"/>
@@ -736,7 +622,6 @@
               </w:rPr>
               <w:t>umur_penggugat</w:t>
             </w:r>
-            <w:proofErr w:type="spellEnd"/>
             <w:r>
               <w:rPr>
                 <w:rFonts w:eastAsia="SimSun"/>
@@ -824,7 +709,6 @@
               </w:rPr>
               <w:t>{</w:t>
             </w:r>
-            <w:proofErr w:type="spellStart"/>
             <w:r>
               <w:rPr>
                 <w:rFonts w:eastAsia="SimSun"/>
@@ -834,7 +718,6 @@
               </w:rPr>
               <w:t>agama_penggugat</w:t>
             </w:r>
-            <w:proofErr w:type="spellEnd"/>
             <w:r>
               <w:rPr>
                 <w:rFonts w:eastAsia="SimSun"/>
@@ -859,14 +742,12 @@
                 <w:rFonts w:eastAsia="SimSun"/>
               </w:rPr>
             </w:pPr>
-            <w:proofErr w:type="spellStart"/>
             <w:r>
               <w:rPr>
                 <w:rFonts w:eastAsia="SimSun"/>
               </w:rPr>
               <w:t>Pekerjaan</w:t>
             </w:r>
-            <w:proofErr w:type="spellEnd"/>
           </w:p>
         </w:tc>
         <w:tc>
@@ -932,7 +813,6 @@
                           </w:rPr>
                           <w:t>{</w:t>
                         </w:r>
-                        <w:proofErr w:type="spellStart"/>
                         <w:r>
                           <w:rPr>
                             <w:b/>
@@ -940,7 +820,6 @@
                           </w:rPr>
                           <w:t>pendidikan_penggugat</w:t>
                         </w:r>
-                        <w:proofErr w:type="spellEnd"/>
                         <w:r>
                           <w:rPr>
                             <w:b/>
@@ -972,7 +851,6 @@
               </w:rPr>
               <w:t>{</w:t>
             </w:r>
-            <w:proofErr w:type="spellStart"/>
             <w:r>
               <w:rPr>
                 <w:rFonts w:eastAsia="SimSun"/>
@@ -982,7 +860,6 @@
               </w:rPr>
               <w:t>pekerjaan_penggugat</w:t>
             </w:r>
-            <w:proofErr w:type="spellEnd"/>
             <w:r>
               <w:rPr>
                 <w:rFonts w:eastAsia="SimSun"/>
@@ -1388,27 +1265,7 @@
                 <w:bCs/>
                 <w:lang w:val="en-US"/>
               </w:rPr>
-              <w:t>${</w:t>
-            </w:r>
-            <w:proofErr w:type="spellStart"/>
-            <w:r>
-              <w:rPr>
-                <w:rFonts w:eastAsia="SimSun"/>
-                <w:b/>
-                <w:bCs/>
-                <w:lang w:val="en-US"/>
-              </w:rPr>
-              <w:t>alamat_penggugat</w:t>
-            </w:r>
-            <w:proofErr w:type="spellEnd"/>
-            <w:r>
-              <w:rPr>
-                <w:rFonts w:eastAsia="SimSun"/>
-                <w:b/>
-                <w:bCs/>
-                <w:lang w:val="en-US"/>
-              </w:rPr>
-              <w:t>}</w:t>
+              <w:t>${alamat_penggugat}</w:t>
             </w:r>
           </w:p>
         </w:tc>
@@ -1568,9 +1425,22 @@
                 <w:bCs/>
                 <w:lang w:val="en-US"/>
               </w:rPr>
-              <w:t>${</w:t>
+              <w:t>${nama_tergugat}</w:t>
             </w:r>
-            <w:proofErr w:type="spellStart"/>
+            <w:r>
+              <w:rPr>
+                <w:rFonts w:eastAsia="SimSun"/>
+                <w:lang w:val="en-US"/>
+              </w:rPr>
+              <w:t xml:space="preserve"> </w:t>
+            </w:r>
+            <w:r>
+              <w:rPr>
+                <w:rFonts w:eastAsia="SimSun"/>
+                <w:lang w:val="id-ID"/>
+              </w:rPr>
+              <w:t xml:space="preserve">bin </w:t>
+            </w:r>
             <w:r>
               <w:rPr>
                 <w:rFonts w:eastAsia="SimSun"/>
@@ -1578,60 +1448,7 @@
                 <w:bCs/>
                 <w:lang w:val="en-US"/>
               </w:rPr>
-              <w:t>nama_tergugat</w:t>
-            </w:r>
-            <w:proofErr w:type="spellEnd"/>
-            <w:r>
-              <w:rPr>
-                <w:rFonts w:eastAsia="SimSun"/>
-                <w:b/>
-                <w:bCs/>
-                <w:lang w:val="en-US"/>
-              </w:rPr>
-              <w:t>}</w:t>
-            </w:r>
-            <w:r>
-              <w:rPr>
-                <w:rFonts w:eastAsia="SimSun"/>
-                <w:lang w:val="en-US"/>
-              </w:rPr>
-              <w:t xml:space="preserve"> </w:t>
-            </w:r>
-            <w:r>
-              <w:rPr>
-                <w:rFonts w:eastAsia="SimSun"/>
-                <w:lang w:val="id-ID"/>
-              </w:rPr>
-              <w:t xml:space="preserve">bin </w:t>
-            </w:r>
-            <w:r>
-              <w:rPr>
-                <w:rFonts w:eastAsia="SimSun"/>
-                <w:b/>
-                <w:bCs/>
-                <w:lang w:val="en-US"/>
-              </w:rPr>
-              <w:t>${</w:t>
-            </w:r>
-            <w:proofErr w:type="spellStart"/>
-            <w:r>
-              <w:rPr>
-                <w:rFonts w:eastAsia="SimSun"/>
-                <w:b/>
-                <w:bCs/>
-                <w:lang w:val="en-US"/>
-              </w:rPr>
-              <w:t>bin_tergugat</w:t>
-            </w:r>
-            <w:proofErr w:type="spellEnd"/>
-            <w:r>
-              <w:rPr>
-                <w:rFonts w:eastAsia="SimSun"/>
-                <w:b/>
-                <w:bCs/>
-                <w:lang w:val="en-US"/>
-              </w:rPr>
-              <w:t>}</w:t>
+              <w:t>${bin_tergugat}</w:t>
             </w:r>
           </w:p>
           <w:p>
@@ -1672,7 +1489,6 @@
                 <w:lang w:val="en-US"/>
               </w:rPr>
             </w:pPr>
-            <w:proofErr w:type="spellStart"/>
             <w:r>
               <w:rPr>
                 <w:rFonts w:eastAsia="SimSun"/>
@@ -1680,7 +1496,6 @@
               </w:rPr>
               <w:t>Umur</w:t>
             </w:r>
-            <w:proofErr w:type="spellEnd"/>
           </w:p>
         </w:tc>
         <w:tc>
@@ -1723,27 +1538,7 @@
                 <w:bCs/>
                 <w:lang w:val="en-US"/>
               </w:rPr>
-              <w:t>${</w:t>
-            </w:r>
-            <w:proofErr w:type="spellStart"/>
-            <w:r>
-              <w:rPr>
-                <w:rFonts w:eastAsia="SimSun"/>
-                <w:b/>
-                <w:bCs/>
-                <w:lang w:val="en-US"/>
-              </w:rPr>
-              <w:t>umur_tergugat</w:t>
-            </w:r>
-            <w:proofErr w:type="spellEnd"/>
-            <w:r>
-              <w:rPr>
-                <w:rFonts w:eastAsia="SimSun"/>
-                <w:b/>
-                <w:bCs/>
-                <w:lang w:val="en-US"/>
-              </w:rPr>
-              <w:t>}</w:t>
+              <w:t>${umur_tergugat}</w:t>
             </w:r>
           </w:p>
         </w:tc>
@@ -1812,27 +1607,7 @@
                 <w:bCs/>
                 <w:lang w:val="en-US"/>
               </w:rPr>
-              <w:t>${</w:t>
-            </w:r>
-            <w:proofErr w:type="spellStart"/>
-            <w:r>
-              <w:rPr>
-                <w:rFonts w:eastAsia="SimSun"/>
-                <w:b/>
-                <w:bCs/>
-                <w:lang w:val="en-US"/>
-              </w:rPr>
-              <w:t>agama_tergugat</w:t>
-            </w:r>
-            <w:proofErr w:type="spellEnd"/>
-            <w:r>
-              <w:rPr>
-                <w:rFonts w:eastAsia="SimSun"/>
-                <w:b/>
-                <w:bCs/>
-                <w:lang w:val="en-US"/>
-              </w:rPr>
-              <w:t>}</w:t>
+              <w:t>${agama_tergugat}</w:t>
             </w:r>
           </w:p>
         </w:tc>
@@ -1849,14 +1624,12 @@
                 <w:rFonts w:eastAsia="SimSun"/>
               </w:rPr>
             </w:pPr>
-            <w:proofErr w:type="spellStart"/>
             <w:r>
               <w:rPr>
                 <w:rFonts w:eastAsia="SimSun"/>
               </w:rPr>
               <w:t>Pekerjaan</w:t>
             </w:r>
-            <w:proofErr w:type="spellEnd"/>
           </w:p>
         </w:tc>
         <w:tc>
@@ -1901,7 +1674,6 @@
               </w:rPr>
               <w:t>${</w:t>
             </w:r>
-            <w:proofErr w:type="spellStart"/>
             <w:r>
               <w:rPr>
                 <w:rFonts w:eastAsia="SimSun"/>
@@ -1911,7 +1683,6 @@
               </w:rPr>
               <w:t>pekerjaan_tergugat</w:t>
             </w:r>
-            <w:proofErr w:type="spellEnd"/>
             <w:r>
               <w:rPr>
                 <w:rFonts w:eastAsia="SimSun"/>
@@ -1993,21 +1764,7 @@
                           <w:rPr>
                             <w:b/>
                           </w:rPr>
-                          <w:t>${</w:t>
-                        </w:r>
-                        <w:proofErr w:type="spellStart"/>
-                        <w:r>
-                          <w:rPr>
-                            <w:b/>
-                          </w:rPr>
-                          <w:t>pendidikan_tergugat</w:t>
-                        </w:r>
-                        <w:proofErr w:type="spellEnd"/>
-                        <w:r>
-                          <w:rPr>
-                            <w:b/>
-                          </w:rPr>
-                          <w:t>}</w:t>
+                          <w:t>${pendidikan_tergugat}</w:t>
                         </w:r>
                       </w:p>
                     </w:txbxContent>
@@ -2359,27 +2116,7 @@
                 <w:bCs/>
                 <w:lang w:val="en-US"/>
               </w:rPr>
-              <w:t>${</w:t>
-            </w:r>
-            <w:proofErr w:type="spellStart"/>
-            <w:r>
-              <w:rPr>
-                <w:rFonts w:eastAsia="SimSun"/>
-                <w:b/>
-                <w:bCs/>
-                <w:lang w:val="en-US"/>
-              </w:rPr>
-              <w:t>alamat_penggugat</w:t>
-            </w:r>
-            <w:proofErr w:type="spellEnd"/>
-            <w:r>
-              <w:rPr>
-                <w:rFonts w:eastAsia="SimSun"/>
-                <w:b/>
-                <w:bCs/>
-                <w:lang w:val="en-US"/>
-              </w:rPr>
-              <w:t>}</w:t>
+              <w:t>${alamat_penggugat}</w:t>
             </w:r>
           </w:p>
         </w:tc>
@@ -2469,145 +2206,95 @@
           <w:lang w:val="id-ID"/>
         </w:rPr>
       </w:pPr>
-      <w:proofErr w:type="spellStart"/>
-      <w:r>
-        <w:rPr>
-          <w:rFonts w:eastAsia="SimSun"/>
-        </w:rPr>
-        <w:t>Denganhormat</w:t>
-      </w:r>
-      <w:proofErr w:type="spellEnd"/>
-      <w:r>
-        <w:rPr>
-          <w:rFonts w:eastAsia="SimSun"/>
-        </w:rPr>
-        <w:t xml:space="preserve">, </w:t>
-      </w:r>
-      <w:proofErr w:type="spellStart"/>
-      <w:r>
-        <w:rPr>
-          <w:rFonts w:eastAsia="SimSun"/>
-        </w:rPr>
-        <w:t>Penggugat</w:t>
-      </w:r>
-      <w:proofErr w:type="spellEnd"/>
+      <w:r>
+        <w:rPr>
+          <w:rFonts w:eastAsia="SimSun"/>
+        </w:rPr>
+        <w:t>Denganhormat, Penggugat</w:t>
+      </w:r>
       <w:r>
         <w:rPr>
           <w:rFonts w:eastAsia="SimSun"/>
         </w:rPr>
         <w:t xml:space="preserve"> </w:t>
       </w:r>
-      <w:proofErr w:type="spellStart"/>
       <w:r>
         <w:rPr>
           <w:rFonts w:eastAsia="SimSun"/>
         </w:rPr>
         <w:t>mengajukan</w:t>
       </w:r>
-      <w:proofErr w:type="spellEnd"/>
       <w:r>
         <w:rPr>
           <w:rFonts w:eastAsia="SimSun"/>
         </w:rPr>
         <w:t xml:space="preserve"> </w:t>
       </w:r>
-      <w:proofErr w:type="spellStart"/>
       <w:r>
         <w:rPr>
           <w:rFonts w:eastAsia="SimSun"/>
         </w:rPr>
         <w:t>cerai</w:t>
       </w:r>
-      <w:proofErr w:type="spellEnd"/>
       <w:r>
         <w:rPr>
           <w:rFonts w:eastAsia="SimSun"/>
         </w:rPr>
         <w:t xml:space="preserve"> </w:t>
       </w:r>
-      <w:proofErr w:type="spellStart"/>
       <w:r>
         <w:rPr>
           <w:rFonts w:eastAsia="SimSun"/>
         </w:rPr>
         <w:t>gugat</w:t>
       </w:r>
-      <w:proofErr w:type="spellEnd"/>
       <w:r>
         <w:rPr>
           <w:rFonts w:eastAsia="SimSun"/>
         </w:rPr>
         <w:t xml:space="preserve"> </w:t>
       </w:r>
-      <w:proofErr w:type="spellStart"/>
       <w:r>
         <w:rPr>
           <w:rFonts w:eastAsia="SimSun"/>
         </w:rPr>
         <w:t>dengan</w:t>
       </w:r>
-      <w:proofErr w:type="spellEnd"/>
       <w:r>
         <w:rPr>
           <w:rFonts w:eastAsia="SimSun"/>
         </w:rPr>
         <w:t xml:space="preserve"> </w:t>
       </w:r>
-      <w:proofErr w:type="spellStart"/>
-      <w:r>
-        <w:rPr>
-          <w:rFonts w:eastAsia="SimSun"/>
-        </w:rPr>
-        <w:t>alasan-alasan</w:t>
-      </w:r>
-      <w:proofErr w:type="spellEnd"/>
-      <w:r>
-        <w:rPr>
-          <w:rFonts w:eastAsia="SimSun"/>
-        </w:rPr>
-        <w:t xml:space="preserve"> / </w:t>
-      </w:r>
-      <w:proofErr w:type="spellStart"/>
-      <w:r>
-        <w:rPr>
-          <w:rFonts w:eastAsia="SimSun"/>
-        </w:rPr>
-        <w:t>dalil-dalil</w:t>
-      </w:r>
-      <w:proofErr w:type="spellEnd"/>
+      <w:r>
+        <w:rPr>
+          <w:rFonts w:eastAsia="SimSun"/>
+        </w:rPr>
+        <w:t>alasan-alasan / dalil-dalil</w:t>
+      </w:r>
       <w:r>
         <w:rPr>
           <w:rFonts w:eastAsia="SimSun"/>
         </w:rPr>
         <w:t xml:space="preserve"> </w:t>
       </w:r>
-      <w:proofErr w:type="spellStart"/>
       <w:r>
         <w:rPr>
           <w:rFonts w:eastAsia="SimSun"/>
         </w:rPr>
         <w:t>sebagai</w:t>
       </w:r>
-      <w:proofErr w:type="spellEnd"/>
       <w:r>
         <w:rPr>
           <w:rFonts w:eastAsia="SimSun"/>
         </w:rPr>
         <w:t xml:space="preserve"> </w:t>
       </w:r>
-      <w:proofErr w:type="spellStart"/>
-      <w:r>
-        <w:rPr>
-          <w:rFonts w:eastAsia="SimSun"/>
-        </w:rPr>
-        <w:t>berikut</w:t>
-      </w:r>
-      <w:proofErr w:type="spellEnd"/>
-      <w:r>
-        <w:rPr>
-          <w:rFonts w:eastAsia="SimSun"/>
-        </w:rPr>
-        <w:t xml:space="preserve"> :</w:t>
+      <w:r>
+        <w:rPr>
+          <w:rFonts w:eastAsia="SimSun"/>
+        </w:rPr>
+        <w:t>berikut :</w:t>
       </w:r>
     </w:p>
     <w:p>
@@ -2663,9 +2350,15 @@
           <w:bCs/>
           <w:lang w:val="en-US"/>
         </w:rPr>
-        <w:t>${</w:t>
-      </w:r>
-      <w:proofErr w:type="spellStart"/>
+        <w:t>${hari_pernikahan}</w:t>
+      </w:r>
+      <w:r>
+        <w:rPr>
+          <w:rFonts w:eastAsia="SimSun"/>
+          <w:lang w:val="id-ID"/>
+        </w:rPr>
+        <w:t xml:space="preserve">, tanggal </w:t>
+      </w:r>
       <w:r>
         <w:rPr>
           <w:rFonts w:eastAsia="SimSun"/>
@@ -2673,9 +2366,8 @@
           <w:bCs/>
           <w:lang w:val="en-US"/>
         </w:rPr>
-        <w:t>hari_pernikahan</w:t>
-      </w:r>
-      <w:proofErr w:type="spellEnd"/>
+        <w:t>${tanggal_pernikaha</w:t>
+      </w:r>
       <w:r>
         <w:rPr>
           <w:rFonts w:eastAsia="SimSun"/>
@@ -2683,14 +2375,35 @@
           <w:bCs/>
           <w:lang w:val="en-US"/>
         </w:rPr>
-        <w:t>}</w:t>
-      </w:r>
-      <w:r>
-        <w:rPr>
-          <w:rFonts w:eastAsia="SimSun"/>
-          <w:lang w:val="id-ID"/>
-        </w:rPr>
-        <w:t xml:space="preserve">, tanggal </w:t>
+        <w:t>n}</w:t>
+      </w:r>
+      <w:r>
+        <w:rPr>
+          <w:rFonts w:eastAsia="SimSun"/>
+          <w:lang w:val="id-ID"/>
+        </w:rPr>
+        <w:t xml:space="preserve"> </w:t>
+      </w:r>
+      <w:r>
+        <w:rPr>
+          <w:rFonts w:eastAsia="SimSun"/>
+          <w:lang w:val="id-ID"/>
+        </w:rPr>
+        <w:t xml:space="preserve">di </w:t>
+      </w:r>
+      <w:r>
+        <w:rPr>
+          <w:rFonts w:eastAsia="SimSun"/>
+          <w:lang w:val="id-ID"/>
+        </w:rPr>
+        <w:t>desa</w:t>
+      </w:r>
+      <w:r>
+        <w:rPr>
+          <w:rFonts w:eastAsia="SimSun"/>
+          <w:lang w:val="en-US"/>
+        </w:rPr>
+        <w:t xml:space="preserve"> </w:t>
       </w:r>
       <w:r>
         <w:rPr>
@@ -2699,9 +2412,22 @@
           <w:bCs/>
           <w:lang w:val="en-US"/>
         </w:rPr>
-        <w:t>${</w:t>
-      </w:r>
-      <w:proofErr w:type="spellStart"/>
+        <w:t>${desa_pernikahan}</w:t>
+      </w:r>
+      <w:r>
+        <w:rPr>
+          <w:rFonts w:eastAsia="SimSun"/>
+          <w:lang w:val="id-ID"/>
+        </w:rPr>
+        <w:t>, kecamatan</w:t>
+      </w:r>
+      <w:r>
+        <w:rPr>
+          <w:rFonts w:eastAsia="SimSun"/>
+          <w:lang w:val="en-US"/>
+        </w:rPr>
+        <w:t xml:space="preserve"> </w:t>
+      </w:r>
       <w:r>
         <w:rPr>
           <w:rFonts w:eastAsia="SimSun"/>
@@ -2709,7 +2435,7 @@
           <w:bCs/>
           <w:lang w:val="en-US"/>
         </w:rPr>
-        <w:t>tanggal_pernikaha</w:t>
+        <w:t>${keca</w:t>
       </w:r>
       <w:r>
         <w:rPr>
@@ -2718,9 +2444,15 @@
           <w:bCs/>
           <w:lang w:val="en-US"/>
         </w:rPr>
-        <w:t>n</w:t>
-      </w:r>
-      <w:proofErr w:type="spellEnd"/>
+        <w:t>matan_pernikahan}</w:t>
+      </w:r>
+      <w:r>
+        <w:rPr>
+          <w:rFonts w:eastAsia="SimSun"/>
+          <w:lang w:val="id-ID"/>
+        </w:rPr>
+        <w:t xml:space="preserve">, kabupaten </w:t>
+      </w:r>
       <w:r>
         <w:rPr>
           <w:rFonts w:eastAsia="SimSun"/>
@@ -2728,35 +2460,20 @@
           <w:bCs/>
           <w:lang w:val="en-US"/>
         </w:rPr>
-        <w:t>}</w:t>
-      </w:r>
-      <w:r>
-        <w:rPr>
-          <w:rFonts w:eastAsia="SimSun"/>
-          <w:lang w:val="id-ID"/>
-        </w:rPr>
-        <w:t xml:space="preserve"> </w:t>
-      </w:r>
-      <w:r>
-        <w:rPr>
-          <w:rFonts w:eastAsia="SimSun"/>
-          <w:lang w:val="id-ID"/>
-        </w:rPr>
-        <w:t xml:space="preserve">di </w:t>
-      </w:r>
-      <w:r>
-        <w:rPr>
-          <w:rFonts w:eastAsia="SimSun"/>
-          <w:lang w:val="id-ID"/>
-        </w:rPr>
-        <w:t>desa</w:t>
-      </w:r>
-      <w:r>
-        <w:rPr>
-          <w:rFonts w:eastAsia="SimSun"/>
-          <w:lang w:val="en-US"/>
-        </w:rPr>
-        <w:t xml:space="preserve"> </w:t>
+        <w:t>${kabupaten_pernikahan}</w:t>
+      </w:r>
+      <w:r>
+        <w:rPr>
+          <w:rFonts w:eastAsia="SimSun"/>
+          <w:lang w:val="id-ID"/>
+        </w:rPr>
+        <w:t xml:space="preserve">, </w:t>
+      </w:r>
+      <w:r>
+        <w:rPr>
+          <w:lang w:val="id-ID"/>
+        </w:rPr>
+        <w:t xml:space="preserve">kemudian Tergugat mengucapkan shigat taklik talak terhadap Penggugat sesuai dengan Kutipan / Duplikat Kutipan Akta Nikah Nomor </w:t>
       </w:r>
       <w:r>
         <w:rPr>
@@ -2765,9 +2482,21 @@
           <w:bCs/>
           <w:lang w:val="en-US"/>
         </w:rPr>
-        <w:t>${</w:t>
-      </w:r>
-      <w:proofErr w:type="spellStart"/>
+        <w:t>${nomor_akta_nikah}</w:t>
+      </w:r>
+      <w:r>
+        <w:rPr>
+          <w:lang w:val="id-ID"/>
+        </w:rPr>
+        <w:t>, tanggal</w:t>
+      </w:r>
+      <w:r>
+        <w:rPr>
+          <w:rFonts w:eastAsia="SimSun"/>
+          <w:lang w:val="en-US"/>
+        </w:rPr>
+        <w:t xml:space="preserve"> </w:t>
+      </w:r>
       <w:r>
         <w:rPr>
           <w:rFonts w:eastAsia="SimSun"/>
@@ -2775,9 +2504,8 @@
           <w:bCs/>
           <w:lang w:val="en-US"/>
         </w:rPr>
-        <w:t>desa_pernikahan</w:t>
-      </w:r>
-      <w:proofErr w:type="spellEnd"/>
+        <w:t>${</w:t>
+      </w:r>
       <w:r>
         <w:rPr>
           <w:rFonts w:eastAsia="SimSun"/>
@@ -2785,14 +2513,7 @@
           <w:bCs/>
           <w:lang w:val="en-US"/>
         </w:rPr>
-        <w:t>}</w:t>
-      </w:r>
-      <w:r>
-        <w:rPr>
-          <w:rFonts w:eastAsia="SimSun"/>
-          <w:lang w:val="id-ID"/>
-        </w:rPr>
-        <w:t>, kecamatan</w:t>
+        <w:t>tanggal_akta_nikah}</w:t>
       </w:r>
       <w:r>
         <w:rPr>
@@ -2800,6 +2521,25 @@
           <w:lang w:val="en-US"/>
         </w:rPr>
         <w:t xml:space="preserve"> </w:t>
+      </w:r>
+      <w:r>
+        <w:rPr>
+          <w:lang w:val="id-ID"/>
+        </w:rPr>
+        <w:t xml:space="preserve">dari Kantor Urusan Agama </w:t>
+      </w:r>
+      <w:r>
+        <w:rPr>
+          <w:lang w:val="id-ID"/>
+        </w:rPr>
+        <w:t>k</w:t>
+      </w:r>
+      <w:r>
+        <w:rPr>
+          <w:rFonts w:eastAsia="SimSun"/>
+          <w:lang w:val="id-ID"/>
+        </w:rPr>
+        <w:t xml:space="preserve">ecamatan </w:t>
       </w:r>
       <w:r>
         <w:rPr>
@@ -2808,9 +2548,22 @@
           <w:bCs/>
           <w:lang w:val="en-US"/>
         </w:rPr>
-        <w:t>${</w:t>
-      </w:r>
-      <w:proofErr w:type="spellStart"/>
+        <w:t>${kecamatan_kua</w:t>
+      </w:r>
+      <w:r>
+        <w:rPr>
+          <w:rFonts w:eastAsia="SimSun"/>
+          <w:lang w:val="en-US"/>
+        </w:rPr>
+        <w:t>}</w:t>
+      </w:r>
+      <w:r>
+        <w:rPr>
+          <w:rFonts w:eastAsia="SimSun"/>
+          <w:lang w:val="id-ID"/>
+        </w:rPr>
+        <w:t xml:space="preserve">, kabupaten </w:t>
+      </w:r>
       <w:r>
         <w:rPr>
           <w:rFonts w:eastAsia="SimSun"/>
@@ -2818,227 +2571,8 @@
           <w:bCs/>
           <w:lang w:val="en-US"/>
         </w:rPr>
-        <w:t>keca</w:t>
-      </w:r>
-      <w:r>
-        <w:rPr>
-          <w:rFonts w:eastAsia="SimSun"/>
-          <w:b/>
-          <w:bCs/>
-          <w:lang w:val="en-US"/>
-        </w:rPr>
-        <w:t>matan_pernikahan</w:t>
-      </w:r>
-      <w:proofErr w:type="spellEnd"/>
-      <w:r>
-        <w:rPr>
-          <w:rFonts w:eastAsia="SimSun"/>
-          <w:b/>
-          <w:bCs/>
-          <w:lang w:val="en-US"/>
-        </w:rPr>
-        <w:t>}</w:t>
-      </w:r>
-      <w:r>
-        <w:rPr>
-          <w:rFonts w:eastAsia="SimSun"/>
-          <w:lang w:val="id-ID"/>
-        </w:rPr>
-        <w:t xml:space="preserve">, kabupaten </w:t>
-      </w:r>
-      <w:r>
-        <w:rPr>
-          <w:rFonts w:eastAsia="SimSun"/>
-          <w:b/>
-          <w:bCs/>
-          <w:lang w:val="en-US"/>
-        </w:rPr>
-        <w:t>${</w:t>
-      </w:r>
-      <w:proofErr w:type="spellStart"/>
-      <w:r>
-        <w:rPr>
-          <w:rFonts w:eastAsia="SimSun"/>
-          <w:b/>
-          <w:bCs/>
-          <w:lang w:val="en-US"/>
-        </w:rPr>
-        <w:t>kabupaten_pernikahan</w:t>
-      </w:r>
-      <w:proofErr w:type="spellEnd"/>
-      <w:r>
-        <w:rPr>
-          <w:rFonts w:eastAsia="SimSun"/>
-          <w:b/>
-          <w:bCs/>
-          <w:lang w:val="en-US"/>
-        </w:rPr>
-        <w:t>}</w:t>
-      </w:r>
-      <w:r>
-        <w:rPr>
-          <w:rFonts w:eastAsia="SimSun"/>
-          <w:lang w:val="id-ID"/>
-        </w:rPr>
-        <w:t xml:space="preserve">, </w:t>
-      </w:r>
-      <w:r>
-        <w:rPr>
-          <w:lang w:val="id-ID"/>
-        </w:rPr>
-        <w:t xml:space="preserve">kemudian Tergugat mengucapkan shigat taklik talak terhadap Penggugat sesuai dengan Kutipan / Duplikat Kutipan Akta Nikah Nomor </w:t>
-      </w:r>
-      <w:r>
-        <w:rPr>
-          <w:rFonts w:eastAsia="SimSun"/>
-          <w:b/>
-          <w:bCs/>
-          <w:lang w:val="en-US"/>
-        </w:rPr>
-        <w:t>${</w:t>
-      </w:r>
-      <w:proofErr w:type="spellStart"/>
-      <w:r>
-        <w:rPr>
-          <w:rFonts w:eastAsia="SimSun"/>
-          <w:b/>
-          <w:bCs/>
-          <w:lang w:val="en-US"/>
-        </w:rPr>
-        <w:t>nomor_akta_nikah</w:t>
-      </w:r>
-      <w:proofErr w:type="spellEnd"/>
-      <w:r>
-        <w:rPr>
-          <w:rFonts w:eastAsia="SimSun"/>
-          <w:b/>
-          <w:bCs/>
-          <w:lang w:val="en-US"/>
-        </w:rPr>
-        <w:t>}</w:t>
-      </w:r>
-      <w:r>
-        <w:rPr>
-          <w:lang w:val="id-ID"/>
-        </w:rPr>
-        <w:t>, tanggal</w:t>
-      </w:r>
-      <w:r>
-        <w:rPr>
-          <w:rFonts w:eastAsia="SimSun"/>
-          <w:lang w:val="en-US"/>
-        </w:rPr>
-        <w:t xml:space="preserve"> </w:t>
-      </w:r>
-      <w:r>
-        <w:rPr>
-          <w:rFonts w:eastAsia="SimSun"/>
-          <w:b/>
-          <w:bCs/>
-          <w:lang w:val="en-US"/>
-        </w:rPr>
-        <w:t>${</w:t>
-      </w:r>
-      <w:proofErr w:type="spellStart"/>
-      <w:r>
-        <w:rPr>
-          <w:rFonts w:eastAsia="SimSun"/>
-          <w:b/>
-          <w:bCs/>
-          <w:lang w:val="en-US"/>
-        </w:rPr>
-        <w:t>tanggal_akta_nikah</w:t>
-      </w:r>
-      <w:proofErr w:type="spellEnd"/>
-      <w:r>
-        <w:rPr>
-          <w:rFonts w:eastAsia="SimSun"/>
-          <w:b/>
-          <w:bCs/>
-          <w:lang w:val="en-US"/>
-        </w:rPr>
-        <w:t>}</w:t>
-      </w:r>
-      <w:r>
-        <w:rPr>
-          <w:rFonts w:eastAsia="SimSun"/>
-          <w:lang w:val="en-US"/>
-        </w:rPr>
-        <w:t xml:space="preserve"> </w:t>
-      </w:r>
-      <w:r>
-        <w:rPr>
-          <w:lang w:val="id-ID"/>
-        </w:rPr>
-        <w:t xml:space="preserve">dari Kantor Urusan Agama </w:t>
-      </w:r>
-      <w:r>
-        <w:rPr>
-          <w:lang w:val="id-ID"/>
-        </w:rPr>
-        <w:t>k</w:t>
-      </w:r>
-      <w:r>
-        <w:rPr>
-          <w:rFonts w:eastAsia="SimSun"/>
-          <w:lang w:val="id-ID"/>
-        </w:rPr>
-        <w:t xml:space="preserve">ecamatan </w:t>
-      </w:r>
-      <w:r>
-        <w:rPr>
-          <w:rFonts w:eastAsia="SimSun"/>
-          <w:b/>
-          <w:bCs/>
-          <w:lang w:val="en-US"/>
-        </w:rPr>
-        <w:t>${</w:t>
-      </w:r>
-      <w:proofErr w:type="spellStart"/>
-      <w:r>
-        <w:rPr>
-          <w:rFonts w:eastAsia="SimSun"/>
-          <w:b/>
-          <w:bCs/>
-          <w:lang w:val="en-US"/>
-        </w:rPr>
-        <w:t>kecamatan_kua</w:t>
-      </w:r>
-      <w:proofErr w:type="spellEnd"/>
-      <w:r>
-        <w:rPr>
-          <w:rFonts w:eastAsia="SimSun"/>
-          <w:lang w:val="en-US"/>
-        </w:rPr>
-        <w:t>}</w:t>
-      </w:r>
-      <w:r>
-        <w:rPr>
-          <w:rFonts w:eastAsia="SimSun"/>
-          <w:lang w:val="id-ID"/>
-        </w:rPr>
-        <w:t xml:space="preserve">, kabupaten </w:t>
-      </w:r>
-      <w:r>
-        <w:rPr>
-          <w:rFonts w:eastAsia="SimSun"/>
-          <w:b/>
-          <w:bCs/>
-          <w:lang w:val="en-US"/>
-        </w:rPr>
-        <w:t>${</w:t>
-      </w:r>
-      <w:proofErr w:type="spellStart"/>
-      <w:r>
-        <w:rPr>
-          <w:rFonts w:eastAsia="SimSun"/>
-          <w:b/>
-          <w:bCs/>
-          <w:lang w:val="en-US"/>
-        </w:rPr>
-        <w:t>kabupaten_kua</w:t>
-      </w:r>
-      <w:proofErr w:type="spellEnd"/>
+        <w:t>${kabupaten_kua</w:t>
+      </w:r>
       <w:r>
         <w:rPr>
           <w:rFonts w:eastAsia="SimSun"/>
@@ -3061,67 +2595,9 @@
           <w:numId w:val="1"/>
         </w:numPr>
       </w:pPr>
-      <w:proofErr w:type="spellStart"/>
-      <w:r>
-        <w:t>Bahwa</w:t>
-      </w:r>
-      <w:proofErr w:type="spellEnd"/>
-      <w:r>
-        <w:t xml:space="preserve"> </w:t>
-      </w:r>
-      <w:proofErr w:type="spellStart"/>
-      <w:r>
-        <w:t>setelah</w:t>
-      </w:r>
-      <w:proofErr w:type="spellEnd"/>
-      <w:r>
-        <w:t xml:space="preserve"> </w:t>
-      </w:r>
-      <w:proofErr w:type="spellStart"/>
-      <w:r>
-        <w:t>pernikahan</w:t>
-      </w:r>
-      <w:proofErr w:type="spellEnd"/>
-      <w:r>
-        <w:t xml:space="preserve"> </w:t>
-      </w:r>
-      <w:proofErr w:type="spellStart"/>
-      <w:r>
-        <w:t>tersebut</w:t>
-      </w:r>
-      <w:proofErr w:type="spellEnd"/>
-      <w:r>
-        <w:t xml:space="preserve"> </w:t>
-      </w:r>
-      <w:proofErr w:type="spellStart"/>
-      <w:r>
-        <w:t>Penggugat</w:t>
-      </w:r>
-      <w:proofErr w:type="spellEnd"/>
-      <w:r>
-        <w:t xml:space="preserve"> dan </w:t>
-      </w:r>
-      <w:proofErr w:type="spellStart"/>
-      <w:r>
-        <w:t>Tergugat</w:t>
-      </w:r>
-      <w:proofErr w:type="spellEnd"/>
-      <w:r>
-        <w:t xml:space="preserve"> </w:t>
-      </w:r>
-      <w:proofErr w:type="spellStart"/>
-      <w:r>
-        <w:t>bertempat</w:t>
-      </w:r>
-      <w:proofErr w:type="spellEnd"/>
-      <w:r>
-        <w:t xml:space="preserve"> </w:t>
-      </w:r>
-      <w:proofErr w:type="spellStart"/>
-      <w:r>
-        <w:t>tinggal</w:t>
-      </w:r>
-      <w:proofErr w:type="spellEnd"/>
+      <w:r>
+        <w:t>Bahwa setelah pernikahan tersebut Penggugat dan Tergugat bertempat tinggal</w:t>
+      </w:r>
     </w:p>
     <w:p>
       <w:pPr>
@@ -3132,15 +2608,7 @@
         <w:t xml:space="preserve">(a) </w:t>
       </w:r>
       <w:r>
-        <w:t>${</w:t>
-      </w:r>
-      <w:proofErr w:type="spellStart"/>
-      <w:r>
-        <w:t>tempat_tinggal_a</w:t>
-      </w:r>
-      <w:proofErr w:type="spellEnd"/>
-      <w:r>
-        <w:t xml:space="preserve">} </w:t>
+        <w:t xml:space="preserve">${tempat_tinggal_a} </w:t>
       </w:r>
     </w:p>
     <w:p>
@@ -3152,16 +2620,11 @@
         <w:t xml:space="preserve">(b) </w:t>
       </w:r>
       <w:r>
-        <w:t>${</w:t>
-      </w:r>
-      <w:proofErr w:type="spellStart"/>
-      <w:r>
-        <w:t>tempat_tinggal_</w:t>
+        <w:t>${tempat_tinggal_</w:t>
       </w:r>
       <w:r>
         <w:t>b</w:t>
       </w:r>
-      <w:proofErr w:type="spellEnd"/>
       <w:r>
         <w:t>}</w:t>
       </w:r>
@@ -3175,16 +2638,11 @@
         <w:t xml:space="preserve">(c) </w:t>
       </w:r>
       <w:r>
-        <w:t>${</w:t>
-      </w:r>
-      <w:proofErr w:type="spellStart"/>
-      <w:r>
-        <w:t>tempat_tinggal_</w:t>
+        <w:t>${tempat_tinggal_</w:t>
       </w:r>
       <w:r>
         <w:t>c</w:t>
       </w:r>
-      <w:proofErr w:type="spellEnd"/>
       <w:r>
         <w:t>}</w:t>
       </w:r>
@@ -3201,16 +2659,11 @@
         <w:t xml:space="preserve">(d) </w:t>
       </w:r>
       <w:r>
-        <w:t>${</w:t>
-      </w:r>
-      <w:proofErr w:type="spellStart"/>
-      <w:r>
-        <w:t>tempat_tinggal_</w:t>
+        <w:t>${tempat_tinggal_</w:t>
       </w:r>
       <w:r>
         <w:t>d</w:t>
       </w:r>
-      <w:proofErr w:type="spellEnd"/>
       <w:r>
         <w:t>}</w:t>
       </w:r>
@@ -3224,7 +2677,6 @@
           <w:lang w:val="id-ID"/>
         </w:rPr>
       </w:pPr>
-      <w:proofErr w:type="spellStart"/>
       <w:r>
         <w:rPr>
           <w:rFonts w:eastAsia="SimSun"/>
@@ -3237,35 +2689,30 @@
         </w:rPr>
         <w:t>umpul</w:t>
       </w:r>
-      <w:proofErr w:type="spellEnd"/>
       <w:r>
         <w:rPr>
           <w:rFonts w:eastAsia="SimSun"/>
         </w:rPr>
         <w:t xml:space="preserve"> </w:t>
       </w:r>
-      <w:proofErr w:type="spellStart"/>
       <w:r>
         <w:rPr>
           <w:rFonts w:eastAsia="SimSun"/>
         </w:rPr>
         <w:t>baik</w:t>
       </w:r>
-      <w:proofErr w:type="spellEnd"/>
       <w:r>
         <w:rPr>
           <w:rFonts w:eastAsia="SimSun"/>
         </w:rPr>
         <w:t xml:space="preserve"> </w:t>
       </w:r>
-      <w:proofErr w:type="spellStart"/>
       <w:r>
         <w:rPr>
           <w:rFonts w:eastAsia="SimSun"/>
         </w:rPr>
         <w:t>selama</w:t>
       </w:r>
-      <w:proofErr w:type="spellEnd"/>
       <w:r>
         <w:rPr>
           <w:rFonts w:eastAsia="SimSun"/>
@@ -3331,11 +2778,9 @@
         </w:rPr>
         <w:t xml:space="preserve">dan telah </w:t>
       </w:r>
-      <w:proofErr w:type="spellStart"/>
       <w:r>
         <w:t>dikaruniai</w:t>
       </w:r>
-      <w:proofErr w:type="spellEnd"/>
       <w:r>
         <w:rPr>
           <w:rFonts w:eastAsia="SimSun"/>
@@ -3650,149 +3095,12 @@
         </w:rPr>
         <w:t xml:space="preserve"> </w:t>
       </w:r>
-      <w:proofErr w:type="spellStart"/>
       <w:r>
         <w:rPr>
           <w:rFonts w:eastAsia="SimSun"/>
           <w:lang w:val="en-US"/>
         </w:rPr>
-        <w:t>antara</w:t>
-      </w:r>
-      <w:proofErr w:type="spellEnd"/>
-      <w:r>
-        <w:rPr>
-          <w:rFonts w:eastAsia="SimSun"/>
-          <w:lang w:val="en-US"/>
-        </w:rPr>
-        <w:t xml:space="preserve"> </w:t>
-      </w:r>
-      <w:proofErr w:type="spellStart"/>
-      <w:r>
-        <w:rPr>
-          <w:rFonts w:eastAsia="SimSun"/>
-          <w:lang w:val="en-US"/>
-        </w:rPr>
-        <w:t>Penggugat</w:t>
-      </w:r>
-      <w:proofErr w:type="spellEnd"/>
-      <w:r>
-        <w:rPr>
-          <w:rFonts w:eastAsia="SimSun"/>
-          <w:lang w:val="en-US"/>
-        </w:rPr>
-        <w:t xml:space="preserve"> dan </w:t>
-      </w:r>
-      <w:proofErr w:type="spellStart"/>
-      <w:r>
-        <w:rPr>
-          <w:rFonts w:eastAsia="SimSun"/>
-          <w:lang w:val="en-US"/>
-        </w:rPr>
-        <w:t>Tergugat</w:t>
-      </w:r>
-      <w:proofErr w:type="spellEnd"/>
-      <w:r>
-        <w:rPr>
-          <w:rFonts w:eastAsia="SimSun"/>
-          <w:lang w:val="en-US"/>
-        </w:rPr>
-        <w:t xml:space="preserve"> </w:t>
-      </w:r>
-      <w:proofErr w:type="spellStart"/>
-      <w:r>
-        <w:rPr>
-          <w:rFonts w:eastAsia="SimSun"/>
-          <w:lang w:val="en-US"/>
-        </w:rPr>
-        <w:t>sering</w:t>
-      </w:r>
-      <w:proofErr w:type="spellEnd"/>
-      <w:r>
-        <w:rPr>
-          <w:rFonts w:eastAsia="SimSun"/>
-          <w:lang w:val="en-US"/>
-        </w:rPr>
-        <w:t xml:space="preserve"> </w:t>
-      </w:r>
-      <w:proofErr w:type="spellStart"/>
-      <w:r>
-        <w:rPr>
-          <w:rFonts w:eastAsia="SimSun"/>
-          <w:lang w:val="en-US"/>
-        </w:rPr>
-        <w:t>terjadi</w:t>
-      </w:r>
-      <w:proofErr w:type="spellEnd"/>
-      <w:r>
-        <w:rPr>
-          <w:rFonts w:eastAsia="SimSun"/>
-          <w:lang w:val="en-US"/>
-        </w:rPr>
-        <w:t xml:space="preserve"> </w:t>
-      </w:r>
-      <w:proofErr w:type="spellStart"/>
-      <w:r>
-        <w:rPr>
-          <w:rFonts w:eastAsia="SimSun"/>
-          <w:lang w:val="en-US"/>
-        </w:rPr>
-        <w:t>perselisihan</w:t>
-      </w:r>
-      <w:proofErr w:type="spellEnd"/>
-      <w:r>
-        <w:rPr>
-          <w:rFonts w:eastAsia="SimSun"/>
-          <w:lang w:val="en-US"/>
-        </w:rPr>
-        <w:t xml:space="preserve"> dan </w:t>
-      </w:r>
-      <w:proofErr w:type="spellStart"/>
-      <w:r>
-        <w:rPr>
-          <w:rFonts w:eastAsia="SimSun"/>
-          <w:lang w:val="en-US"/>
-        </w:rPr>
-        <w:t>pertengkaran</w:t>
-      </w:r>
-      <w:proofErr w:type="spellEnd"/>
-      <w:r>
-        <w:rPr>
-          <w:rFonts w:eastAsia="SimSun"/>
-          <w:lang w:val="en-US"/>
-        </w:rPr>
-        <w:t xml:space="preserve"> </w:t>
-      </w:r>
-      <w:proofErr w:type="spellStart"/>
-      <w:r>
-        <w:rPr>
-          <w:rFonts w:eastAsia="SimSun"/>
-          <w:lang w:val="en-US"/>
-        </w:rPr>
-        <w:t>dikarenakan</w:t>
-      </w:r>
-      <w:proofErr w:type="spellEnd"/>
-      <w:r>
-        <w:rPr>
-          <w:rFonts w:eastAsia="SimSun"/>
-          <w:lang w:val="en-US"/>
-        </w:rPr>
-        <w:t xml:space="preserve"> </w:t>
-      </w:r>
-      <w:proofErr w:type="spellStart"/>
-      <w:r>
-        <w:rPr>
-          <w:rFonts w:eastAsia="SimSun"/>
-          <w:lang w:val="en-US"/>
-        </w:rPr>
-        <w:t>Tergugat</w:t>
-      </w:r>
-      <w:proofErr w:type="spellEnd"/>
-      <w:r>
-        <w:rPr>
-          <w:rFonts w:eastAsia="SimSun"/>
-          <w:lang w:val="en-US"/>
-        </w:rPr>
-        <w:t>:</w:t>
+        <w:t>antara Penggugat dan Tergugat sering terjadi perselisihan dan pertengkaran dikarenakan Tergugat:</w:t>
       </w:r>
     </w:p>
     <w:p>
@@ -4148,11 +3456,9 @@
         </w:rPr>
         <w:t>(${</w:t>
       </w:r>
-      <w:proofErr w:type="spellStart"/>
       <w:r>
         <w:t>jenis_perpisahan_tempat_tinggal</w:t>
       </w:r>
-      <w:proofErr w:type="spellEnd"/>
       <w:r>
         <w:rPr>
           <w:rFonts w:eastAsia="SimSun"/>
@@ -4171,13 +3477,8 @@
         </w:rPr>
         <w:t>/${</w:t>
       </w:r>
-      <w:proofErr w:type="spellStart"/>
-      <w:r>
-        <w:t>jenis_perpisahan_tempat_tidur</w:t>
-      </w:r>
-      <w:proofErr w:type="spellEnd"/>
-      <w:r>
-        <w:t>}</w:t>
+      <w:r>
+        <w:t>jenis_perpisahan_tempat_tidur}</w:t>
       </w:r>
       <w:r>
         <w:rPr>
@@ -4278,65 +3579,35 @@
           <w:rFonts w:eastAsia="SimSun"/>
           <w:lang w:val="id-ID"/>
         </w:rPr>
-        <w:t xml:space="preserve">(karena diusir oleh </w:t>
-      </w:r>
-      <w:r>
-        <w:rPr>
-          <w:rFonts w:eastAsia="SimSun"/>
-          <w:lang w:val="id-ID"/>
-        </w:rPr>
         <w:t>(</w:t>
       </w:r>
       <w:r>
         <w:rPr>
           <w:rFonts w:eastAsia="SimSun"/>
-          <w:u w:val="single"/>
-          <w:lang w:val="id-ID"/>
-        </w:rPr>
-        <w:t>Penggugat / Tergugat</w:t>
-      </w:r>
-      <w:r>
-        <w:rPr>
-          <w:rFonts w:eastAsia="SimSun"/>
-          <w:lang w:val="id-ID"/>
-        </w:rPr>
-        <w:t>)</w:t>
-      </w:r>
-      <w:r>
-        <w:rPr>
-          <w:rFonts w:eastAsia="SimSun"/>
-          <w:lang w:val="id-ID"/>
-        </w:rPr>
-        <w:t xml:space="preserve"> atau keinginan </w:t>
-      </w:r>
-      <w:r>
-        <w:rPr>
-          <w:rFonts w:eastAsia="SimSun"/>
-          <w:lang w:val="id-ID"/>
-        </w:rPr>
-        <w:t>(</w:t>
-      </w:r>
-      <w:r>
-        <w:rPr>
-          <w:rFonts w:eastAsia="SimSun"/>
-          <w:u w:val="single"/>
-          <w:lang w:val="id-ID"/>
-        </w:rPr>
-        <w:t>Penggugat / Tergugat</w:t>
-      </w:r>
-      <w:r>
-        <w:rPr>
-          <w:rFonts w:eastAsia="SimSun"/>
-          <w:lang w:val="id-ID"/>
-        </w:rPr>
-        <w:t xml:space="preserve">) </w:t>
-      </w:r>
-      <w:r>
-        <w:rPr>
-          <w:rFonts w:eastAsia="SimSun"/>
-          <w:lang w:val="id-ID"/>
-        </w:rPr>
-        <w:t xml:space="preserve">sendiri) sejak </w:t>
+          <w:lang w:val="en-US"/>
+        </w:rPr>
+        <w:t>${</w:t>
+      </w:r>
+      <w:r>
+        <w:rPr>
+          <w:rFonts w:eastAsia="SimSun"/>
+          <w:lang w:val="id-ID"/>
+        </w:rPr>
+        <w:t>alasan_meninggalkan</w:t>
+      </w:r>
+      <w:r>
+        <w:rPr>
+          <w:rFonts w:eastAsia="SimSun"/>
+          <w:lang w:val="en-US"/>
+        </w:rPr>
+        <w:t>}</w:t>
+      </w:r>
+      <w:r>
+        <w:rPr>
+          <w:rFonts w:eastAsia="SimSun"/>
+          <w:lang w:val="id-ID"/>
+        </w:rPr>
+        <w:t xml:space="preserve">) sejak </w:t>
       </w:r>
       <w:r>
         <w:rPr>
@@ -4808,42 +4079,36 @@
           <w:lang w:eastAsia="id-ID"/>
         </w:rPr>
       </w:pPr>
-      <w:proofErr w:type="spellStart"/>
       <w:r>
         <w:rPr>
           <w:lang w:eastAsia="id-ID"/>
         </w:rPr>
         <w:t>Mengabulkan</w:t>
       </w:r>
-      <w:proofErr w:type="spellEnd"/>
       <w:r>
         <w:rPr>
           <w:lang w:eastAsia="id-ID"/>
         </w:rPr>
         <w:t xml:space="preserve"> </w:t>
       </w:r>
-      <w:proofErr w:type="spellStart"/>
       <w:r>
         <w:rPr>
           <w:lang w:eastAsia="id-ID"/>
         </w:rPr>
         <w:t>gugatan</w:t>
       </w:r>
-      <w:proofErr w:type="spellEnd"/>
       <w:r>
         <w:rPr>
           <w:lang w:eastAsia="id-ID"/>
         </w:rPr>
         <w:t xml:space="preserve"> </w:t>
       </w:r>
-      <w:proofErr w:type="spellStart"/>
       <w:r>
         <w:rPr>
           <w:lang w:eastAsia="id-ID"/>
         </w:rPr>
         <w:t>Penggugat</w:t>
       </w:r>
-      <w:proofErr w:type="spellEnd"/>
       <w:r>
         <w:rPr>
           <w:lang w:val="id-ID" w:eastAsia="id-ID"/>
@@ -4867,14 +4132,12 @@
           <w:lang w:eastAsia="id-ID"/>
         </w:rPr>
       </w:pPr>
-      <w:proofErr w:type="spellStart"/>
       <w:r>
         <w:rPr>
           <w:lang w:eastAsia="id-ID"/>
         </w:rPr>
         <w:t>Menjatuhkan</w:t>
       </w:r>
-      <w:proofErr w:type="spellEnd"/>
       <w:r>
         <w:rPr>
           <w:lang w:eastAsia="id-ID"/>
@@ -4893,84 +4156,72 @@
         </w:rPr>
         <w:t xml:space="preserve"> </w:t>
       </w:r>
-      <w:proofErr w:type="spellStart"/>
       <w:r>
         <w:rPr>
           <w:lang w:eastAsia="id-ID"/>
         </w:rPr>
         <w:t>satu</w:t>
       </w:r>
-      <w:proofErr w:type="spellEnd"/>
       <w:r>
         <w:rPr>
           <w:lang w:eastAsia="id-ID"/>
         </w:rPr>
         <w:t xml:space="preserve"> </w:t>
       </w:r>
-      <w:proofErr w:type="spellStart"/>
       <w:r>
         <w:rPr>
           <w:lang w:eastAsia="id-ID"/>
         </w:rPr>
         <w:t>bain</w:t>
       </w:r>
-      <w:proofErr w:type="spellEnd"/>
       <w:r>
         <w:rPr>
           <w:lang w:eastAsia="id-ID"/>
         </w:rPr>
         <w:t xml:space="preserve"> </w:t>
       </w:r>
-      <w:proofErr w:type="spellStart"/>
       <w:r>
         <w:rPr>
           <w:lang w:eastAsia="id-ID"/>
         </w:rPr>
         <w:t>shugra</w:t>
       </w:r>
-      <w:proofErr w:type="spellEnd"/>
       <w:r>
         <w:rPr>
           <w:lang w:eastAsia="id-ID"/>
         </w:rPr>
         <w:t xml:space="preserve"> </w:t>
       </w:r>
-      <w:proofErr w:type="spellStart"/>
       <w:r>
         <w:rPr>
           <w:lang w:eastAsia="id-ID"/>
         </w:rPr>
         <w:t>Tergugat</w:t>
       </w:r>
-      <w:proofErr w:type="spellEnd"/>
       <w:r>
         <w:rPr>
           <w:lang w:eastAsia="id-ID"/>
         </w:rPr>
         <w:t xml:space="preserve"> </w:t>
       </w:r>
-      <w:proofErr w:type="spellStart"/>
       <w:r>
         <w:rPr>
           <w:lang w:eastAsia="id-ID"/>
         </w:rPr>
         <w:t>terhadap</w:t>
       </w:r>
-      <w:proofErr w:type="spellEnd"/>
       <w:r>
         <w:rPr>
           <w:lang w:eastAsia="id-ID"/>
         </w:rPr>
         <w:t xml:space="preserve"> </w:t>
       </w:r>
-      <w:proofErr w:type="spellStart"/>
       <w:r>
         <w:rPr>
           <w:lang w:eastAsia="id-ID"/>
         </w:rPr>
         <w:t>Penggugat</w:t>
       </w:r>
-      <w:proofErr w:type="spellEnd"/>
       <w:r>
         <w:rPr>
           <w:lang w:eastAsia="id-ID"/>
@@ -4994,98 +4245,84 @@
           <w:lang w:eastAsia="id-ID"/>
         </w:rPr>
       </w:pPr>
-      <w:proofErr w:type="spellStart"/>
       <w:r>
         <w:rPr>
           <w:lang w:eastAsia="id-ID"/>
         </w:rPr>
         <w:t>Mengirimkan</w:t>
       </w:r>
-      <w:proofErr w:type="spellEnd"/>
       <w:r>
         <w:rPr>
           <w:lang w:eastAsia="id-ID"/>
         </w:rPr>
         <w:t xml:space="preserve"> </w:t>
       </w:r>
-      <w:proofErr w:type="spellStart"/>
       <w:r>
         <w:rPr>
           <w:lang w:eastAsia="id-ID"/>
         </w:rPr>
         <w:t>sehelai</w:t>
       </w:r>
-      <w:proofErr w:type="spellEnd"/>
       <w:r>
         <w:rPr>
           <w:lang w:eastAsia="id-ID"/>
         </w:rPr>
         <w:t xml:space="preserve"> </w:t>
       </w:r>
-      <w:proofErr w:type="spellStart"/>
       <w:r>
         <w:rPr>
           <w:lang w:eastAsia="id-ID"/>
         </w:rPr>
         <w:t>salinan</w:t>
       </w:r>
-      <w:proofErr w:type="spellEnd"/>
       <w:r>
         <w:rPr>
           <w:lang w:eastAsia="id-ID"/>
         </w:rPr>
         <w:t xml:space="preserve"> </w:t>
       </w:r>
-      <w:proofErr w:type="spellStart"/>
       <w:r>
         <w:rPr>
           <w:lang w:eastAsia="id-ID"/>
         </w:rPr>
         <w:t>putusan</w:t>
       </w:r>
-      <w:proofErr w:type="spellEnd"/>
       <w:r>
         <w:rPr>
           <w:lang w:eastAsia="id-ID"/>
         </w:rPr>
         <w:t xml:space="preserve"> </w:t>
       </w:r>
-      <w:proofErr w:type="spellStart"/>
       <w:r>
         <w:rPr>
           <w:lang w:eastAsia="id-ID"/>
         </w:rPr>
         <w:t>kepada</w:t>
       </w:r>
-      <w:proofErr w:type="spellEnd"/>
       <w:r>
         <w:rPr>
           <w:lang w:eastAsia="id-ID"/>
         </w:rPr>
         <w:t xml:space="preserve"> </w:t>
       </w:r>
-      <w:proofErr w:type="spellStart"/>
       <w:r>
         <w:rPr>
           <w:lang w:eastAsia="id-ID"/>
         </w:rPr>
         <w:t>Pegawai</w:t>
       </w:r>
-      <w:proofErr w:type="spellEnd"/>
       <w:r>
         <w:rPr>
           <w:lang w:eastAsia="id-ID"/>
         </w:rPr>
         <w:t xml:space="preserve"> </w:t>
       </w:r>
-      <w:proofErr w:type="spellStart"/>
       <w:r>
         <w:rPr>
           <w:lang w:eastAsia="id-ID"/>
         </w:rPr>
         <w:t>Pencatat</w:t>
       </w:r>
-      <w:proofErr w:type="spellEnd"/>
       <w:r>
         <w:rPr>
           <w:lang w:eastAsia="id-ID"/>
@@ -5122,28 +4359,24 @@
         </w:rPr>
         <w:t xml:space="preserve"> </w:t>
       </w:r>
-      <w:proofErr w:type="spellStart"/>
       <w:r>
         <w:rPr>
           <w:lang w:eastAsia="id-ID"/>
         </w:rPr>
         <w:t>Pegawai</w:t>
       </w:r>
-      <w:proofErr w:type="spellEnd"/>
       <w:r>
         <w:rPr>
           <w:lang w:eastAsia="id-ID"/>
         </w:rPr>
         <w:t xml:space="preserve"> </w:t>
       </w:r>
-      <w:proofErr w:type="spellStart"/>
       <w:r>
         <w:rPr>
           <w:lang w:eastAsia="id-ID"/>
         </w:rPr>
         <w:t>Pencatat</w:t>
       </w:r>
-      <w:proofErr w:type="spellEnd"/>
       <w:r>
         <w:rPr>
           <w:lang w:eastAsia="id-ID"/>
@@ -5154,72 +4387,56 @@
         <w:rPr>
           <w:lang w:eastAsia="id-ID"/>
         </w:rPr>
-        <w:t xml:space="preserve">Nikah KUA </w:t>
-      </w:r>
-      <w:proofErr w:type="spellStart"/>
-      <w:r>
-        <w:rPr>
-          <w:lang w:eastAsia="id-ID"/>
-        </w:rPr>
-        <w:t>Kecamatan</w:t>
-      </w:r>
-      <w:proofErr w:type="spellEnd"/>
+        <w:t>Nikah KUA Kecamatan</w:t>
+      </w:r>
       <w:r>
         <w:rPr>
           <w:lang w:val="id-ID" w:eastAsia="id-ID"/>
         </w:rPr>
         <w:t xml:space="preserve">- </w:t>
       </w:r>
-      <w:proofErr w:type="spellStart"/>
       <w:r>
         <w:rPr>
           <w:lang w:eastAsia="id-ID"/>
         </w:rPr>
         <w:t>Kabupaten</w:t>
       </w:r>
-      <w:proofErr w:type="spellEnd"/>
       <w:r>
         <w:rPr>
           <w:lang w:val="id-ID" w:eastAsia="id-ID"/>
         </w:rPr>
         <w:t>-</w:t>
       </w:r>
-      <w:proofErr w:type="spellStart"/>
       <w:r>
         <w:rPr>
           <w:lang w:eastAsia="id-ID"/>
         </w:rPr>
         <w:t>serta</w:t>
       </w:r>
-      <w:proofErr w:type="spellEnd"/>
       <w:r>
         <w:rPr>
           <w:lang w:eastAsia="id-ID"/>
         </w:rPr>
         <w:t xml:space="preserve"> </w:t>
       </w:r>
-      <w:proofErr w:type="spellStart"/>
       <w:r>
         <w:rPr>
           <w:lang w:eastAsia="id-ID"/>
         </w:rPr>
         <w:t>Pegawai</w:t>
       </w:r>
-      <w:proofErr w:type="spellEnd"/>
       <w:r>
         <w:rPr>
           <w:lang w:eastAsia="id-ID"/>
         </w:rPr>
         <w:t xml:space="preserve"> </w:t>
       </w:r>
-      <w:proofErr w:type="spellStart"/>
       <w:r>
         <w:rPr>
           <w:lang w:eastAsia="id-ID"/>
         </w:rPr>
         <w:t>Pencatat</w:t>
       </w:r>
-      <w:proofErr w:type="spellEnd"/>
       <w:r>
         <w:rPr>
           <w:lang w:eastAsia="id-ID"/>
@@ -5230,16 +4447,8 @@
         <w:rPr>
           <w:lang w:eastAsia="id-ID"/>
         </w:rPr>
-        <w:t xml:space="preserve">Nikah KUA </w:t>
-      </w:r>
-      <w:proofErr w:type="spellStart"/>
-      <w:r>
-        <w:rPr>
-          <w:lang w:eastAsia="id-ID"/>
-        </w:rPr>
-        <w:t>Kecamatan</w:t>
-      </w:r>
-      <w:proofErr w:type="spellEnd"/>
+        <w:t>Nikah KUA Kecamatan</w:t>
+      </w:r>
       <w:r>
         <w:rPr>
           <w:lang w:eastAsia="id-ID"/>
@@ -5252,14 +4461,12 @@
         </w:rPr>
         <w:t xml:space="preserve">- </w:t>
       </w:r>
-      <w:proofErr w:type="spellStart"/>
       <w:r>
         <w:rPr>
           <w:lang w:eastAsia="id-ID"/>
         </w:rPr>
         <w:t>Kabupaten</w:t>
       </w:r>
-      <w:proofErr w:type="spellEnd"/>
       <w:r>
         <w:rPr>
           <w:lang w:eastAsia="id-ID"/>
@@ -5289,117 +4496,95 @@
           <w:lang w:eastAsia="id-ID"/>
         </w:rPr>
       </w:pPr>
-      <w:proofErr w:type="spellStart"/>
       <w:r>
         <w:rPr>
           <w:lang w:eastAsia="id-ID"/>
         </w:rPr>
         <w:t>Membebankan</w:t>
       </w:r>
-      <w:proofErr w:type="spellEnd"/>
       <w:r>
         <w:rPr>
           <w:lang w:eastAsia="id-ID"/>
         </w:rPr>
         <w:t xml:space="preserve"> </w:t>
       </w:r>
-      <w:proofErr w:type="spellStart"/>
       <w:r>
         <w:rPr>
           <w:lang w:eastAsia="id-ID"/>
         </w:rPr>
         <w:t>kepada</w:t>
       </w:r>
-      <w:proofErr w:type="spellEnd"/>
       <w:r>
         <w:rPr>
           <w:lang w:eastAsia="id-ID"/>
         </w:rPr>
         <w:t xml:space="preserve"> </w:t>
       </w:r>
-      <w:proofErr w:type="spellStart"/>
       <w:r>
         <w:rPr>
           <w:lang w:eastAsia="id-ID"/>
         </w:rPr>
         <w:t>Penggugat</w:t>
       </w:r>
-      <w:proofErr w:type="spellEnd"/>
       <w:r>
         <w:rPr>
           <w:lang w:eastAsia="id-ID"/>
         </w:rPr>
         <w:t xml:space="preserve"> </w:t>
       </w:r>
-      <w:proofErr w:type="spellStart"/>
       <w:r>
         <w:rPr>
           <w:lang w:eastAsia="id-ID"/>
         </w:rPr>
         <w:t>untuk</w:t>
       </w:r>
-      <w:proofErr w:type="spellEnd"/>
       <w:r>
         <w:rPr>
           <w:lang w:eastAsia="id-ID"/>
         </w:rPr>
         <w:t xml:space="preserve"> </w:t>
       </w:r>
-      <w:proofErr w:type="spellStart"/>
       <w:r>
         <w:rPr>
           <w:lang w:eastAsia="id-ID"/>
         </w:rPr>
         <w:t>membayar</w:t>
       </w:r>
-      <w:proofErr w:type="spellEnd"/>
       <w:r>
         <w:rPr>
           <w:lang w:eastAsia="id-ID"/>
         </w:rPr>
         <w:t xml:space="preserve"> </w:t>
       </w:r>
-      <w:proofErr w:type="spellStart"/>
       <w:r>
         <w:rPr>
           <w:lang w:eastAsia="id-ID"/>
         </w:rPr>
         <w:t>biaya</w:t>
       </w:r>
-      <w:proofErr w:type="spellEnd"/>
       <w:r>
         <w:rPr>
           <w:lang w:eastAsia="id-ID"/>
         </w:rPr>
         <w:t xml:space="preserve"> </w:t>
       </w:r>
-      <w:proofErr w:type="spellStart"/>
       <w:r>
         <w:rPr>
           <w:lang w:eastAsia="id-ID"/>
         </w:rPr>
         <w:t>menurut</w:t>
       </w:r>
-      <w:proofErr w:type="spellEnd"/>
       <w:r>
         <w:rPr>
           <w:lang w:eastAsia="id-ID"/>
         </w:rPr>
         <w:t xml:space="preserve"> </w:t>
       </w:r>
-      <w:proofErr w:type="spellStart"/>
-      <w:r>
-        <w:rPr>
-          <w:lang w:eastAsia="id-ID"/>
-        </w:rPr>
-        <w:t>hukum</w:t>
-      </w:r>
-      <w:proofErr w:type="spellEnd"/>
-      <w:r>
-        <w:rPr>
-          <w:lang w:eastAsia="id-ID"/>
-        </w:rPr>
-        <w:t>;</w:t>
+      <w:r>
+        <w:rPr>
+          <w:lang w:eastAsia="id-ID"/>
+        </w:rPr>
+        <w:t>hukum;</w:t>
       </w:r>
     </w:p>
     <w:p>
@@ -5433,98 +4618,60 @@
           <w:lang w:val="en-US"/>
         </w:rPr>
       </w:pPr>
-      <w:proofErr w:type="spellStart"/>
       <w:r>
         <w:rPr>
           <w:lang w:eastAsia="id-ID"/>
         </w:rPr>
         <w:t>Apabila</w:t>
       </w:r>
-      <w:proofErr w:type="spellEnd"/>
       <w:r>
         <w:rPr>
           <w:lang w:eastAsia="id-ID"/>
         </w:rPr>
         <w:t xml:space="preserve"> </w:t>
       </w:r>
-      <w:proofErr w:type="spellStart"/>
       <w:r>
         <w:rPr>
           <w:lang w:eastAsia="id-ID"/>
         </w:rPr>
         <w:t>majelis</w:t>
       </w:r>
-      <w:proofErr w:type="spellEnd"/>
       <w:r>
         <w:rPr>
           <w:lang w:eastAsia="id-ID"/>
         </w:rPr>
         <w:t xml:space="preserve"> </w:t>
       </w:r>
-      <w:proofErr w:type="spellStart"/>
       <w:r>
         <w:rPr>
           <w:lang w:eastAsia="id-ID"/>
         </w:rPr>
         <w:t>berpendapat</w:t>
       </w:r>
-      <w:proofErr w:type="spellEnd"/>
       <w:r>
         <w:rPr>
           <w:lang w:eastAsia="id-ID"/>
         </w:rPr>
         <w:t xml:space="preserve"> </w:t>
       </w:r>
-      <w:proofErr w:type="spellStart"/>
-      <w:r>
-        <w:rPr>
-          <w:lang w:eastAsia="id-ID"/>
-        </w:rPr>
-        <w:t>lain</w:t>
-      </w:r>
-      <w:proofErr w:type="spellEnd"/>
-      <w:r>
-        <w:rPr>
-          <w:lang w:eastAsia="id-ID"/>
-        </w:rPr>
-        <w:t xml:space="preserve">, </w:t>
-      </w:r>
-      <w:proofErr w:type="spellStart"/>
-      <w:r>
-        <w:rPr>
-          <w:lang w:eastAsia="id-ID"/>
-        </w:rPr>
-        <w:t>mohon</w:t>
-      </w:r>
-      <w:proofErr w:type="spellEnd"/>
+      <w:r>
+        <w:rPr>
+          <w:lang w:eastAsia="id-ID"/>
+        </w:rPr>
+        <w:t>lain, mohon</w:t>
+      </w:r>
       <w:r>
         <w:rPr>
           <w:lang w:eastAsia="id-ID"/>
         </w:rPr>
         <w:t xml:space="preserve"> </w:t>
       </w:r>
-      <w:proofErr w:type="spellStart"/>
-      <w:r>
-        <w:rPr>
-          <w:lang w:eastAsia="id-ID"/>
-        </w:rPr>
-        <w:t>putusan</w:t>
-      </w:r>
-      <w:proofErr w:type="spellEnd"/>
-      <w:r>
-        <w:rPr>
-          <w:lang w:eastAsia="id-ID"/>
-        </w:rPr>
-        <w:t xml:space="preserve"> yang </w:t>
-      </w:r>
-      <w:proofErr w:type="spellStart"/>
-      <w:r>
-        <w:rPr>
-          <w:lang w:eastAsia="id-ID"/>
-        </w:rPr>
-        <w:t>seadil-adilnya</w:t>
-      </w:r>
-      <w:proofErr w:type="spellEnd"/>
+      <w:r>
+        <w:rPr>
+          <w:lang w:eastAsia="id-ID"/>
+        </w:rPr>
+        <w:t>putusan yang seadil-adilnya</w:t>
+      </w:r>
     </w:p>
     <w:p>
       <w:pPr>
@@ -5573,33 +4720,11 @@
         </w:rPr>
         <w:tab/>
       </w:r>
-      <w:proofErr w:type="spellStart"/>
-      <w:r>
-        <w:rPr>
-          <w:lang w:eastAsia="id-ID"/>
-        </w:rPr>
-        <w:t>Wassalamu’alaikum</w:t>
-      </w:r>
-      <w:proofErr w:type="spellEnd"/>
-      <w:r>
-        <w:rPr>
-          <w:lang w:eastAsia="id-ID"/>
-        </w:rPr>
-        <w:t xml:space="preserve">. </w:t>
-      </w:r>
-      <w:proofErr w:type="spellStart"/>
-      <w:r>
-        <w:rPr>
-          <w:lang w:eastAsia="id-ID"/>
-        </w:rPr>
-        <w:t>Wr</w:t>
-      </w:r>
-      <w:proofErr w:type="spellEnd"/>
-      <w:r>
-        <w:rPr>
-          <w:lang w:eastAsia="id-ID"/>
-        </w:rPr>
-        <w:t>. Wb.</w:t>
+      <w:r>
+        <w:rPr>
+          <w:lang w:eastAsia="id-ID"/>
+        </w:rPr>
+        <w:t>Wassalamu’alaikum. Wr. Wb.</w:t>
       </w:r>
     </w:p>
     <w:p>
@@ -5771,31 +4896,7 @@
           <w:szCs w:val="22"/>
           <w:lang w:val="en-US"/>
         </w:rPr>
-        <w:t>${</w:t>
-      </w:r>
-      <w:proofErr w:type="spellStart"/>
-      <w:r>
-        <w:rPr>
-          <w:rFonts w:eastAsia="SimSun"/>
-          <w:b/>
-          <w:bCs/>
-          <w:sz w:val="22"/>
-          <w:szCs w:val="22"/>
-          <w:lang w:val="en-US"/>
-        </w:rPr>
-        <w:t>nama_penggugat</w:t>
-      </w:r>
-      <w:proofErr w:type="spellEnd"/>
-      <w:r>
-        <w:rPr>
-          <w:rFonts w:eastAsia="SimSun"/>
-          <w:b/>
-          <w:bCs/>
-          <w:sz w:val="22"/>
-          <w:szCs w:val="22"/>
-          <w:lang w:val="en-US"/>
-        </w:rPr>
-        <w:t>}</w:t>
+        <w:t>${nama_penggugat}</w:t>
       </w:r>
       <w:r>
         <w:rPr>

--- a/resources/templates/Blanko Pendaftaran CG Bain (Simple).docx
+++ b/resources/templates/Blanko Pendaftaran CG Bain (Simple).docx
@@ -95,11 +95,19 @@
         </w:rPr>
         <w:tab/>
       </w:r>
-      <w:r>
-        <w:rPr>
-          <w:rFonts w:eastAsia="SimSun"/>
-        </w:rPr>
-        <w:t>Amuntai,</w:t>
+      <w:proofErr w:type="spellStart"/>
+      <w:r>
+        <w:rPr>
+          <w:rFonts w:eastAsia="SimSun"/>
+        </w:rPr>
+        <w:t>Amuntai</w:t>
+      </w:r>
+      <w:proofErr w:type="spellEnd"/>
+      <w:r>
+        <w:rPr>
+          <w:rFonts w:eastAsia="SimSun"/>
+        </w:rPr>
+        <w:t>,</w:t>
       </w:r>
       <w:r>
         <w:rPr>
@@ -158,8 +166,15 @@
           <w:rFonts w:eastAsia="SimSun"/>
         </w:rPr>
         <w:tab/>
+      </w:r>
+      <w:proofErr w:type="spellStart"/>
+      <w:r>
+        <w:rPr>
+          <w:rFonts w:eastAsia="SimSun"/>
+        </w:rPr>
         <w:t>Kepada</w:t>
       </w:r>
+      <w:proofErr w:type="spellEnd"/>
     </w:p>
     <w:p>
       <w:pPr>
@@ -198,20 +213,43 @@
           <w:rFonts w:eastAsia="SimSun"/>
         </w:rPr>
         <w:tab/>
+      </w:r>
+      <w:proofErr w:type="spellStart"/>
+      <w:r>
+        <w:rPr>
+          <w:rFonts w:eastAsia="SimSun"/>
+        </w:rPr>
         <w:t>Yth.Ketua</w:t>
       </w:r>
+      <w:proofErr w:type="spellEnd"/>
       <w:r>
         <w:rPr>
           <w:rFonts w:eastAsia="SimSun"/>
         </w:rPr>
         <w:t xml:space="preserve"> </w:t>
       </w:r>
-      <w:r>
-        <w:rPr>
-          <w:rFonts w:eastAsia="SimSun"/>
-        </w:rPr>
-        <w:t>Pengadilan Agama Amuntai</w:t>
-      </w:r>
+      <w:proofErr w:type="spellStart"/>
+      <w:r>
+        <w:rPr>
+          <w:rFonts w:eastAsia="SimSun"/>
+        </w:rPr>
+        <w:t>Pengadilan</w:t>
+      </w:r>
+      <w:proofErr w:type="spellEnd"/>
+      <w:r>
+        <w:rPr>
+          <w:rFonts w:eastAsia="SimSun"/>
+        </w:rPr>
+        <w:t xml:space="preserve"> Agama </w:t>
+      </w:r>
+      <w:proofErr w:type="spellStart"/>
+      <w:r>
+        <w:rPr>
+          <w:rFonts w:eastAsia="SimSun"/>
+        </w:rPr>
+        <w:t>Amuntai</w:t>
+      </w:r>
+      <w:proofErr w:type="spellEnd"/>
     </w:p>
     <w:p>
       <w:pPr>
@@ -308,8 +346,15 @@
           <w:rFonts w:eastAsia="SimSun"/>
         </w:rPr>
         <w:tab/>
+      </w:r>
+      <w:proofErr w:type="spellStart"/>
+      <w:r>
+        <w:rPr>
+          <w:rFonts w:eastAsia="SimSun"/>
+        </w:rPr>
         <w:t>Amuntai</w:t>
       </w:r>
+      <w:proofErr w:type="spellEnd"/>
     </w:p>
     <w:p>
       <w:pPr>
@@ -326,23 +371,33 @@
           <w:rFonts w:eastAsia="SimSun"/>
         </w:rPr>
       </w:pPr>
+      <w:proofErr w:type="spellStart"/>
       <w:r>
         <w:rPr>
           <w:rFonts w:eastAsia="SimSun"/>
         </w:rPr>
         <w:t>Assalamu'alaikum</w:t>
       </w:r>
+      <w:proofErr w:type="spellEnd"/>
       <w:r>
         <w:rPr>
           <w:rFonts w:eastAsia="SimSun"/>
         </w:rPr>
         <w:t xml:space="preserve"> </w:t>
       </w:r>
-      <w:r>
-        <w:rPr>
-          <w:rFonts w:eastAsia="SimSun"/>
-        </w:rPr>
-        <w:t>wr.wb.</w:t>
+      <w:proofErr w:type="spellStart"/>
+      <w:r>
+        <w:rPr>
+          <w:rFonts w:eastAsia="SimSun"/>
+        </w:rPr>
+        <w:t>wr.wb</w:t>
+      </w:r>
+      <w:proofErr w:type="spellEnd"/>
+      <w:r>
+        <w:rPr>
+          <w:rFonts w:eastAsia="SimSun"/>
+        </w:rPr>
+        <w:t>.</w:t>
       </w:r>
     </w:p>
     <w:p>
@@ -357,20 +412,52 @@
         <w:rPr>
           <w:rFonts w:eastAsia="SimSun"/>
         </w:rPr>
-        <w:t>Saya yang bertandatangan di bawah</w:t>
-      </w:r>
+        <w:t xml:space="preserve">Saya yang </w:t>
+      </w:r>
+      <w:proofErr w:type="spellStart"/>
+      <w:r>
+        <w:rPr>
+          <w:rFonts w:eastAsia="SimSun"/>
+        </w:rPr>
+        <w:t>bertandatangan</w:t>
+      </w:r>
+      <w:proofErr w:type="spellEnd"/>
+      <w:r>
+        <w:rPr>
+          <w:rFonts w:eastAsia="SimSun"/>
+        </w:rPr>
+        <w:t xml:space="preserve"> di </w:t>
+      </w:r>
+      <w:proofErr w:type="spellStart"/>
+      <w:r>
+        <w:rPr>
+          <w:rFonts w:eastAsia="SimSun"/>
+        </w:rPr>
+        <w:t>bawah</w:t>
+      </w:r>
+      <w:proofErr w:type="spellEnd"/>
       <w:r>
         <w:rPr>
           <w:rFonts w:eastAsia="SimSun"/>
         </w:rPr>
         <w:t xml:space="preserve"> </w:t>
       </w:r>
-      <w:r>
-        <w:rPr>
-          <w:rFonts w:eastAsia="SimSun"/>
-        </w:rPr>
-        <w:t>ini :</w:t>
-      </w:r>
+      <w:proofErr w:type="spellStart"/>
+      <w:proofErr w:type="gramStart"/>
+      <w:r>
+        <w:rPr>
+          <w:rFonts w:eastAsia="SimSun"/>
+        </w:rPr>
+        <w:t>ini</w:t>
+      </w:r>
+      <w:proofErr w:type="spellEnd"/>
+      <w:r>
+        <w:rPr>
+          <w:rFonts w:eastAsia="SimSun"/>
+        </w:rPr>
+        <w:t xml:space="preserve"> :</w:t>
+      </w:r>
+      <w:proofErr w:type="gramEnd"/>
     </w:p>
     <w:tbl>
       <w:tblPr>
@@ -460,7 +547,31 @@
                 <w:szCs w:val="22"/>
                 <w:lang w:val="en-US"/>
               </w:rPr>
-              <w:t>${nama_penggugat}</w:t>
+              <w:t>${</w:t>
+            </w:r>
+            <w:proofErr w:type="spellStart"/>
+            <w:r>
+              <w:rPr>
+                <w:rFonts w:eastAsia="SimSun"/>
+                <w:b/>
+                <w:bCs/>
+                <w:sz w:val="22"/>
+                <w:szCs w:val="22"/>
+                <w:lang w:val="en-US"/>
+              </w:rPr>
+              <w:t>nama_penggugat</w:t>
+            </w:r>
+            <w:proofErr w:type="spellEnd"/>
+            <w:r>
+              <w:rPr>
+                <w:rFonts w:eastAsia="SimSun"/>
+                <w:b/>
+                <w:bCs/>
+                <w:sz w:val="22"/>
+                <w:szCs w:val="22"/>
+                <w:lang w:val="en-US"/>
+              </w:rPr>
+              <w:t>}</w:t>
             </w:r>
             <w:r>
               <w:rPr>
@@ -496,6 +607,7 @@
               </w:rPr>
               <w:t>{</w:t>
             </w:r>
+            <w:proofErr w:type="spellStart"/>
             <w:r>
               <w:rPr>
                 <w:rFonts w:eastAsia="SimSun"/>
@@ -505,6 +617,7 @@
               </w:rPr>
               <w:t>binti_penggugat</w:t>
             </w:r>
+            <w:proofErr w:type="spellEnd"/>
             <w:r>
               <w:rPr>
                 <w:rFonts w:eastAsia="SimSun"/>
@@ -553,6 +666,7 @@
                 <w:lang w:val="en-US"/>
               </w:rPr>
             </w:pPr>
+            <w:proofErr w:type="spellStart"/>
             <w:r>
               <w:rPr>
                 <w:rFonts w:eastAsia="SimSun"/>
@@ -560,6 +674,7 @@
               </w:rPr>
               <w:t>Umur</w:t>
             </w:r>
+            <w:proofErr w:type="spellEnd"/>
           </w:p>
         </w:tc>
         <w:tc>
@@ -613,6 +728,7 @@
               </w:rPr>
               <w:t>{</w:t>
             </w:r>
+            <w:proofErr w:type="spellStart"/>
             <w:r>
               <w:rPr>
                 <w:rFonts w:eastAsia="SimSun"/>
@@ -622,6 +738,7 @@
               </w:rPr>
               <w:t>umur_penggugat</w:t>
             </w:r>
+            <w:proofErr w:type="spellEnd"/>
             <w:r>
               <w:rPr>
                 <w:rFonts w:eastAsia="SimSun"/>
@@ -709,6 +826,7 @@
               </w:rPr>
               <w:t>{</w:t>
             </w:r>
+            <w:proofErr w:type="spellStart"/>
             <w:r>
               <w:rPr>
                 <w:rFonts w:eastAsia="SimSun"/>
@@ -718,6 +836,7 @@
               </w:rPr>
               <w:t>agama_penggugat</w:t>
             </w:r>
+            <w:proofErr w:type="spellEnd"/>
             <w:r>
               <w:rPr>
                 <w:rFonts w:eastAsia="SimSun"/>
@@ -742,12 +861,14 @@
                 <w:rFonts w:eastAsia="SimSun"/>
               </w:rPr>
             </w:pPr>
+            <w:proofErr w:type="spellStart"/>
             <w:r>
               <w:rPr>
                 <w:rFonts w:eastAsia="SimSun"/>
               </w:rPr>
               <w:t>Pekerjaan</w:t>
             </w:r>
+            <w:proofErr w:type="spellEnd"/>
           </w:p>
         </w:tc>
         <w:tc>
@@ -813,6 +934,7 @@
                           </w:rPr>
                           <w:t>{</w:t>
                         </w:r>
+                        <w:proofErr w:type="spellStart"/>
                         <w:r>
                           <w:rPr>
                             <w:b/>
@@ -820,6 +942,7 @@
                           </w:rPr>
                           <w:t>pendidikan_penggugat</w:t>
                         </w:r>
+                        <w:proofErr w:type="spellEnd"/>
                         <w:r>
                           <w:rPr>
                             <w:b/>
@@ -851,6 +974,7 @@
               </w:rPr>
               <w:t>{</w:t>
             </w:r>
+            <w:proofErr w:type="spellStart"/>
             <w:r>
               <w:rPr>
                 <w:rFonts w:eastAsia="SimSun"/>
@@ -860,6 +984,7 @@
               </w:rPr>
               <w:t>pekerjaan_penggugat</w:t>
             </w:r>
+            <w:proofErr w:type="spellEnd"/>
             <w:r>
               <w:rPr>
                 <w:rFonts w:eastAsia="SimSun"/>
@@ -1265,7 +1390,27 @@
                 <w:bCs/>
                 <w:lang w:val="en-US"/>
               </w:rPr>
-              <w:t>${alamat_penggugat}</w:t>
+              <w:t>${</w:t>
+            </w:r>
+            <w:proofErr w:type="spellStart"/>
+            <w:r>
+              <w:rPr>
+                <w:rFonts w:eastAsia="SimSun"/>
+                <w:b/>
+                <w:bCs/>
+                <w:lang w:val="en-US"/>
+              </w:rPr>
+              <w:t>alamat_penggugat</w:t>
+            </w:r>
+            <w:proofErr w:type="spellEnd"/>
+            <w:r>
+              <w:rPr>
+                <w:rFonts w:eastAsia="SimSun"/>
+                <w:b/>
+                <w:bCs/>
+                <w:lang w:val="en-US"/>
+              </w:rPr>
+              <w:t>}</w:t>
             </w:r>
           </w:p>
         </w:tc>
@@ -1425,7 +1570,27 @@
                 <w:bCs/>
                 <w:lang w:val="en-US"/>
               </w:rPr>
-              <w:t>${nama_tergugat}</w:t>
+              <w:t>${</w:t>
+            </w:r>
+            <w:proofErr w:type="spellStart"/>
+            <w:r>
+              <w:rPr>
+                <w:rFonts w:eastAsia="SimSun"/>
+                <w:b/>
+                <w:bCs/>
+                <w:lang w:val="en-US"/>
+              </w:rPr>
+              <w:t>nama_tergugat</w:t>
+            </w:r>
+            <w:proofErr w:type="spellEnd"/>
+            <w:r>
+              <w:rPr>
+                <w:rFonts w:eastAsia="SimSun"/>
+                <w:b/>
+                <w:bCs/>
+                <w:lang w:val="en-US"/>
+              </w:rPr>
+              <w:t>}</w:t>
             </w:r>
             <w:r>
               <w:rPr>
@@ -1448,7 +1613,27 @@
                 <w:bCs/>
                 <w:lang w:val="en-US"/>
               </w:rPr>
-              <w:t>${bin_tergugat}</w:t>
+              <w:t>${</w:t>
+            </w:r>
+            <w:proofErr w:type="spellStart"/>
+            <w:r>
+              <w:rPr>
+                <w:rFonts w:eastAsia="SimSun"/>
+                <w:b/>
+                <w:bCs/>
+                <w:lang w:val="en-US"/>
+              </w:rPr>
+              <w:t>bin_tergugat</w:t>
+            </w:r>
+            <w:proofErr w:type="spellEnd"/>
+            <w:r>
+              <w:rPr>
+                <w:rFonts w:eastAsia="SimSun"/>
+                <w:b/>
+                <w:bCs/>
+                <w:lang w:val="en-US"/>
+              </w:rPr>
+              <w:t>}</w:t>
             </w:r>
           </w:p>
           <w:p>
@@ -1489,6 +1674,7 @@
                 <w:lang w:val="en-US"/>
               </w:rPr>
             </w:pPr>
+            <w:proofErr w:type="spellStart"/>
             <w:r>
               <w:rPr>
                 <w:rFonts w:eastAsia="SimSun"/>
@@ -1496,6 +1682,7 @@
               </w:rPr>
               <w:t>Umur</w:t>
             </w:r>
+            <w:proofErr w:type="spellEnd"/>
           </w:p>
         </w:tc>
         <w:tc>
@@ -1538,7 +1725,27 @@
                 <w:bCs/>
                 <w:lang w:val="en-US"/>
               </w:rPr>
-              <w:t>${umur_tergugat}</w:t>
+              <w:t>${</w:t>
+            </w:r>
+            <w:proofErr w:type="spellStart"/>
+            <w:r>
+              <w:rPr>
+                <w:rFonts w:eastAsia="SimSun"/>
+                <w:b/>
+                <w:bCs/>
+                <w:lang w:val="en-US"/>
+              </w:rPr>
+              <w:t>umur_tergugat</w:t>
+            </w:r>
+            <w:proofErr w:type="spellEnd"/>
+            <w:r>
+              <w:rPr>
+                <w:rFonts w:eastAsia="SimSun"/>
+                <w:b/>
+                <w:bCs/>
+                <w:lang w:val="en-US"/>
+              </w:rPr>
+              <w:t>}</w:t>
             </w:r>
           </w:p>
         </w:tc>
@@ -1607,7 +1814,27 @@
                 <w:bCs/>
                 <w:lang w:val="en-US"/>
               </w:rPr>
-              <w:t>${agama_tergugat}</w:t>
+              <w:t>${</w:t>
+            </w:r>
+            <w:proofErr w:type="spellStart"/>
+            <w:r>
+              <w:rPr>
+                <w:rFonts w:eastAsia="SimSun"/>
+                <w:b/>
+                <w:bCs/>
+                <w:lang w:val="en-US"/>
+              </w:rPr>
+              <w:t>agama_tergugat</w:t>
+            </w:r>
+            <w:proofErr w:type="spellEnd"/>
+            <w:r>
+              <w:rPr>
+                <w:rFonts w:eastAsia="SimSun"/>
+                <w:b/>
+                <w:bCs/>
+                <w:lang w:val="en-US"/>
+              </w:rPr>
+              <w:t>}</w:t>
             </w:r>
           </w:p>
         </w:tc>
@@ -1624,12 +1851,14 @@
                 <w:rFonts w:eastAsia="SimSun"/>
               </w:rPr>
             </w:pPr>
+            <w:proofErr w:type="spellStart"/>
             <w:r>
               <w:rPr>
                 <w:rFonts w:eastAsia="SimSun"/>
               </w:rPr>
               <w:t>Pekerjaan</w:t>
             </w:r>
+            <w:proofErr w:type="spellEnd"/>
           </w:p>
         </w:tc>
         <w:tc>
@@ -1674,6 +1903,7 @@
               </w:rPr>
               <w:t>${</w:t>
             </w:r>
+            <w:proofErr w:type="spellStart"/>
             <w:r>
               <w:rPr>
                 <w:rFonts w:eastAsia="SimSun"/>
@@ -1683,6 +1913,7 @@
               </w:rPr>
               <w:t>pekerjaan_tergugat</w:t>
             </w:r>
+            <w:proofErr w:type="spellEnd"/>
             <w:r>
               <w:rPr>
                 <w:rFonts w:eastAsia="SimSun"/>
@@ -1764,7 +1995,21 @@
                           <w:rPr>
                             <w:b/>
                           </w:rPr>
-                          <w:t>${pendidikan_tergugat}</w:t>
+                          <w:t>${</w:t>
+                        </w:r>
+                        <w:proofErr w:type="spellStart"/>
+                        <w:r>
+                          <w:rPr>
+                            <w:b/>
+                          </w:rPr>
+                          <w:t>pendidikan_tergugat</w:t>
+                        </w:r>
+                        <w:proofErr w:type="spellEnd"/>
+                        <w:r>
+                          <w:rPr>
+                            <w:b/>
+                          </w:rPr>
+                          <w:t>}</w:t>
                         </w:r>
                       </w:p>
                     </w:txbxContent>
@@ -2116,7 +2361,27 @@
                 <w:bCs/>
                 <w:lang w:val="en-US"/>
               </w:rPr>
-              <w:t>${alamat_penggugat}</w:t>
+              <w:t>${</w:t>
+            </w:r>
+            <w:proofErr w:type="spellStart"/>
+            <w:r>
+              <w:rPr>
+                <w:rFonts w:eastAsia="SimSun"/>
+                <w:b/>
+                <w:bCs/>
+                <w:lang w:val="en-US"/>
+              </w:rPr>
+              <w:t>alamat_penggugat</w:t>
+            </w:r>
+            <w:proofErr w:type="spellEnd"/>
+            <w:r>
+              <w:rPr>
+                <w:rFonts w:eastAsia="SimSun"/>
+                <w:b/>
+                <w:bCs/>
+                <w:lang w:val="en-US"/>
+              </w:rPr>
+              <w:t>}</w:t>
             </w:r>
           </w:p>
         </w:tc>
@@ -2206,96 +2471,148 @@
           <w:lang w:val="id-ID"/>
         </w:rPr>
       </w:pPr>
-      <w:r>
-        <w:rPr>
-          <w:rFonts w:eastAsia="SimSun"/>
-        </w:rPr>
-        <w:t>Denganhormat, Penggugat</w:t>
-      </w:r>
+      <w:proofErr w:type="spellStart"/>
+      <w:r>
+        <w:rPr>
+          <w:rFonts w:eastAsia="SimSun"/>
+        </w:rPr>
+        <w:t>Denganhormat</w:t>
+      </w:r>
+      <w:proofErr w:type="spellEnd"/>
+      <w:r>
+        <w:rPr>
+          <w:rFonts w:eastAsia="SimSun"/>
+        </w:rPr>
+        <w:t xml:space="preserve">, </w:t>
+      </w:r>
+      <w:proofErr w:type="spellStart"/>
+      <w:r>
+        <w:rPr>
+          <w:rFonts w:eastAsia="SimSun"/>
+        </w:rPr>
+        <w:t>Penggugat</w:t>
+      </w:r>
+      <w:proofErr w:type="spellEnd"/>
       <w:r>
         <w:rPr>
           <w:rFonts w:eastAsia="SimSun"/>
         </w:rPr>
         <w:t xml:space="preserve"> </w:t>
       </w:r>
+      <w:proofErr w:type="spellStart"/>
       <w:r>
         <w:rPr>
           <w:rFonts w:eastAsia="SimSun"/>
         </w:rPr>
         <w:t>mengajukan</w:t>
       </w:r>
+      <w:proofErr w:type="spellEnd"/>
       <w:r>
         <w:rPr>
           <w:rFonts w:eastAsia="SimSun"/>
         </w:rPr>
         <w:t xml:space="preserve"> </w:t>
       </w:r>
+      <w:proofErr w:type="spellStart"/>
       <w:r>
         <w:rPr>
           <w:rFonts w:eastAsia="SimSun"/>
         </w:rPr>
         <w:t>cerai</w:t>
       </w:r>
+      <w:proofErr w:type="spellEnd"/>
       <w:r>
         <w:rPr>
           <w:rFonts w:eastAsia="SimSun"/>
         </w:rPr>
         <w:t xml:space="preserve"> </w:t>
       </w:r>
+      <w:proofErr w:type="spellStart"/>
       <w:r>
         <w:rPr>
           <w:rFonts w:eastAsia="SimSun"/>
         </w:rPr>
         <w:t>gugat</w:t>
       </w:r>
+      <w:proofErr w:type="spellEnd"/>
       <w:r>
         <w:rPr>
           <w:rFonts w:eastAsia="SimSun"/>
         </w:rPr>
         <w:t xml:space="preserve"> </w:t>
       </w:r>
+      <w:proofErr w:type="spellStart"/>
       <w:r>
         <w:rPr>
           <w:rFonts w:eastAsia="SimSun"/>
         </w:rPr>
         <w:t>dengan</w:t>
       </w:r>
+      <w:proofErr w:type="spellEnd"/>
       <w:r>
         <w:rPr>
           <w:rFonts w:eastAsia="SimSun"/>
         </w:rPr>
         <w:t xml:space="preserve"> </w:t>
       </w:r>
-      <w:r>
-        <w:rPr>
-          <w:rFonts w:eastAsia="SimSun"/>
-        </w:rPr>
-        <w:t>alasan-alasan / dalil-dalil</w:t>
-      </w:r>
+      <w:proofErr w:type="spellStart"/>
+      <w:r>
+        <w:rPr>
+          <w:rFonts w:eastAsia="SimSun"/>
+        </w:rPr>
+        <w:t>alasan-alasan</w:t>
+      </w:r>
+      <w:proofErr w:type="spellEnd"/>
+      <w:r>
+        <w:rPr>
+          <w:rFonts w:eastAsia="SimSun"/>
+        </w:rPr>
+        <w:t xml:space="preserve"> / </w:t>
+      </w:r>
+      <w:proofErr w:type="spellStart"/>
+      <w:r>
+        <w:rPr>
+          <w:rFonts w:eastAsia="SimSun"/>
+        </w:rPr>
+        <w:t>dalil-dalil</w:t>
+      </w:r>
+      <w:proofErr w:type="spellEnd"/>
       <w:r>
         <w:rPr>
           <w:rFonts w:eastAsia="SimSun"/>
         </w:rPr>
         <w:t xml:space="preserve"> </w:t>
       </w:r>
+      <w:proofErr w:type="spellStart"/>
       <w:r>
         <w:rPr>
           <w:rFonts w:eastAsia="SimSun"/>
         </w:rPr>
         <w:t>sebagai</w:t>
       </w:r>
+      <w:proofErr w:type="spellEnd"/>
       <w:r>
         <w:rPr>
           <w:rFonts w:eastAsia="SimSun"/>
         </w:rPr>
         <w:t xml:space="preserve"> </w:t>
       </w:r>
-      <w:r>
-        <w:rPr>
-          <w:rFonts w:eastAsia="SimSun"/>
-        </w:rPr>
-        <w:t>berikut :</w:t>
-      </w:r>
+      <w:proofErr w:type="spellStart"/>
+      <w:proofErr w:type="gramStart"/>
+      <w:r>
+        <w:rPr>
+          <w:rFonts w:eastAsia="SimSun"/>
+        </w:rPr>
+        <w:t>berikut</w:t>
+      </w:r>
+      <w:proofErr w:type="spellEnd"/>
+      <w:r>
+        <w:rPr>
+          <w:rFonts w:eastAsia="SimSun"/>
+        </w:rPr>
+        <w:t xml:space="preserve"> :</w:t>
+      </w:r>
+      <w:proofErr w:type="gramEnd"/>
     </w:p>
     <w:p>
       <w:pPr>
@@ -2350,15 +2667,9 @@
           <w:bCs/>
           <w:lang w:val="en-US"/>
         </w:rPr>
-        <w:t>${hari_pernikahan}</w:t>
-      </w:r>
-      <w:r>
-        <w:rPr>
-          <w:rFonts w:eastAsia="SimSun"/>
-          <w:lang w:val="id-ID"/>
-        </w:rPr>
-        <w:t xml:space="preserve">, tanggal </w:t>
-      </w:r>
+        <w:t>${</w:t>
+      </w:r>
+      <w:proofErr w:type="spellStart"/>
       <w:r>
         <w:rPr>
           <w:rFonts w:eastAsia="SimSun"/>
@@ -2366,8 +2677,9 @@
           <w:bCs/>
           <w:lang w:val="en-US"/>
         </w:rPr>
-        <w:t>${tanggal_pernikaha</w:t>
-      </w:r>
+        <w:t>hari_pernikahan</w:t>
+      </w:r>
+      <w:proofErr w:type="spellEnd"/>
       <w:r>
         <w:rPr>
           <w:rFonts w:eastAsia="SimSun"/>
@@ -2375,35 +2687,14 @@
           <w:bCs/>
           <w:lang w:val="en-US"/>
         </w:rPr>
-        <w:t>n}</w:t>
-      </w:r>
-      <w:r>
-        <w:rPr>
-          <w:rFonts w:eastAsia="SimSun"/>
-          <w:lang w:val="id-ID"/>
-        </w:rPr>
-        <w:t xml:space="preserve"> </w:t>
-      </w:r>
-      <w:r>
-        <w:rPr>
-          <w:rFonts w:eastAsia="SimSun"/>
-          <w:lang w:val="id-ID"/>
-        </w:rPr>
-        <w:t xml:space="preserve">di </w:t>
-      </w:r>
-      <w:r>
-        <w:rPr>
-          <w:rFonts w:eastAsia="SimSun"/>
-          <w:lang w:val="id-ID"/>
-        </w:rPr>
-        <w:t>desa</w:t>
-      </w:r>
-      <w:r>
-        <w:rPr>
-          <w:rFonts w:eastAsia="SimSun"/>
-          <w:lang w:val="en-US"/>
-        </w:rPr>
-        <w:t xml:space="preserve"> </w:t>
+        <w:t>}</w:t>
+      </w:r>
+      <w:r>
+        <w:rPr>
+          <w:rFonts w:eastAsia="SimSun"/>
+          <w:lang w:val="id-ID"/>
+        </w:rPr>
+        <w:t xml:space="preserve">, tanggal </w:t>
       </w:r>
       <w:r>
         <w:rPr>
@@ -2412,22 +2703,9 @@
           <w:bCs/>
           <w:lang w:val="en-US"/>
         </w:rPr>
-        <w:t>${desa_pernikahan}</w:t>
-      </w:r>
-      <w:r>
-        <w:rPr>
-          <w:rFonts w:eastAsia="SimSun"/>
-          <w:lang w:val="id-ID"/>
-        </w:rPr>
-        <w:t>, kecamatan</w:t>
-      </w:r>
-      <w:r>
-        <w:rPr>
-          <w:rFonts w:eastAsia="SimSun"/>
-          <w:lang w:val="en-US"/>
-        </w:rPr>
-        <w:t xml:space="preserve"> </w:t>
-      </w:r>
+        <w:t>${</w:t>
+      </w:r>
+      <w:proofErr w:type="spellStart"/>
       <w:r>
         <w:rPr>
           <w:rFonts w:eastAsia="SimSun"/>
@@ -2435,7 +2713,7 @@
           <w:bCs/>
           <w:lang w:val="en-US"/>
         </w:rPr>
-        <w:t>${keca</w:t>
+        <w:t>tanggal_pernikaha</w:t>
       </w:r>
       <w:r>
         <w:rPr>
@@ -2444,15 +2722,9 @@
           <w:bCs/>
           <w:lang w:val="en-US"/>
         </w:rPr>
-        <w:t>matan_pernikahan}</w:t>
-      </w:r>
-      <w:r>
-        <w:rPr>
-          <w:rFonts w:eastAsia="SimSun"/>
-          <w:lang w:val="id-ID"/>
-        </w:rPr>
-        <w:t xml:space="preserve">, kabupaten </w:t>
-      </w:r>
+        <w:t>n</w:t>
+      </w:r>
+      <w:proofErr w:type="spellEnd"/>
       <w:r>
         <w:rPr>
           <w:rFonts w:eastAsia="SimSun"/>
@@ -2460,20 +2732,35 @@
           <w:bCs/>
           <w:lang w:val="en-US"/>
         </w:rPr>
-        <w:t>${kabupaten_pernikahan}</w:t>
-      </w:r>
-      <w:r>
-        <w:rPr>
-          <w:rFonts w:eastAsia="SimSun"/>
-          <w:lang w:val="id-ID"/>
-        </w:rPr>
-        <w:t xml:space="preserve">, </w:t>
-      </w:r>
-      <w:r>
-        <w:rPr>
-          <w:lang w:val="id-ID"/>
-        </w:rPr>
-        <w:t xml:space="preserve">kemudian Tergugat mengucapkan shigat taklik talak terhadap Penggugat sesuai dengan Kutipan / Duplikat Kutipan Akta Nikah Nomor </w:t>
+        <w:t>}</w:t>
+      </w:r>
+      <w:r>
+        <w:rPr>
+          <w:rFonts w:eastAsia="SimSun"/>
+          <w:lang w:val="id-ID"/>
+        </w:rPr>
+        <w:t xml:space="preserve"> </w:t>
+      </w:r>
+      <w:r>
+        <w:rPr>
+          <w:rFonts w:eastAsia="SimSun"/>
+          <w:lang w:val="id-ID"/>
+        </w:rPr>
+        <w:t xml:space="preserve">di </w:t>
+      </w:r>
+      <w:r>
+        <w:rPr>
+          <w:rFonts w:eastAsia="SimSun"/>
+          <w:lang w:val="id-ID"/>
+        </w:rPr>
+        <w:t>desa</w:t>
+      </w:r>
+      <w:r>
+        <w:rPr>
+          <w:rFonts w:eastAsia="SimSun"/>
+          <w:lang w:val="en-US"/>
+        </w:rPr>
+        <w:t xml:space="preserve"> </w:t>
       </w:r>
       <w:r>
         <w:rPr>
@@ -2482,21 +2769,9 @@
           <w:bCs/>
           <w:lang w:val="en-US"/>
         </w:rPr>
-        <w:t>${nomor_akta_nikah}</w:t>
-      </w:r>
-      <w:r>
-        <w:rPr>
-          <w:lang w:val="id-ID"/>
-        </w:rPr>
-        <w:t>, tanggal</w:t>
-      </w:r>
-      <w:r>
-        <w:rPr>
-          <w:rFonts w:eastAsia="SimSun"/>
-          <w:lang w:val="en-US"/>
-        </w:rPr>
-        <w:t xml:space="preserve"> </w:t>
-      </w:r>
+        <w:t>${</w:t>
+      </w:r>
+      <w:proofErr w:type="spellStart"/>
       <w:r>
         <w:rPr>
           <w:rFonts w:eastAsia="SimSun"/>
@@ -2504,8 +2779,9 @@
           <w:bCs/>
           <w:lang w:val="en-US"/>
         </w:rPr>
-        <w:t>${</w:t>
-      </w:r>
+        <w:t>desa_pernikahan</w:t>
+      </w:r>
+      <w:proofErr w:type="spellEnd"/>
       <w:r>
         <w:rPr>
           <w:rFonts w:eastAsia="SimSun"/>
@@ -2513,7 +2789,14 @@
           <w:bCs/>
           <w:lang w:val="en-US"/>
         </w:rPr>
-        <w:t>tanggal_akta_nikah}</w:t>
+        <w:t>}</w:t>
+      </w:r>
+      <w:r>
+        <w:rPr>
+          <w:rFonts w:eastAsia="SimSun"/>
+          <w:lang w:val="id-ID"/>
+        </w:rPr>
+        <w:t>, kecamatan</w:t>
       </w:r>
       <w:r>
         <w:rPr>
@@ -2521,25 +2804,6 @@
           <w:lang w:val="en-US"/>
         </w:rPr>
         <w:t xml:space="preserve"> </w:t>
-      </w:r>
-      <w:r>
-        <w:rPr>
-          <w:lang w:val="id-ID"/>
-        </w:rPr>
-        <w:t xml:space="preserve">dari Kantor Urusan Agama </w:t>
-      </w:r>
-      <w:r>
-        <w:rPr>
-          <w:lang w:val="id-ID"/>
-        </w:rPr>
-        <w:t>k</w:t>
-      </w:r>
-      <w:r>
-        <w:rPr>
-          <w:rFonts w:eastAsia="SimSun"/>
-          <w:lang w:val="id-ID"/>
-        </w:rPr>
-        <w:t xml:space="preserve">ecamatan </w:t>
       </w:r>
       <w:r>
         <w:rPr>
@@ -2548,22 +2812,9 @@
           <w:bCs/>
           <w:lang w:val="en-US"/>
         </w:rPr>
-        <w:t>${kecamatan_kua</w:t>
-      </w:r>
-      <w:r>
-        <w:rPr>
-          <w:rFonts w:eastAsia="SimSun"/>
-          <w:lang w:val="en-US"/>
-        </w:rPr>
-        <w:t>}</w:t>
-      </w:r>
-      <w:r>
-        <w:rPr>
-          <w:rFonts w:eastAsia="SimSun"/>
-          <w:lang w:val="id-ID"/>
-        </w:rPr>
-        <w:t xml:space="preserve">, kabupaten </w:t>
-      </w:r>
+        <w:t>${</w:t>
+      </w:r>
+      <w:proofErr w:type="spellStart"/>
       <w:r>
         <w:rPr>
           <w:rFonts w:eastAsia="SimSun"/>
@@ -2571,8 +2822,227 @@
           <w:bCs/>
           <w:lang w:val="en-US"/>
         </w:rPr>
-        <w:t>${kabupaten_kua</w:t>
-      </w:r>
+        <w:t>keca</w:t>
+      </w:r>
+      <w:r>
+        <w:rPr>
+          <w:rFonts w:eastAsia="SimSun"/>
+          <w:b/>
+          <w:bCs/>
+          <w:lang w:val="en-US"/>
+        </w:rPr>
+        <w:t>matan_pernikahan</w:t>
+      </w:r>
+      <w:proofErr w:type="spellEnd"/>
+      <w:r>
+        <w:rPr>
+          <w:rFonts w:eastAsia="SimSun"/>
+          <w:b/>
+          <w:bCs/>
+          <w:lang w:val="en-US"/>
+        </w:rPr>
+        <w:t>}</w:t>
+      </w:r>
+      <w:r>
+        <w:rPr>
+          <w:rFonts w:eastAsia="SimSun"/>
+          <w:lang w:val="id-ID"/>
+        </w:rPr>
+        <w:t xml:space="preserve">, kabupaten </w:t>
+      </w:r>
+      <w:r>
+        <w:rPr>
+          <w:rFonts w:eastAsia="SimSun"/>
+          <w:b/>
+          <w:bCs/>
+          <w:lang w:val="en-US"/>
+        </w:rPr>
+        <w:t>${</w:t>
+      </w:r>
+      <w:proofErr w:type="spellStart"/>
+      <w:r>
+        <w:rPr>
+          <w:rFonts w:eastAsia="SimSun"/>
+          <w:b/>
+          <w:bCs/>
+          <w:lang w:val="en-US"/>
+        </w:rPr>
+        <w:t>kabupaten_pernikahan</w:t>
+      </w:r>
+      <w:proofErr w:type="spellEnd"/>
+      <w:r>
+        <w:rPr>
+          <w:rFonts w:eastAsia="SimSun"/>
+          <w:b/>
+          <w:bCs/>
+          <w:lang w:val="en-US"/>
+        </w:rPr>
+        <w:t>}</w:t>
+      </w:r>
+      <w:r>
+        <w:rPr>
+          <w:rFonts w:eastAsia="SimSun"/>
+          <w:lang w:val="id-ID"/>
+        </w:rPr>
+        <w:t xml:space="preserve">, </w:t>
+      </w:r>
+      <w:r>
+        <w:rPr>
+          <w:lang w:val="id-ID"/>
+        </w:rPr>
+        <w:t xml:space="preserve">kemudian Tergugat mengucapkan shigat taklik talak terhadap Penggugat sesuai dengan Kutipan / Duplikat Kutipan Akta Nikah Nomor </w:t>
+      </w:r>
+      <w:r>
+        <w:rPr>
+          <w:rFonts w:eastAsia="SimSun"/>
+          <w:b/>
+          <w:bCs/>
+          <w:lang w:val="en-US"/>
+        </w:rPr>
+        <w:t>${</w:t>
+      </w:r>
+      <w:proofErr w:type="spellStart"/>
+      <w:r>
+        <w:rPr>
+          <w:rFonts w:eastAsia="SimSun"/>
+          <w:b/>
+          <w:bCs/>
+          <w:lang w:val="en-US"/>
+        </w:rPr>
+        <w:t>nomor_akta_nikah</w:t>
+      </w:r>
+      <w:proofErr w:type="spellEnd"/>
+      <w:r>
+        <w:rPr>
+          <w:rFonts w:eastAsia="SimSun"/>
+          <w:b/>
+          <w:bCs/>
+          <w:lang w:val="en-US"/>
+        </w:rPr>
+        <w:t>}</w:t>
+      </w:r>
+      <w:r>
+        <w:rPr>
+          <w:lang w:val="id-ID"/>
+        </w:rPr>
+        <w:t>, tanggal</w:t>
+      </w:r>
+      <w:r>
+        <w:rPr>
+          <w:rFonts w:eastAsia="SimSun"/>
+          <w:lang w:val="en-US"/>
+        </w:rPr>
+        <w:t xml:space="preserve"> </w:t>
+      </w:r>
+      <w:r>
+        <w:rPr>
+          <w:rFonts w:eastAsia="SimSun"/>
+          <w:b/>
+          <w:bCs/>
+          <w:lang w:val="en-US"/>
+        </w:rPr>
+        <w:t>${</w:t>
+      </w:r>
+      <w:proofErr w:type="spellStart"/>
+      <w:r>
+        <w:rPr>
+          <w:rFonts w:eastAsia="SimSun"/>
+          <w:b/>
+          <w:bCs/>
+          <w:lang w:val="en-US"/>
+        </w:rPr>
+        <w:t>tanggal_akta_nikah</w:t>
+      </w:r>
+      <w:proofErr w:type="spellEnd"/>
+      <w:r>
+        <w:rPr>
+          <w:rFonts w:eastAsia="SimSun"/>
+          <w:b/>
+          <w:bCs/>
+          <w:lang w:val="en-US"/>
+        </w:rPr>
+        <w:t>}</w:t>
+      </w:r>
+      <w:r>
+        <w:rPr>
+          <w:rFonts w:eastAsia="SimSun"/>
+          <w:lang w:val="en-US"/>
+        </w:rPr>
+        <w:t xml:space="preserve"> </w:t>
+      </w:r>
+      <w:r>
+        <w:rPr>
+          <w:lang w:val="id-ID"/>
+        </w:rPr>
+        <w:t xml:space="preserve">dari Kantor Urusan Agama </w:t>
+      </w:r>
+      <w:r>
+        <w:rPr>
+          <w:lang w:val="id-ID"/>
+        </w:rPr>
+        <w:t>k</w:t>
+      </w:r>
+      <w:r>
+        <w:rPr>
+          <w:rFonts w:eastAsia="SimSun"/>
+          <w:lang w:val="id-ID"/>
+        </w:rPr>
+        <w:t xml:space="preserve">ecamatan </w:t>
+      </w:r>
+      <w:r>
+        <w:rPr>
+          <w:rFonts w:eastAsia="SimSun"/>
+          <w:b/>
+          <w:bCs/>
+          <w:lang w:val="en-US"/>
+        </w:rPr>
+        <w:t>${</w:t>
+      </w:r>
+      <w:proofErr w:type="spellStart"/>
+      <w:r>
+        <w:rPr>
+          <w:rFonts w:eastAsia="SimSun"/>
+          <w:b/>
+          <w:bCs/>
+          <w:lang w:val="en-US"/>
+        </w:rPr>
+        <w:t>kecamatan_kua</w:t>
+      </w:r>
+      <w:proofErr w:type="spellEnd"/>
+      <w:r>
+        <w:rPr>
+          <w:rFonts w:eastAsia="SimSun"/>
+          <w:lang w:val="en-US"/>
+        </w:rPr>
+        <w:t>}</w:t>
+      </w:r>
+      <w:r>
+        <w:rPr>
+          <w:rFonts w:eastAsia="SimSun"/>
+          <w:lang w:val="id-ID"/>
+        </w:rPr>
+        <w:t xml:space="preserve">, kabupaten </w:t>
+      </w:r>
+      <w:r>
+        <w:rPr>
+          <w:rFonts w:eastAsia="SimSun"/>
+          <w:b/>
+          <w:bCs/>
+          <w:lang w:val="en-US"/>
+        </w:rPr>
+        <w:t>${</w:t>
+      </w:r>
+      <w:proofErr w:type="spellStart"/>
+      <w:r>
+        <w:rPr>
+          <w:rFonts w:eastAsia="SimSun"/>
+          <w:b/>
+          <w:bCs/>
+          <w:lang w:val="en-US"/>
+        </w:rPr>
+        <w:t>kabupaten_kua</w:t>
+      </w:r>
+      <w:proofErr w:type="spellEnd"/>
       <w:r>
         <w:rPr>
           <w:rFonts w:eastAsia="SimSun"/>
@@ -2595,9 +3065,67 @@
           <w:numId w:val="1"/>
         </w:numPr>
       </w:pPr>
-      <w:r>
-        <w:t>Bahwa setelah pernikahan tersebut Penggugat dan Tergugat bertempat tinggal</w:t>
-      </w:r>
+      <w:proofErr w:type="spellStart"/>
+      <w:r>
+        <w:t>Bahwa</w:t>
+      </w:r>
+      <w:proofErr w:type="spellEnd"/>
+      <w:r>
+        <w:t xml:space="preserve"> </w:t>
+      </w:r>
+      <w:proofErr w:type="spellStart"/>
+      <w:r>
+        <w:t>setelah</w:t>
+      </w:r>
+      <w:proofErr w:type="spellEnd"/>
+      <w:r>
+        <w:t xml:space="preserve"> </w:t>
+      </w:r>
+      <w:proofErr w:type="spellStart"/>
+      <w:r>
+        <w:t>pernikahan</w:t>
+      </w:r>
+      <w:proofErr w:type="spellEnd"/>
+      <w:r>
+        <w:t xml:space="preserve"> </w:t>
+      </w:r>
+      <w:proofErr w:type="spellStart"/>
+      <w:r>
+        <w:t>tersebut</w:t>
+      </w:r>
+      <w:proofErr w:type="spellEnd"/>
+      <w:r>
+        <w:t xml:space="preserve"> </w:t>
+      </w:r>
+      <w:proofErr w:type="spellStart"/>
+      <w:r>
+        <w:t>Penggugat</w:t>
+      </w:r>
+      <w:proofErr w:type="spellEnd"/>
+      <w:r>
+        <w:t xml:space="preserve"> dan </w:t>
+      </w:r>
+      <w:proofErr w:type="spellStart"/>
+      <w:r>
+        <w:t>Tergugat</w:t>
+      </w:r>
+      <w:proofErr w:type="spellEnd"/>
+      <w:r>
+        <w:t xml:space="preserve"> </w:t>
+      </w:r>
+      <w:proofErr w:type="spellStart"/>
+      <w:r>
+        <w:t>bertempat</w:t>
+      </w:r>
+      <w:proofErr w:type="spellEnd"/>
+      <w:r>
+        <w:t xml:space="preserve"> </w:t>
+      </w:r>
+      <w:proofErr w:type="spellStart"/>
+      <w:r>
+        <w:t>tinggal</w:t>
+      </w:r>
+      <w:proofErr w:type="spellEnd"/>
     </w:p>
     <w:p>
       <w:pPr>
@@ -2608,7 +3136,15 @@
         <w:t xml:space="preserve">(a) </w:t>
       </w:r>
       <w:r>
-        <w:t xml:space="preserve">${tempat_tinggal_a} </w:t>
+        <w:t>${</w:t>
+      </w:r>
+      <w:proofErr w:type="spellStart"/>
+      <w:r>
+        <w:t>tempat_tinggal_a</w:t>
+      </w:r>
+      <w:proofErr w:type="spellEnd"/>
+      <w:r>
+        <w:t xml:space="preserve">} </w:t>
       </w:r>
     </w:p>
     <w:p>
@@ -2620,11 +3156,16 @@
         <w:t xml:space="preserve">(b) </w:t>
       </w:r>
       <w:r>
-        <w:t>${tempat_tinggal_</w:t>
+        <w:t>${</w:t>
+      </w:r>
+      <w:proofErr w:type="spellStart"/>
+      <w:r>
+        <w:t>tempat_tinggal_</w:t>
       </w:r>
       <w:r>
         <w:t>b</w:t>
       </w:r>
+      <w:proofErr w:type="spellEnd"/>
       <w:r>
         <w:t>}</w:t>
       </w:r>
@@ -2638,11 +3179,16 @@
         <w:t xml:space="preserve">(c) </w:t>
       </w:r>
       <w:r>
-        <w:t>${tempat_tinggal_</w:t>
+        <w:t>${</w:t>
+      </w:r>
+      <w:proofErr w:type="spellStart"/>
+      <w:r>
+        <w:t>tempat_tinggal_</w:t>
       </w:r>
       <w:r>
         <w:t>c</w:t>
       </w:r>
+      <w:proofErr w:type="spellEnd"/>
       <w:r>
         <w:t>}</w:t>
       </w:r>
@@ -2659,11 +3205,16 @@
         <w:t xml:space="preserve">(d) </w:t>
       </w:r>
       <w:r>
-        <w:t>${tempat_tinggal_</w:t>
+        <w:t>${</w:t>
+      </w:r>
+      <w:proofErr w:type="spellStart"/>
+      <w:r>
+        <w:t>tempat_tinggal_</w:t>
       </w:r>
       <w:r>
         <w:t>d</w:t>
       </w:r>
+      <w:proofErr w:type="spellEnd"/>
       <w:r>
         <w:t>}</w:t>
       </w:r>
@@ -2677,6 +3228,7 @@
           <w:lang w:val="id-ID"/>
         </w:rPr>
       </w:pPr>
+      <w:proofErr w:type="spellStart"/>
       <w:r>
         <w:rPr>
           <w:rFonts w:eastAsia="SimSun"/>
@@ -2689,30 +3241,35 @@
         </w:rPr>
         <w:t>umpul</w:t>
       </w:r>
+      <w:proofErr w:type="spellEnd"/>
       <w:r>
         <w:rPr>
           <w:rFonts w:eastAsia="SimSun"/>
         </w:rPr>
         <w:t xml:space="preserve"> </w:t>
       </w:r>
+      <w:proofErr w:type="spellStart"/>
       <w:r>
         <w:rPr>
           <w:rFonts w:eastAsia="SimSun"/>
         </w:rPr>
         <w:t>baik</w:t>
       </w:r>
+      <w:proofErr w:type="spellEnd"/>
       <w:r>
         <w:rPr>
           <w:rFonts w:eastAsia="SimSun"/>
         </w:rPr>
         <w:t xml:space="preserve"> </w:t>
       </w:r>
+      <w:proofErr w:type="spellStart"/>
       <w:r>
         <w:rPr>
           <w:rFonts w:eastAsia="SimSun"/>
         </w:rPr>
         <w:t>selama</w:t>
       </w:r>
+      <w:proofErr w:type="spellEnd"/>
       <w:r>
         <w:rPr>
           <w:rFonts w:eastAsia="SimSun"/>
@@ -2778,9 +3335,11 @@
         </w:rPr>
         <w:t xml:space="preserve">dan telah </w:t>
       </w:r>
+      <w:proofErr w:type="spellStart"/>
       <w:r>
         <w:t>dikaruniai</w:t>
       </w:r>
+      <w:proofErr w:type="spellEnd"/>
       <w:r>
         <w:rPr>
           <w:rFonts w:eastAsia="SimSun"/>
@@ -3095,12 +3654,149 @@
         </w:rPr>
         <w:t xml:space="preserve"> </w:t>
       </w:r>
+      <w:proofErr w:type="spellStart"/>
       <w:r>
         <w:rPr>
           <w:rFonts w:eastAsia="SimSun"/>
           <w:lang w:val="en-US"/>
         </w:rPr>
-        <w:t>antara Penggugat dan Tergugat sering terjadi perselisihan dan pertengkaran dikarenakan Tergugat:</w:t>
+        <w:t>antara</w:t>
+      </w:r>
+      <w:proofErr w:type="spellEnd"/>
+      <w:r>
+        <w:rPr>
+          <w:rFonts w:eastAsia="SimSun"/>
+          <w:lang w:val="en-US"/>
+        </w:rPr>
+        <w:t xml:space="preserve"> </w:t>
+      </w:r>
+      <w:proofErr w:type="spellStart"/>
+      <w:r>
+        <w:rPr>
+          <w:rFonts w:eastAsia="SimSun"/>
+          <w:lang w:val="en-US"/>
+        </w:rPr>
+        <w:t>Penggugat</w:t>
+      </w:r>
+      <w:proofErr w:type="spellEnd"/>
+      <w:r>
+        <w:rPr>
+          <w:rFonts w:eastAsia="SimSun"/>
+          <w:lang w:val="en-US"/>
+        </w:rPr>
+        <w:t xml:space="preserve"> dan </w:t>
+      </w:r>
+      <w:proofErr w:type="spellStart"/>
+      <w:r>
+        <w:rPr>
+          <w:rFonts w:eastAsia="SimSun"/>
+          <w:lang w:val="en-US"/>
+        </w:rPr>
+        <w:t>Tergugat</w:t>
+      </w:r>
+      <w:proofErr w:type="spellEnd"/>
+      <w:r>
+        <w:rPr>
+          <w:rFonts w:eastAsia="SimSun"/>
+          <w:lang w:val="en-US"/>
+        </w:rPr>
+        <w:t xml:space="preserve"> </w:t>
+      </w:r>
+      <w:proofErr w:type="spellStart"/>
+      <w:r>
+        <w:rPr>
+          <w:rFonts w:eastAsia="SimSun"/>
+          <w:lang w:val="en-US"/>
+        </w:rPr>
+        <w:t>sering</w:t>
+      </w:r>
+      <w:proofErr w:type="spellEnd"/>
+      <w:r>
+        <w:rPr>
+          <w:rFonts w:eastAsia="SimSun"/>
+          <w:lang w:val="en-US"/>
+        </w:rPr>
+        <w:t xml:space="preserve"> </w:t>
+      </w:r>
+      <w:proofErr w:type="spellStart"/>
+      <w:r>
+        <w:rPr>
+          <w:rFonts w:eastAsia="SimSun"/>
+          <w:lang w:val="en-US"/>
+        </w:rPr>
+        <w:t>terjadi</w:t>
+      </w:r>
+      <w:proofErr w:type="spellEnd"/>
+      <w:r>
+        <w:rPr>
+          <w:rFonts w:eastAsia="SimSun"/>
+          <w:lang w:val="en-US"/>
+        </w:rPr>
+        <w:t xml:space="preserve"> </w:t>
+      </w:r>
+      <w:proofErr w:type="spellStart"/>
+      <w:r>
+        <w:rPr>
+          <w:rFonts w:eastAsia="SimSun"/>
+          <w:lang w:val="en-US"/>
+        </w:rPr>
+        <w:t>perselisihan</w:t>
+      </w:r>
+      <w:proofErr w:type="spellEnd"/>
+      <w:r>
+        <w:rPr>
+          <w:rFonts w:eastAsia="SimSun"/>
+          <w:lang w:val="en-US"/>
+        </w:rPr>
+        <w:t xml:space="preserve"> dan </w:t>
+      </w:r>
+      <w:proofErr w:type="spellStart"/>
+      <w:r>
+        <w:rPr>
+          <w:rFonts w:eastAsia="SimSun"/>
+          <w:lang w:val="en-US"/>
+        </w:rPr>
+        <w:t>pertengkaran</w:t>
+      </w:r>
+      <w:proofErr w:type="spellEnd"/>
+      <w:r>
+        <w:rPr>
+          <w:rFonts w:eastAsia="SimSun"/>
+          <w:lang w:val="en-US"/>
+        </w:rPr>
+        <w:t xml:space="preserve"> </w:t>
+      </w:r>
+      <w:proofErr w:type="spellStart"/>
+      <w:r>
+        <w:rPr>
+          <w:rFonts w:eastAsia="SimSun"/>
+          <w:lang w:val="en-US"/>
+        </w:rPr>
+        <w:t>dikarenakan</w:t>
+      </w:r>
+      <w:proofErr w:type="spellEnd"/>
+      <w:r>
+        <w:rPr>
+          <w:rFonts w:eastAsia="SimSun"/>
+          <w:lang w:val="en-US"/>
+        </w:rPr>
+        <w:t xml:space="preserve"> </w:t>
+      </w:r>
+      <w:proofErr w:type="spellStart"/>
+      <w:r>
+        <w:rPr>
+          <w:rFonts w:eastAsia="SimSun"/>
+          <w:lang w:val="en-US"/>
+        </w:rPr>
+        <w:t>Tergugat</w:t>
+      </w:r>
+      <w:proofErr w:type="spellEnd"/>
+      <w:r>
+        <w:rPr>
+          <w:rFonts w:eastAsia="SimSun"/>
+          <w:lang w:val="en-US"/>
+        </w:rPr>
+        <w:t>:</w:t>
       </w:r>
     </w:p>
     <w:p>
@@ -3456,9 +4152,11 @@
         </w:rPr>
         <w:t>(${</w:t>
       </w:r>
+      <w:proofErr w:type="spellStart"/>
       <w:r>
         <w:t>jenis_perpisahan_tempat_tinggal</w:t>
       </w:r>
+      <w:proofErr w:type="spellEnd"/>
       <w:r>
         <w:rPr>
           <w:rFonts w:eastAsia="SimSun"/>
@@ -3477,8 +4175,13 @@
         </w:rPr>
         <w:t>/${</w:t>
       </w:r>
-      <w:r>
-        <w:t>jenis_perpisahan_tempat_tidur}</w:t>
+      <w:proofErr w:type="spellStart"/>
+      <w:r>
+        <w:t>jenis_perpisahan_tempat_tidur</w:t>
+      </w:r>
+      <w:proofErr w:type="spellEnd"/>
+      <w:r>
+        <w:t>}</w:t>
       </w:r>
       <w:r>
         <w:rPr>
@@ -3718,15 +4421,67 @@
           <w:rFonts w:eastAsia="SimSun"/>
           <w:lang w:val="id-ID"/>
         </w:rPr>
-        <w:t>Tergugat (</w:t>
-      </w:r>
-      <w:r>
-        <w:rPr>
-          <w:rFonts w:eastAsia="SimSun"/>
-          <w:u w:val="single"/>
-          <w:lang w:val="id-ID"/>
-        </w:rPr>
-        <w:t>ada / sudah tidak ada</w:t>
+        <w:t xml:space="preserve">Tergugat </w:t>
+      </w:r>
+      <w:r>
+        <w:rPr>
+          <w:rFonts w:eastAsia="SimSun"/>
+          <w:lang w:val="id-ID"/>
+        </w:rPr>
+        <w:t>(</w:t>
+      </w:r>
+      <w:r>
+        <w:rPr>
+          <w:rFonts w:eastAsia="SimSun"/>
+          <w:lang w:val="en-US"/>
+        </w:rPr>
+        <w:t>${</w:t>
+      </w:r>
+      <w:proofErr w:type="spellStart"/>
+      <w:r>
+        <w:rPr>
+          <w:rFonts w:eastAsia="SimSun"/>
+          <w:lang w:val="en-US"/>
+        </w:rPr>
+        <w:t>upaya_merukunkan_ada</w:t>
+      </w:r>
+      <w:proofErr w:type="spellEnd"/>
+      <w:r>
+        <w:rPr>
+          <w:rFonts w:eastAsia="SimSun"/>
+          <w:lang w:val="en-US"/>
+        </w:rPr>
+        <w:t>}</w:t>
+      </w:r>
+      <w:r>
+        <w:rPr>
+          <w:rFonts w:eastAsia="SimSun"/>
+          <w:lang w:val="id-ID"/>
+        </w:rPr>
+        <w:t xml:space="preserve"> /</w:t>
+      </w:r>
+      <w:r>
+        <w:rPr>
+          <w:rFonts w:eastAsia="SimSun"/>
+          <w:lang w:val="en-US"/>
+        </w:rPr>
+        <w:t xml:space="preserve"> ${</w:t>
+      </w:r>
+      <w:proofErr w:type="spellStart"/>
+      <w:r>
+        <w:rPr>
+          <w:rFonts w:eastAsia="SimSun"/>
+          <w:lang w:val="en-US"/>
+        </w:rPr>
+        <w:t>upaya_merukunkan_tidak_ada</w:t>
+      </w:r>
+      <w:proofErr w:type="spellEnd"/>
+      <w:r>
+        <w:rPr>
+          <w:rFonts w:eastAsia="SimSun"/>
+          <w:lang w:val="en-US"/>
+        </w:rPr>
+        <w:t>}</w:t>
       </w:r>
       <w:r>
         <w:rPr>
@@ -4056,12 +4811,14 @@
           <w:lang w:eastAsia="id-ID"/>
         </w:rPr>
       </w:pPr>
+      <w:proofErr w:type="gramStart"/>
       <w:r>
         <w:rPr>
           <w:lang w:eastAsia="id-ID"/>
         </w:rPr>
         <w:t>Primer :</w:t>
       </w:r>
+      <w:proofErr w:type="gramEnd"/>
     </w:p>
     <w:p>
       <w:pPr>
@@ -4079,42 +4836,50 @@
           <w:lang w:eastAsia="id-ID"/>
         </w:rPr>
       </w:pPr>
+      <w:proofErr w:type="spellStart"/>
       <w:r>
         <w:rPr>
           <w:lang w:eastAsia="id-ID"/>
         </w:rPr>
         <w:t>Mengabulkan</w:t>
       </w:r>
+      <w:proofErr w:type="spellEnd"/>
       <w:r>
         <w:rPr>
           <w:lang w:eastAsia="id-ID"/>
         </w:rPr>
         <w:t xml:space="preserve"> </w:t>
       </w:r>
+      <w:proofErr w:type="spellStart"/>
       <w:r>
         <w:rPr>
           <w:lang w:eastAsia="id-ID"/>
         </w:rPr>
         <w:t>gugatan</w:t>
       </w:r>
+      <w:proofErr w:type="spellEnd"/>
       <w:r>
         <w:rPr>
           <w:lang w:eastAsia="id-ID"/>
         </w:rPr>
         <w:t xml:space="preserve"> </w:t>
       </w:r>
+      <w:proofErr w:type="spellStart"/>
+      <w:proofErr w:type="gramStart"/>
       <w:r>
         <w:rPr>
           <w:lang w:eastAsia="id-ID"/>
         </w:rPr>
         <w:t>Penggugat</w:t>
       </w:r>
+      <w:proofErr w:type="spellEnd"/>
       <w:r>
         <w:rPr>
           <w:lang w:val="id-ID" w:eastAsia="id-ID"/>
         </w:rPr>
         <w:t xml:space="preserve"> ;</w:t>
       </w:r>
+      <w:proofErr w:type="gramEnd"/>
     </w:p>
     <w:p>
       <w:pPr>
@@ -4132,12 +4897,14 @@
           <w:lang w:eastAsia="id-ID"/>
         </w:rPr>
       </w:pPr>
+      <w:proofErr w:type="spellStart"/>
       <w:r>
         <w:rPr>
           <w:lang w:eastAsia="id-ID"/>
         </w:rPr>
         <w:t>Menjatuhkan</w:t>
       </w:r>
+      <w:proofErr w:type="spellEnd"/>
       <w:r>
         <w:rPr>
           <w:lang w:eastAsia="id-ID"/>
@@ -4156,72 +4923,84 @@
         </w:rPr>
         <w:t xml:space="preserve"> </w:t>
       </w:r>
+      <w:proofErr w:type="spellStart"/>
       <w:r>
         <w:rPr>
           <w:lang w:eastAsia="id-ID"/>
         </w:rPr>
         <w:t>satu</w:t>
       </w:r>
+      <w:proofErr w:type="spellEnd"/>
       <w:r>
         <w:rPr>
           <w:lang w:eastAsia="id-ID"/>
         </w:rPr>
         <w:t xml:space="preserve"> </w:t>
       </w:r>
+      <w:proofErr w:type="spellStart"/>
       <w:r>
         <w:rPr>
           <w:lang w:eastAsia="id-ID"/>
         </w:rPr>
         <w:t>bain</w:t>
       </w:r>
+      <w:proofErr w:type="spellEnd"/>
       <w:r>
         <w:rPr>
           <w:lang w:eastAsia="id-ID"/>
         </w:rPr>
         <w:t xml:space="preserve"> </w:t>
       </w:r>
+      <w:proofErr w:type="spellStart"/>
       <w:r>
         <w:rPr>
           <w:lang w:eastAsia="id-ID"/>
         </w:rPr>
         <w:t>shugra</w:t>
       </w:r>
+      <w:proofErr w:type="spellEnd"/>
       <w:r>
         <w:rPr>
           <w:lang w:eastAsia="id-ID"/>
         </w:rPr>
         <w:t xml:space="preserve"> </w:t>
       </w:r>
+      <w:proofErr w:type="spellStart"/>
       <w:r>
         <w:rPr>
           <w:lang w:eastAsia="id-ID"/>
         </w:rPr>
         <w:t>Tergugat</w:t>
       </w:r>
+      <w:proofErr w:type="spellEnd"/>
       <w:r>
         <w:rPr>
           <w:lang w:eastAsia="id-ID"/>
         </w:rPr>
         <w:t xml:space="preserve"> </w:t>
       </w:r>
+      <w:proofErr w:type="spellStart"/>
       <w:r>
         <w:rPr>
           <w:lang w:eastAsia="id-ID"/>
         </w:rPr>
         <w:t>terhadap</w:t>
       </w:r>
+      <w:proofErr w:type="spellEnd"/>
       <w:r>
         <w:rPr>
           <w:lang w:eastAsia="id-ID"/>
         </w:rPr>
         <w:t xml:space="preserve"> </w:t>
       </w:r>
+      <w:proofErr w:type="spellStart"/>
       <w:r>
         <w:rPr>
           <w:lang w:eastAsia="id-ID"/>
         </w:rPr>
         <w:t>Penggugat</w:t>
       </w:r>
+      <w:proofErr w:type="spellEnd"/>
       <w:r>
         <w:rPr>
           <w:lang w:eastAsia="id-ID"/>
@@ -4245,84 +5024,98 @@
           <w:lang w:eastAsia="id-ID"/>
         </w:rPr>
       </w:pPr>
+      <w:proofErr w:type="spellStart"/>
       <w:r>
         <w:rPr>
           <w:lang w:eastAsia="id-ID"/>
         </w:rPr>
         <w:t>Mengirimkan</w:t>
       </w:r>
+      <w:proofErr w:type="spellEnd"/>
       <w:r>
         <w:rPr>
           <w:lang w:eastAsia="id-ID"/>
         </w:rPr>
         <w:t xml:space="preserve"> </w:t>
       </w:r>
+      <w:proofErr w:type="spellStart"/>
       <w:r>
         <w:rPr>
           <w:lang w:eastAsia="id-ID"/>
         </w:rPr>
         <w:t>sehelai</w:t>
       </w:r>
+      <w:proofErr w:type="spellEnd"/>
       <w:r>
         <w:rPr>
           <w:lang w:eastAsia="id-ID"/>
         </w:rPr>
         <w:t xml:space="preserve"> </w:t>
       </w:r>
+      <w:proofErr w:type="spellStart"/>
       <w:r>
         <w:rPr>
           <w:lang w:eastAsia="id-ID"/>
         </w:rPr>
         <w:t>salinan</w:t>
       </w:r>
+      <w:proofErr w:type="spellEnd"/>
       <w:r>
         <w:rPr>
           <w:lang w:eastAsia="id-ID"/>
         </w:rPr>
         <w:t xml:space="preserve"> </w:t>
       </w:r>
+      <w:proofErr w:type="spellStart"/>
       <w:r>
         <w:rPr>
           <w:lang w:eastAsia="id-ID"/>
         </w:rPr>
         <w:t>putusan</w:t>
       </w:r>
+      <w:proofErr w:type="spellEnd"/>
       <w:r>
         <w:rPr>
           <w:lang w:eastAsia="id-ID"/>
         </w:rPr>
         <w:t xml:space="preserve"> </w:t>
       </w:r>
+      <w:proofErr w:type="spellStart"/>
       <w:r>
         <w:rPr>
           <w:lang w:eastAsia="id-ID"/>
         </w:rPr>
         <w:t>kepada</w:t>
       </w:r>
+      <w:proofErr w:type="spellEnd"/>
       <w:r>
         <w:rPr>
           <w:lang w:eastAsia="id-ID"/>
         </w:rPr>
         <w:t xml:space="preserve"> </w:t>
       </w:r>
+      <w:proofErr w:type="spellStart"/>
       <w:r>
         <w:rPr>
           <w:lang w:eastAsia="id-ID"/>
         </w:rPr>
         <w:t>Pegawai</w:t>
       </w:r>
+      <w:proofErr w:type="spellEnd"/>
       <w:r>
         <w:rPr>
           <w:lang w:eastAsia="id-ID"/>
         </w:rPr>
         <w:t xml:space="preserve"> </w:t>
       </w:r>
+      <w:proofErr w:type="spellStart"/>
       <w:r>
         <w:rPr>
           <w:lang w:eastAsia="id-ID"/>
         </w:rPr>
         <w:t>Pencatat</w:t>
       </w:r>
+      <w:proofErr w:type="spellEnd"/>
       <w:r>
         <w:rPr>
           <w:lang w:eastAsia="id-ID"/>
@@ -4359,24 +5152,28 @@
         </w:rPr>
         <w:t xml:space="preserve"> </w:t>
       </w:r>
+      <w:proofErr w:type="spellStart"/>
       <w:r>
         <w:rPr>
           <w:lang w:eastAsia="id-ID"/>
         </w:rPr>
         <w:t>Pegawai</w:t>
       </w:r>
+      <w:proofErr w:type="spellEnd"/>
       <w:r>
         <w:rPr>
           <w:lang w:eastAsia="id-ID"/>
         </w:rPr>
         <w:t xml:space="preserve"> </w:t>
       </w:r>
+      <w:proofErr w:type="spellStart"/>
       <w:r>
         <w:rPr>
           <w:lang w:eastAsia="id-ID"/>
         </w:rPr>
         <w:t>Pencatat</w:t>
       </w:r>
+      <w:proofErr w:type="spellEnd"/>
       <w:r>
         <w:rPr>
           <w:lang w:eastAsia="id-ID"/>
@@ -4387,56 +5184,72 @@
         <w:rPr>
           <w:lang w:eastAsia="id-ID"/>
         </w:rPr>
-        <w:t>Nikah KUA Kecamatan</w:t>
-      </w:r>
+        <w:t xml:space="preserve">Nikah KUA </w:t>
+      </w:r>
+      <w:proofErr w:type="spellStart"/>
+      <w:r>
+        <w:rPr>
+          <w:lang w:eastAsia="id-ID"/>
+        </w:rPr>
+        <w:t>Kecamatan</w:t>
+      </w:r>
+      <w:proofErr w:type="spellEnd"/>
       <w:r>
         <w:rPr>
           <w:lang w:val="id-ID" w:eastAsia="id-ID"/>
         </w:rPr>
         <w:t xml:space="preserve">- </w:t>
       </w:r>
+      <w:proofErr w:type="spellStart"/>
       <w:r>
         <w:rPr>
           <w:lang w:eastAsia="id-ID"/>
         </w:rPr>
         <w:t>Kabupaten</w:t>
       </w:r>
+      <w:proofErr w:type="spellEnd"/>
       <w:r>
         <w:rPr>
           <w:lang w:val="id-ID" w:eastAsia="id-ID"/>
         </w:rPr>
         <w:t>-</w:t>
       </w:r>
+      <w:proofErr w:type="spellStart"/>
       <w:r>
         <w:rPr>
           <w:lang w:eastAsia="id-ID"/>
         </w:rPr>
         <w:t>serta</w:t>
       </w:r>
+      <w:proofErr w:type="spellEnd"/>
       <w:r>
         <w:rPr>
           <w:lang w:eastAsia="id-ID"/>
         </w:rPr>
         <w:t xml:space="preserve"> </w:t>
       </w:r>
+      <w:proofErr w:type="spellStart"/>
       <w:r>
         <w:rPr>
           <w:lang w:eastAsia="id-ID"/>
         </w:rPr>
         <w:t>Pegawai</w:t>
       </w:r>
+      <w:proofErr w:type="spellEnd"/>
       <w:r>
         <w:rPr>
           <w:lang w:eastAsia="id-ID"/>
         </w:rPr>
         <w:t xml:space="preserve"> </w:t>
       </w:r>
+      <w:proofErr w:type="spellStart"/>
       <w:r>
         <w:rPr>
           <w:lang w:eastAsia="id-ID"/>
         </w:rPr>
         <w:t>Pencatat</w:t>
       </w:r>
+      <w:proofErr w:type="spellEnd"/>
       <w:r>
         <w:rPr>
           <w:lang w:eastAsia="id-ID"/>
@@ -4447,8 +5260,16 @@
         <w:rPr>
           <w:lang w:eastAsia="id-ID"/>
         </w:rPr>
-        <w:t>Nikah KUA Kecamatan</w:t>
-      </w:r>
+        <w:t xml:space="preserve">Nikah KUA </w:t>
+      </w:r>
+      <w:proofErr w:type="spellStart"/>
+      <w:r>
+        <w:rPr>
+          <w:lang w:eastAsia="id-ID"/>
+        </w:rPr>
+        <w:t>Kecamatan</w:t>
+      </w:r>
+      <w:proofErr w:type="spellEnd"/>
       <w:r>
         <w:rPr>
           <w:lang w:eastAsia="id-ID"/>
@@ -4461,12 +5282,14 @@
         </w:rPr>
         <w:t xml:space="preserve">- </w:t>
       </w:r>
+      <w:proofErr w:type="spellStart"/>
       <w:r>
         <w:rPr>
           <w:lang w:eastAsia="id-ID"/>
         </w:rPr>
         <w:t>Kabupaten</w:t>
       </w:r>
+      <w:proofErr w:type="spellEnd"/>
       <w:r>
         <w:rPr>
           <w:lang w:eastAsia="id-ID"/>
@@ -4496,95 +5319,117 @@
           <w:lang w:eastAsia="id-ID"/>
         </w:rPr>
       </w:pPr>
+      <w:proofErr w:type="spellStart"/>
       <w:r>
         <w:rPr>
           <w:lang w:eastAsia="id-ID"/>
         </w:rPr>
         <w:t>Membebankan</w:t>
       </w:r>
+      <w:proofErr w:type="spellEnd"/>
       <w:r>
         <w:rPr>
           <w:lang w:eastAsia="id-ID"/>
         </w:rPr>
         <w:t xml:space="preserve"> </w:t>
       </w:r>
+      <w:proofErr w:type="spellStart"/>
       <w:r>
         <w:rPr>
           <w:lang w:eastAsia="id-ID"/>
         </w:rPr>
         <w:t>kepada</w:t>
       </w:r>
+      <w:proofErr w:type="spellEnd"/>
       <w:r>
         <w:rPr>
           <w:lang w:eastAsia="id-ID"/>
         </w:rPr>
         <w:t xml:space="preserve"> </w:t>
       </w:r>
+      <w:proofErr w:type="spellStart"/>
       <w:r>
         <w:rPr>
           <w:lang w:eastAsia="id-ID"/>
         </w:rPr>
         <w:t>Penggugat</w:t>
       </w:r>
+      <w:proofErr w:type="spellEnd"/>
       <w:r>
         <w:rPr>
           <w:lang w:eastAsia="id-ID"/>
         </w:rPr>
         <w:t xml:space="preserve"> </w:t>
       </w:r>
+      <w:proofErr w:type="spellStart"/>
       <w:r>
         <w:rPr>
           <w:lang w:eastAsia="id-ID"/>
         </w:rPr>
         <w:t>untuk</w:t>
       </w:r>
+      <w:proofErr w:type="spellEnd"/>
       <w:r>
         <w:rPr>
           <w:lang w:eastAsia="id-ID"/>
         </w:rPr>
         <w:t xml:space="preserve"> </w:t>
       </w:r>
+      <w:proofErr w:type="spellStart"/>
       <w:r>
         <w:rPr>
           <w:lang w:eastAsia="id-ID"/>
         </w:rPr>
         <w:t>membayar</w:t>
       </w:r>
+      <w:proofErr w:type="spellEnd"/>
       <w:r>
         <w:rPr>
           <w:lang w:eastAsia="id-ID"/>
         </w:rPr>
         <w:t xml:space="preserve"> </w:t>
       </w:r>
+      <w:proofErr w:type="spellStart"/>
       <w:r>
         <w:rPr>
           <w:lang w:eastAsia="id-ID"/>
         </w:rPr>
         <w:t>biaya</w:t>
       </w:r>
+      <w:proofErr w:type="spellEnd"/>
       <w:r>
         <w:rPr>
           <w:lang w:eastAsia="id-ID"/>
         </w:rPr>
         <w:t xml:space="preserve"> </w:t>
       </w:r>
+      <w:proofErr w:type="spellStart"/>
       <w:r>
         <w:rPr>
           <w:lang w:eastAsia="id-ID"/>
         </w:rPr>
         <w:t>menurut</w:t>
       </w:r>
+      <w:proofErr w:type="spellEnd"/>
       <w:r>
         <w:rPr>
           <w:lang w:eastAsia="id-ID"/>
         </w:rPr>
         <w:t xml:space="preserve"> </w:t>
       </w:r>
-      <w:r>
-        <w:rPr>
-          <w:lang w:eastAsia="id-ID"/>
-        </w:rPr>
-        <w:t>hukum;</w:t>
+      <w:proofErr w:type="spellStart"/>
+      <w:r>
+        <w:rPr>
+          <w:lang w:eastAsia="id-ID"/>
+        </w:rPr>
+        <w:t>hukum</w:t>
+      </w:r>
+      <w:proofErr w:type="spellEnd"/>
+      <w:r>
+        <w:rPr>
+          <w:lang w:eastAsia="id-ID"/>
+        </w:rPr>
+        <w:t>;</w:t>
       </w:r>
     </w:p>
     <w:p>
@@ -4599,12 +5444,14 @@
           <w:lang w:eastAsia="id-ID"/>
         </w:rPr>
       </w:pPr>
+      <w:proofErr w:type="gramStart"/>
       <w:r>
         <w:rPr>
           <w:lang w:eastAsia="id-ID"/>
         </w:rPr>
         <w:t>Subsider :</w:t>
       </w:r>
+      <w:proofErr w:type="gramEnd"/>
     </w:p>
     <w:p>
       <w:pPr>
@@ -4618,60 +5465,98 @@
           <w:lang w:val="en-US"/>
         </w:rPr>
       </w:pPr>
+      <w:proofErr w:type="spellStart"/>
       <w:r>
         <w:rPr>
           <w:lang w:eastAsia="id-ID"/>
         </w:rPr>
         <w:t>Apabila</w:t>
       </w:r>
+      <w:proofErr w:type="spellEnd"/>
       <w:r>
         <w:rPr>
           <w:lang w:eastAsia="id-ID"/>
         </w:rPr>
         <w:t xml:space="preserve"> </w:t>
       </w:r>
+      <w:proofErr w:type="spellStart"/>
       <w:r>
         <w:rPr>
           <w:lang w:eastAsia="id-ID"/>
         </w:rPr>
         <w:t>majelis</w:t>
       </w:r>
+      <w:proofErr w:type="spellEnd"/>
       <w:r>
         <w:rPr>
           <w:lang w:eastAsia="id-ID"/>
         </w:rPr>
         <w:t xml:space="preserve"> </w:t>
       </w:r>
+      <w:proofErr w:type="spellStart"/>
       <w:r>
         <w:rPr>
           <w:lang w:eastAsia="id-ID"/>
         </w:rPr>
         <w:t>berpendapat</w:t>
       </w:r>
+      <w:proofErr w:type="spellEnd"/>
       <w:r>
         <w:rPr>
           <w:lang w:eastAsia="id-ID"/>
         </w:rPr>
         <w:t xml:space="preserve"> </w:t>
       </w:r>
-      <w:r>
-        <w:rPr>
-          <w:lang w:eastAsia="id-ID"/>
-        </w:rPr>
-        <w:t>lain, mohon</w:t>
-      </w:r>
+      <w:proofErr w:type="spellStart"/>
+      <w:r>
+        <w:rPr>
+          <w:lang w:eastAsia="id-ID"/>
+        </w:rPr>
+        <w:t>lain</w:t>
+      </w:r>
+      <w:proofErr w:type="spellEnd"/>
+      <w:r>
+        <w:rPr>
+          <w:lang w:eastAsia="id-ID"/>
+        </w:rPr>
+        <w:t xml:space="preserve">, </w:t>
+      </w:r>
+      <w:proofErr w:type="spellStart"/>
+      <w:r>
+        <w:rPr>
+          <w:lang w:eastAsia="id-ID"/>
+        </w:rPr>
+        <w:t>mohon</w:t>
+      </w:r>
+      <w:proofErr w:type="spellEnd"/>
       <w:r>
         <w:rPr>
           <w:lang w:eastAsia="id-ID"/>
         </w:rPr>
         <w:t xml:space="preserve"> </w:t>
       </w:r>
-      <w:r>
-        <w:rPr>
-          <w:lang w:eastAsia="id-ID"/>
-        </w:rPr>
-        <w:t>putusan yang seadil-adilnya</w:t>
-      </w:r>
+      <w:proofErr w:type="spellStart"/>
+      <w:r>
+        <w:rPr>
+          <w:lang w:eastAsia="id-ID"/>
+        </w:rPr>
+        <w:t>putusan</w:t>
+      </w:r>
+      <w:proofErr w:type="spellEnd"/>
+      <w:r>
+        <w:rPr>
+          <w:lang w:eastAsia="id-ID"/>
+        </w:rPr>
+        <w:t xml:space="preserve"> yang </w:t>
+      </w:r>
+      <w:proofErr w:type="spellStart"/>
+      <w:r>
+        <w:rPr>
+          <w:lang w:eastAsia="id-ID"/>
+        </w:rPr>
+        <w:t>seadil-adilnya</w:t>
+      </w:r>
+      <w:proofErr w:type="spellEnd"/>
     </w:p>
     <w:p>
       <w:pPr>
@@ -4720,11 +5605,33 @@
         </w:rPr>
         <w:tab/>
       </w:r>
-      <w:r>
-        <w:rPr>
-          <w:lang w:eastAsia="id-ID"/>
-        </w:rPr>
-        <w:t>Wassalamu’alaikum. Wr. Wb.</w:t>
+      <w:proofErr w:type="spellStart"/>
+      <w:r>
+        <w:rPr>
+          <w:lang w:eastAsia="id-ID"/>
+        </w:rPr>
+        <w:t>Wassalamu’alaikum</w:t>
+      </w:r>
+      <w:proofErr w:type="spellEnd"/>
+      <w:r>
+        <w:rPr>
+          <w:lang w:eastAsia="id-ID"/>
+        </w:rPr>
+        <w:t xml:space="preserve">. </w:t>
+      </w:r>
+      <w:proofErr w:type="spellStart"/>
+      <w:r>
+        <w:rPr>
+          <w:lang w:eastAsia="id-ID"/>
+        </w:rPr>
+        <w:t>Wr</w:t>
+      </w:r>
+      <w:proofErr w:type="spellEnd"/>
+      <w:r>
+        <w:rPr>
+          <w:lang w:eastAsia="id-ID"/>
+        </w:rPr>
+        <w:t>. Wb.</w:t>
       </w:r>
     </w:p>
     <w:p>
@@ -4896,7 +5803,31 @@
           <w:szCs w:val="22"/>
           <w:lang w:val="en-US"/>
         </w:rPr>
-        <w:t>${nama_penggugat}</w:t>
+        <w:t>${</w:t>
+      </w:r>
+      <w:proofErr w:type="spellStart"/>
+      <w:r>
+        <w:rPr>
+          <w:rFonts w:eastAsia="SimSun"/>
+          <w:b/>
+          <w:bCs/>
+          <w:sz w:val="22"/>
+          <w:szCs w:val="22"/>
+          <w:lang w:val="en-US"/>
+        </w:rPr>
+        <w:t>nama_penggugat</w:t>
+      </w:r>
+      <w:proofErr w:type="spellEnd"/>
+      <w:r>
+        <w:rPr>
+          <w:rFonts w:eastAsia="SimSun"/>
+          <w:b/>
+          <w:bCs/>
+          <w:sz w:val="22"/>
+          <w:szCs w:val="22"/>
+          <w:lang w:val="en-US"/>
+        </w:rPr>
+        <w:t>}</w:t>
       </w:r>
       <w:r>
         <w:rPr>
